--- a/Guia_API_REST.docx
+++ b/Guia_API_REST.docx
@@ -60,8 +60,6 @@
         </w:rPr>
         <w:t>PHP Flight Framework  ·  PostgreSQL  ·  JWT Dual Token</w:t>
       </w:r>
-    </w:p>
-    <w:p>
       <w:r>
         <w:br w:type="page"/>
       </w:r>
@@ -103,10 +101,7 @@
         <w:t>plantilla lista para usar</w:t>
       </w:r>
       <w:r>
-        <w:t xml:space="preserve"> en proyectos reales. </w:t>
-      </w:r>
-      <w:r>
-        <w:t>No es un ejemplo de tres rutas que se cae en cuanto lo tocas; es una base funcional que ya resuelve los problemas que todo backend termina enfrentando.</w:t>
+        <w:t xml:space="preserve"> en proyectos reales. No es un ejemplo de tres rutas que se cae en cuanto lo tocas; es una base funcional que ya resuelve los problemas que todo backend termina enfrentando.</w:t>
       </w:r>
     </w:p>
     <w:p>
@@ -139,10 +134,7 @@
         <w:t>PostgreSQL</w:t>
       </w:r>
       <w:r>
-        <w:t xml:space="preserve"> como motor de base de </w:t>
-      </w:r>
-      <w:r>
-        <w:t xml:space="preserve">datos y </w:t>
+        <w:t xml:space="preserve"> como motor de base de datos y </w:t>
       </w:r>
       <w:r>
         <w:rPr>
@@ -181,12 +173,6 @@
         <w:gridCol w:w="9100"/>
       </w:tblGrid>
       <w:tr>
-        <w:tblPrEx>
-          <w:tblCellMar>
-            <w:top w:w="0" w:type="dxa"/>
-            <w:bottom w:w="0" w:type="dxa"/>
-          </w:tblCellMar>
-        </w:tblPrEx>
         <w:tc>
           <w:tcPr>
             <w:tcW w:w="9100" w:type="dxa"/>
@@ -211,26 +197,12 @@
                 <w:bCs/>
                 <w:color w:val="FFFFFF"/>
               </w:rPr>
-              <w:t>Lo que ya viene resuel</w:t>
-            </w:r>
-            <w:r>
-              <w:rPr>
-                <w:b/>
-                <w:bCs/>
-                <w:color w:val="FFFFFF"/>
-              </w:rPr>
-              <w:t>to en esta plantilla</w:t>
-            </w:r>
-          </w:p>
-        </w:tc>
-      </w:tr>
-      <w:tr>
-        <w:tblPrEx>
-          <w:tblCellMar>
-            <w:top w:w="0" w:type="dxa"/>
-            <w:bottom w:w="0" w:type="dxa"/>
-          </w:tblCellMar>
-        </w:tblPrEx>
+              <w:t>Lo que ya viene resuelto en esta plantilla</w:t>
+            </w:r>
+          </w:p>
+        </w:tc>
+      </w:tr>
+      <w:tr>
         <w:tc>
           <w:tcPr>
             <w:tcW w:w="9100" w:type="dxa"/>
@@ -256,12 +228,6 @@
         </w:tc>
       </w:tr>
       <w:tr>
-        <w:tblPrEx>
-          <w:tblCellMar>
-            <w:top w:w="0" w:type="dxa"/>
-            <w:bottom w:w="0" w:type="dxa"/>
-          </w:tblCellMar>
-        </w:tblPrEx>
         <w:tc>
           <w:tcPr>
             <w:tcW w:w="9100" w:type="dxa"/>
@@ -287,12 +253,6 @@
         </w:tc>
       </w:tr>
       <w:tr>
-        <w:tblPrEx>
-          <w:tblCellMar>
-            <w:top w:w="0" w:type="dxa"/>
-            <w:bottom w:w="0" w:type="dxa"/>
-          </w:tblCellMar>
-        </w:tblPrEx>
         <w:tc>
           <w:tcPr>
             <w:tcW w:w="9100" w:type="dxa"/>
@@ -318,12 +278,6 @@
         </w:tc>
       </w:tr>
       <w:tr>
-        <w:tblPrEx>
-          <w:tblCellMar>
-            <w:top w:w="0" w:type="dxa"/>
-            <w:bottom w:w="0" w:type="dxa"/>
-          </w:tblCellMar>
-        </w:tblPrEx>
         <w:tc>
           <w:tcPr>
             <w:tcW w:w="9100" w:type="dxa"/>
@@ -349,12 +303,6 @@
         </w:tc>
       </w:tr>
       <w:tr>
-        <w:tblPrEx>
-          <w:tblCellMar>
-            <w:top w:w="0" w:type="dxa"/>
-            <w:bottom w:w="0" w:type="dxa"/>
-          </w:tblCellMar>
-        </w:tblPrEx>
         <w:tc>
           <w:tcPr>
             <w:tcW w:w="9100" w:type="dxa"/>
@@ -380,12 +328,6 @@
         </w:tc>
       </w:tr>
       <w:tr>
-        <w:tblPrEx>
-          <w:tblCellMar>
-            <w:top w:w="0" w:type="dxa"/>
-            <w:bottom w:w="0" w:type="dxa"/>
-          </w:tblCellMar>
-        </w:tblPrEx>
         <w:tc>
           <w:tcPr>
             <w:tcW w:w="9100" w:type="dxa"/>
@@ -411,12 +353,6 @@
         </w:tc>
       </w:tr>
       <w:tr>
-        <w:tblPrEx>
-          <w:tblCellMar>
-            <w:top w:w="0" w:type="dxa"/>
-            <w:bottom w:w="0" w:type="dxa"/>
-          </w:tblCellMar>
-        </w:tblPrEx>
         <w:tc>
           <w:tcPr>
             <w:tcW w:w="9100" w:type="dxa"/>
@@ -436,10 +372,7 @@
           </w:tcPr>
           <w:p>
             <w:r>
-              <w:t xml:space="preserve">Separación clara de capas: </w:t>
-            </w:r>
-            <w:r>
-              <w:t>Routes → Middleware → Controller → Model.</w:t>
+              <w:t>Separación clara de capas: Routes → Middleware → Controller → Model.</w:t>
             </w:r>
           </w:p>
         </w:tc>
@@ -467,10 +400,7 @@
         <w:t>.env</w:t>
       </w:r>
       <w:r>
-        <w:t xml:space="preserve"> con las credenciales de tu base de datos e importar el esquema SQL. En menos de diez minutos puedes </w:t>
-      </w:r>
-      <w:r>
-        <w:t>tener la API corriendo con usuarios, roles y autenticación funcionando.</w:t>
+        <w:t xml:space="preserve"> con las credenciales de tu base de datos e importar el esquema SQL. En menos de diez minutos puedes tener la API corriendo con usuarios, roles y autenticación funcionando.</w:t>
       </w:r>
     </w:p>
     <w:p>
@@ -495,13 +425,7 @@
         <w:spacing w:before="80" w:after="80"/>
       </w:pPr>
       <w:r>
-        <w:t>REST (Representational State Transfer) es un estilo arquitectónico, no un estándar técnico. Roy Fielding lo describió en su tesis docto</w:t>
-      </w:r>
-      <w:r>
-        <w:t>ral del año 2000 como un conjunto de restricciones que, cuando se cumplen, producen sistemas web escalables, independientes de la tecnología del cliente y fáciles de mantener. La confusión frecuente es pensar que REST es simplemente "usar HTTP con JSON". N</w:t>
-      </w:r>
-      <w:r>
-        <w:t>o lo es.</w:t>
+        <w:t>REST (Representational State Transfer) es un estilo arquitectónico, no un estándar técnico. Roy Fielding lo describió en su tesis doctoral del año 2000 como un conjunto de restricciones que, cuando se cumplen, producen sistemas web escalables, independientes de la tecnología del cliente y fáciles de mantener. La confusión frecuente es pensar que REST es simplemente "usar HTTP con JSON". No lo es.</w:t>
       </w:r>
     </w:p>
     <w:p>
@@ -530,10 +454,7 @@
         <w:spacing w:before="80" w:after="80"/>
       </w:pPr>
       <w:r>
-        <w:t>El cliente y el servidor son independientes entre sí. El cliente no sabe cómo está implementado el servidor, y el servidor no sabe nada sobre la interfaz del cliente. Esta separación permite que evolucionen de forma independiente sin romper el contrato ent</w:t>
-      </w:r>
-      <w:r>
-        <w:t>re ellos.</w:t>
+        <w:t>El cliente y el servidor son independientes entre sí. El cliente no sabe cómo está implementado el servidor, y el servidor no sabe nada sobre la interfaz del cliente. Esta separación permite que evolucionen de forma independiente sin romper el contrato entre ellos.</w:t>
       </w:r>
     </w:p>
     <w:p>
@@ -558,16 +479,7 @@
           <w:sz w:val="18"/>
           <w:szCs w:val="18"/>
         </w:rPr>
-        <w:t>access_tok</w:t>
-      </w:r>
-      <w:r>
-        <w:rPr>
-          <w:rFonts w:ascii="Courier New" w:eastAsia="Courier New" w:hAnsi="Courier New" w:cs="Courier New"/>
-          <w:color w:val="C0392B"/>
-          <w:sz w:val="18"/>
-          <w:szCs w:val="18"/>
-        </w:rPr>
-        <w:t>en</w:t>
+        <w:t>access_token</w:t>
       </w:r>
       <w:r>
         <w:t xml:space="preserve"> lleva embebido el ID del usuario, sus roles y la fecha de expiración. El servidor no necesita consultar ninguna tabla de sesiones activas para saber quién está haciendo una petición.</w:t>
@@ -586,10 +498,7 @@
         <w:spacing w:before="80" w:after="80"/>
       </w:pPr>
       <w:r>
-        <w:t>Las respuestas deben indicar si pueden ser almacenadas en ca</w:t>
-      </w:r>
-      <w:r>
-        <w:t>ché o no. Esto reduce la carga en el servidor y mejora el rendimiento del cliente. En REST, los métodos GET sobre recursos estáticos son candidatos naturales al cacheo; las operaciones de escritura (POST, PUT, DELETE) no lo son.</w:t>
+        <w:t>Las respuestas deben indicar si pueden ser almacenadas en caché o no. Esto reduce la carga en el servidor y mejora el rendimiento del cliente. En REST, los métodos GET sobre recursos estáticos son candidatos naturales al cacheo; las operaciones de escritura (POST, PUT, DELETE) no lo son.</w:t>
       </w:r>
     </w:p>
     <w:p>
@@ -597,10 +506,7 @@
         <w:pStyle w:val="Ttulo3"/>
       </w:pPr>
       <w:r>
-        <w:t>Sistema de Capas (Layered S</w:t>
-      </w:r>
-      <w:r>
-        <w:t>ystem)</w:t>
+        <w:t>Sistema de Capas (Layered System)</w:t>
       </w:r>
     </w:p>
     <w:p>
@@ -624,13 +530,7 @@
         <w:spacing w:before="80" w:after="80"/>
       </w:pPr>
       <w:r>
-        <w:t>Esta es la restricción m</w:t>
-      </w:r>
-      <w:r>
-        <w:t>ás visible en el día a día. Hay cuatro sub-principios: identificar recursos mediante URIs, manipularlos a través de sus representaciones, mensajes auto-descriptivos y, el más ignorado en la práctica, HATEOAS (incluir en las respuestas hipervínculos a las a</w:t>
-      </w:r>
-      <w:r>
-        <w:t>cciones disponibles sobre ese recurso). Esta API implementa los primeros tres de forma estricta.</w:t>
+        <w:t>Esta es la restricción más visible en el día a día. Hay cuatro sub-principios: identificar recursos mediante URIs, manipularlos a través de sus representaciones, mensajes auto-descriptivos y, el más ignorado en la práctica, HATEOAS (incluir en las respuestas hipervínculos a las acciones disponibles sobre ese recurso). Esta API implementa los primeros tres de forma estricta.</w:t>
       </w:r>
     </w:p>
     <w:p>
@@ -646,10 +546,7 @@
         <w:spacing w:before="80" w:after="80"/>
       </w:pPr>
       <w:r>
-        <w:t>El servidor puede extender la funcionalidad del cliente enviando código ejecutable (por ejemplo, JavaScript). Es el único princi</w:t>
-      </w:r>
-      <w:r>
-        <w:t>pio opcional de REST y rara vez aplica en APIs backend.</w:t>
+        <w:t>El servidor puede extender la funcionalidad del cliente enviando código ejecutable (por ejemplo, JavaScript). Es el único principio opcional de REST y rara vez aplica en APIs backend.</w:t>
       </w:r>
     </w:p>
     <w:p>
@@ -700,12 +597,6 @@
         <w:gridCol w:w="9100"/>
       </w:tblGrid>
       <w:tr>
-        <w:tblPrEx>
-          <w:tblCellMar>
-            <w:top w:w="0" w:type="dxa"/>
-            <w:bottom w:w="0" w:type="dxa"/>
-          </w:tblCellMar>
-        </w:tblPrEx>
         <w:tc>
           <w:tcPr>
             <w:tcW w:w="9100" w:type="dxa"/>
@@ -730,26 +621,12 @@
                 <w:bCs/>
                 <w:color w:val="FFFFFF"/>
               </w:rPr>
-              <w:t>Reglas para el</w:t>
-            </w:r>
-            <w:r>
-              <w:rPr>
-                <w:b/>
-                <w:bCs/>
-                <w:color w:val="FFFFFF"/>
-              </w:rPr>
-              <w:t xml:space="preserve"> diseño de URIs</w:t>
-            </w:r>
-          </w:p>
-        </w:tc>
-      </w:tr>
-      <w:tr>
-        <w:tblPrEx>
-          <w:tblCellMar>
-            <w:top w:w="0" w:type="dxa"/>
-            <w:bottom w:w="0" w:type="dxa"/>
-          </w:tblCellMar>
-        </w:tblPrEx>
+              <w:t>Reglas para el diseño de URIs</w:t>
+            </w:r>
+          </w:p>
+        </w:tc>
+      </w:tr>
+      <w:tr>
         <w:tc>
           <w:tcPr>
             <w:tcW w:w="9100" w:type="dxa"/>
@@ -775,12 +652,6 @@
         </w:tc>
       </w:tr>
       <w:tr>
-        <w:tblPrEx>
-          <w:tblCellMar>
-            <w:top w:w="0" w:type="dxa"/>
-            <w:bottom w:w="0" w:type="dxa"/>
-          </w:tblCellMar>
-        </w:tblPrEx>
         <w:tc>
           <w:tcPr>
             <w:tcW w:w="9100" w:type="dxa"/>
@@ -806,12 +677,6 @@
         </w:tc>
       </w:tr>
       <w:tr>
-        <w:tblPrEx>
-          <w:tblCellMar>
-            <w:top w:w="0" w:type="dxa"/>
-            <w:bottom w:w="0" w:type="dxa"/>
-          </w:tblCellMar>
-        </w:tblPrEx>
         <w:tc>
           <w:tcPr>
             <w:tcW w:w="9100" w:type="dxa"/>
@@ -837,12 +702,6 @@
         </w:tc>
       </w:tr>
       <w:tr>
-        <w:tblPrEx>
-          <w:tblCellMar>
-            <w:top w:w="0" w:type="dxa"/>
-            <w:bottom w:w="0" w:type="dxa"/>
-          </w:tblCellMar>
-        </w:tblPrEx>
         <w:tc>
           <w:tcPr>
             <w:tcW w:w="9100" w:type="dxa"/>
@@ -868,12 +727,6 @@
         </w:tc>
       </w:tr>
       <w:tr>
-        <w:tblPrEx>
-          <w:tblCellMar>
-            <w:top w:w="0" w:type="dxa"/>
-            <w:bottom w:w="0" w:type="dxa"/>
-          </w:tblCellMar>
-        </w:tblPrEx>
         <w:tc>
           <w:tcPr>
             <w:tcW w:w="9100" w:type="dxa"/>
@@ -899,12 +752,6 @@
         </w:tc>
       </w:tr>
       <w:tr>
-        <w:tblPrEx>
-          <w:tblCellMar>
-            <w:top w:w="0" w:type="dxa"/>
-            <w:bottom w:w="0" w:type="dxa"/>
-          </w:tblCellMar>
-        </w:tblPrEx>
         <w:tc>
           <w:tcPr>
             <w:tcW w:w="9100" w:type="dxa"/>
@@ -930,12 +777,6 @@
         </w:tc>
       </w:tr>
       <w:tr>
-        <w:tblPrEx>
-          <w:tblCellMar>
-            <w:top w:w="0" w:type="dxa"/>
-            <w:bottom w:w="0" w:type="dxa"/>
-          </w:tblCellMar>
-        </w:tblPrEx>
         <w:tc>
           <w:tcPr>
             <w:tcW w:w="9100" w:type="dxa"/>
@@ -955,10 +796,7 @@
           </w:tcPr>
           <w:p>
             <w:r>
-              <w:t>No uses extensiones de archivo e</w:t>
-            </w:r>
-            <w:r>
-              <w:t>n las rutas (.json, .xml). El formato se negocia con el header Accept.</w:t>
+              <w:t>No uses extensiones de archivo en las rutas (.json, .xml). El formato se negocia con el header Accept.</w:t>
             </w:r>
           </w:p>
         </w:tc>
@@ -982,10 +820,7 @@
         <w:spacing w:before="80" w:after="80"/>
       </w:pPr>
       <w:r>
-        <w:t>El método HTTP no es decorativo; define la semántica de la operación. Usar GET para modificar datos o DELETE para obtener información es té</w:t>
-      </w:r>
-      <w:r>
-        <w:t>cnicamente incorrecto aunque funcione.</w:t>
+        <w:t>El método HTTP no es decorativo; define la semántica de la operación. Usar GET para modificar datos o DELETE para obtener información es técnicamente incorrecto aunque funcione.</w:t>
       </w:r>
     </w:p>
     <w:p>
@@ -1017,12 +852,6 @@
         <w:gridCol w:w="3181"/>
       </w:tblGrid>
       <w:tr>
-        <w:tblPrEx>
-          <w:tblCellMar>
-            <w:top w:w="0" w:type="dxa"/>
-            <w:bottom w:w="0" w:type="dxa"/>
-          </w:tblCellMar>
-        </w:tblPrEx>
         <w:tc>
           <w:tcPr>
             <w:tcW w:w="900" w:type="dxa"/>
@@ -1145,12 +974,6 @@
         </w:tc>
       </w:tr>
       <w:tr>
-        <w:tblPrEx>
-          <w:tblCellMar>
-            <w:top w:w="0" w:type="dxa"/>
-            <w:bottom w:w="0" w:type="dxa"/>
-          </w:tblCellMar>
-        </w:tblPrEx>
         <w:tc>
           <w:tcPr>
             <w:tcW w:w="900" w:type="dxa"/>
@@ -1264,12 +1087,6 @@
         </w:tc>
       </w:tr>
       <w:tr>
-        <w:tblPrEx>
-          <w:tblCellMar>
-            <w:top w:w="0" w:type="dxa"/>
-            <w:bottom w:w="0" w:type="dxa"/>
-          </w:tblCellMar>
-        </w:tblPrEx>
         <w:tc>
           <w:tcPr>
             <w:tcW w:w="900" w:type="dxa"/>
@@ -1383,12 +1200,6 @@
         </w:tc>
       </w:tr>
       <w:tr>
-        <w:tblPrEx>
-          <w:tblCellMar>
-            <w:top w:w="0" w:type="dxa"/>
-            <w:bottom w:w="0" w:type="dxa"/>
-          </w:tblCellMar>
-        </w:tblPrEx>
         <w:tc>
           <w:tcPr>
             <w:tcW w:w="900" w:type="dxa"/>
@@ -1502,12 +1313,6 @@
         </w:tc>
       </w:tr>
       <w:tr>
-        <w:tblPrEx>
-          <w:tblCellMar>
-            <w:top w:w="0" w:type="dxa"/>
-            <w:bottom w:w="0" w:type="dxa"/>
-          </w:tblCellMar>
-        </w:tblPrEx>
         <w:tc>
           <w:tcPr>
             <w:tcW w:w="900" w:type="dxa"/>
@@ -1621,12 +1426,6 @@
         </w:tc>
       </w:tr>
       <w:tr>
-        <w:tblPrEx>
-          <w:tblCellMar>
-            <w:top w:w="0" w:type="dxa"/>
-            <w:bottom w:w="0" w:type="dxa"/>
-          </w:tblCellMar>
-        </w:tblPrEx>
         <w:tc>
           <w:tcPr>
             <w:tcW w:w="900" w:type="dxa"/>
@@ -1762,10 +1561,7 @@
         <w:spacing w:before="80" w:after="80"/>
       </w:pPr>
       <w:r>
-        <w:t>La organización de archivos sigue un patrón MVC (Model-View-Controller) adaptado al contexto de una API, donde la "vista" no existe como tal porque la respuesta siempre es JSON. Cada carpeta tiene una responsab</w:t>
-      </w:r>
-      <w:r>
-        <w:t>ilidad específica y solo debe contener código de esa capa.</w:t>
+        <w:t>La organización de archivos sigue un patrón MVC (Model-View-Controller) adaptado al contexto de una API, donde la "vista" no existe como tal porque la respuesta siempre es JSON. Cada carpeta tiene una responsabilidad específica y solo debe contener código de esa capa.</w:t>
       </w:r>
     </w:p>
     <w:p>
@@ -1794,12 +1590,6 @@
         <w:gridCol w:w="9100"/>
       </w:tblGrid>
       <w:tr>
-        <w:tblPrEx>
-          <w:tblCellMar>
-            <w:top w:w="0" w:type="dxa"/>
-            <w:bottom w:w="0" w:type="dxa"/>
-          </w:tblCellMar>
-        </w:tblPrEx>
         <w:tc>
           <w:tcPr>
             <w:tcW w:w="9100" w:type="dxa"/>
@@ -1833,12 +1623,6 @@
         </w:tc>
       </w:tr>
       <w:tr>
-        <w:tblPrEx>
-          <w:tblCellMar>
-            <w:top w:w="0" w:type="dxa"/>
-            <w:bottom w:w="0" w:type="dxa"/>
-          </w:tblCellMar>
-        </w:tblPrEx>
         <w:tc>
           <w:tcPr>
             <w:tcW w:w="9100" w:type="dxa"/>
@@ -1870,12 +1654,6 @@
         </w:tc>
       </w:tr>
       <w:tr>
-        <w:tblPrEx>
-          <w:tblCellMar>
-            <w:top w:w="0" w:type="dxa"/>
-            <w:bottom w:w="0" w:type="dxa"/>
-          </w:tblCellMar>
-        </w:tblPrEx>
         <w:tc>
           <w:tcPr>
             <w:tcW w:w="9100" w:type="dxa"/>
@@ -1907,12 +1685,6 @@
         </w:tc>
       </w:tr>
       <w:tr>
-        <w:tblPrEx>
-          <w:tblCellMar>
-            <w:top w:w="0" w:type="dxa"/>
-            <w:bottom w:w="0" w:type="dxa"/>
-          </w:tblCellMar>
-        </w:tblPrEx>
         <w:tc>
           <w:tcPr>
             <w:tcW w:w="9100" w:type="dxa"/>
@@ -1944,12 +1716,6 @@
         </w:tc>
       </w:tr>
       <w:tr>
-        <w:tblPrEx>
-          <w:tblCellMar>
-            <w:top w:w="0" w:type="dxa"/>
-            <w:bottom w:w="0" w:type="dxa"/>
-          </w:tblCellMar>
-        </w:tblPrEx>
         <w:tc>
           <w:tcPr>
             <w:tcW w:w="9100" w:type="dxa"/>
@@ -1981,12 +1747,6 @@
         </w:tc>
       </w:tr>
       <w:tr>
-        <w:tblPrEx>
-          <w:tblCellMar>
-            <w:top w:w="0" w:type="dxa"/>
-            <w:bottom w:w="0" w:type="dxa"/>
-          </w:tblCellMar>
-        </w:tblPrEx>
         <w:tc>
           <w:tcPr>
             <w:tcW w:w="9100" w:type="dxa"/>
@@ -2018,12 +1778,6 @@
         </w:tc>
       </w:tr>
       <w:tr>
-        <w:tblPrEx>
-          <w:tblCellMar>
-            <w:top w:w="0" w:type="dxa"/>
-            <w:bottom w:w="0" w:type="dxa"/>
-          </w:tblCellMar>
-        </w:tblPrEx>
         <w:tc>
           <w:tcPr>
             <w:tcW w:w="9100" w:type="dxa"/>
@@ -2055,12 +1809,6 @@
         </w:tc>
       </w:tr>
       <w:tr>
-        <w:tblPrEx>
-          <w:tblCellMar>
-            <w:top w:w="0" w:type="dxa"/>
-            <w:bottom w:w="0" w:type="dxa"/>
-          </w:tblCellMar>
-        </w:tblPrEx>
         <w:tc>
           <w:tcPr>
             <w:tcW w:w="9100" w:type="dxa"/>
@@ -2086,18 +1834,12 @@
                 <w:sz w:val="18"/>
                 <w:szCs w:val="18"/>
               </w:rPr>
-              <w:t>│   │   └── ApiResponse.php</w:t>
-            </w:r>
-          </w:p>
-        </w:tc>
-      </w:tr>
-      <w:tr>
-        <w:tblPrEx>
-          <w:tblCellMar>
-            <w:top w:w="0" w:type="dxa"/>
-            <w:bottom w:w="0" w:type="dxa"/>
-          </w:tblCellMar>
-        </w:tblPrEx>
+              <w:t>│   │   ├── ApiResponse.php</w:t>
+            </w:r>
+          </w:p>
+        </w:tc>
+      </w:tr>
+      <w:tr>
         <w:tc>
           <w:tcPr>
             <w:tcW w:w="9100" w:type="dxa"/>
@@ -2123,18 +1865,12 @@
                 <w:sz w:val="18"/>
                 <w:szCs w:val="18"/>
               </w:rPr>
-              <w:t>│   ├── Middleware/      ← Filtros que se ejecutan antes o después de cada ruta</w:t>
-            </w:r>
-          </w:p>
-        </w:tc>
-      </w:tr>
-      <w:tr>
-        <w:tblPrEx>
-          <w:tblCellMar>
-            <w:top w:w="0" w:type="dxa"/>
-            <w:bottom w:w="0" w:type="dxa"/>
-          </w:tblCellMar>
-        </w:tblPrEx>
+              <w:t>│   │   ├── ErrorDictionary.php  ← Traduce SQLSTATE de PostgreSQL a mensajes legibles</w:t>
+            </w:r>
+          </w:p>
+        </w:tc>
+      </w:tr>
+      <w:tr>
         <w:tc>
           <w:tcPr>
             <w:tcW w:w="9100" w:type="dxa"/>
@@ -2160,18 +1896,12 @@
                 <w:sz w:val="18"/>
                 <w:szCs w:val="18"/>
               </w:rPr>
-              <w:t>│   │   └── AuthMiddleware.php</w:t>
-            </w:r>
-          </w:p>
-        </w:tc>
-      </w:tr>
-      <w:tr>
-        <w:tblPrEx>
-          <w:tblCellMar>
-            <w:top w:w="0" w:type="dxa"/>
-            <w:bottom w:w="0" w:type="dxa"/>
-          </w:tblCellMar>
-        </w:tblPrEx>
+              <w:t>│   │   └── ErrorHandler.php     ← Interceptor universal de excepciones (404 y 500)</w:t>
+            </w:r>
+          </w:p>
+        </w:tc>
+      </w:tr>
+      <w:tr>
         <w:tc>
           <w:tcPr>
             <w:tcW w:w="9100" w:type="dxa"/>
@@ -2197,18 +1927,12 @@
                 <w:sz w:val="18"/>
                 <w:szCs w:val="18"/>
               </w:rPr>
-              <w:t>│   └── Models/          ← Toda la lógica de base de datos</w:t>
-            </w:r>
-          </w:p>
-        </w:tc>
-      </w:tr>
-      <w:tr>
-        <w:tblPrEx>
-          <w:tblCellMar>
-            <w:top w:w="0" w:type="dxa"/>
-            <w:bottom w:w="0" w:type="dxa"/>
-          </w:tblCellMar>
-        </w:tblPrEx>
+              <w:t>│   ├── Middleware/      ← Filtros que se ejecutan antes o después de cada ruta</w:t>
+            </w:r>
+          </w:p>
+        </w:tc>
+      </w:tr>
+      <w:tr>
         <w:tc>
           <w:tcPr>
             <w:tcW w:w="9100" w:type="dxa"/>
@@ -2234,18 +1958,12 @@
                 <w:sz w:val="18"/>
                 <w:szCs w:val="18"/>
               </w:rPr>
-              <w:t>│       ├── UserModel.php</w:t>
-            </w:r>
-          </w:p>
-        </w:tc>
-      </w:tr>
-      <w:tr>
-        <w:tblPrEx>
-          <w:tblCellMar>
-            <w:top w:w="0" w:type="dxa"/>
-            <w:bottom w:w="0" w:type="dxa"/>
-          </w:tblCellMar>
-        </w:tblPrEx>
+              <w:t>│   │   └── AuthMiddleware.php</w:t>
+            </w:r>
+          </w:p>
+        </w:tc>
+      </w:tr>
+      <w:tr>
         <w:tc>
           <w:tcPr>
             <w:tcW w:w="9100" w:type="dxa"/>
@@ -2271,18 +1989,12 @@
                 <w:sz w:val="18"/>
                 <w:szCs w:val="18"/>
               </w:rPr>
-              <w:t>│       ├── RefreshTokenModel.php</w:t>
-            </w:r>
-          </w:p>
-        </w:tc>
-      </w:tr>
-      <w:tr>
-        <w:tblPrEx>
-          <w:tblCellMar>
-            <w:top w:w="0" w:type="dxa"/>
-            <w:bottom w:w="0" w:type="dxa"/>
-          </w:tblCellMar>
-        </w:tblPrEx>
+              <w:t>│   └── Models/          ← Toda la lógica de base de datos</w:t>
+            </w:r>
+          </w:p>
+        </w:tc>
+      </w:tr>
+      <w:tr>
         <w:tc>
           <w:tcPr>
             <w:tcW w:w="9100" w:type="dxa"/>
@@ -2308,18 +2020,12 @@
                 <w:sz w:val="18"/>
                 <w:szCs w:val="18"/>
               </w:rPr>
-              <w:t>│       └── ListaNegraModel.php</w:t>
-            </w:r>
-          </w:p>
-        </w:tc>
-      </w:tr>
-      <w:tr>
-        <w:tblPrEx>
-          <w:tblCellMar>
-            <w:top w:w="0" w:type="dxa"/>
-            <w:bottom w:w="0" w:type="dxa"/>
-          </w:tblCellMar>
-        </w:tblPrEx>
+              <w:t>│       ├── UserModel.php</w:t>
+            </w:r>
+          </w:p>
+        </w:tc>
+      </w:tr>
+      <w:tr>
         <w:tc>
           <w:tcPr>
             <w:tcW w:w="9100" w:type="dxa"/>
@@ -2345,18 +2051,12 @@
                 <w:sz w:val="18"/>
                 <w:szCs w:val="18"/>
               </w:rPr>
-              <w:t>├── config/</w:t>
-            </w:r>
-          </w:p>
-        </w:tc>
-      </w:tr>
-      <w:tr>
-        <w:tblPrEx>
-          <w:tblCellMar>
-            <w:top w:w="0" w:type="dxa"/>
-            <w:bottom w:w="0" w:type="dxa"/>
-          </w:tblCellMar>
-        </w:tblPrEx>
+              <w:t>│       ├── RefreshTokenModel.php</w:t>
+            </w:r>
+          </w:p>
+        </w:tc>
+      </w:tr>
+      <w:tr>
         <w:tc>
           <w:tcPr>
             <w:tcW w:w="9100" w:type="dxa"/>
@@ -2382,18 +2082,12 @@
                 <w:sz w:val="18"/>
                 <w:szCs w:val="18"/>
               </w:rPr>
-              <w:t>│   └── database.php     ← Inicialización de la conexión PDO</w:t>
-            </w:r>
-          </w:p>
-        </w:tc>
-      </w:tr>
-      <w:tr>
-        <w:tblPrEx>
-          <w:tblCellMar>
-            <w:top w:w="0" w:type="dxa"/>
-            <w:bottom w:w="0" w:type="dxa"/>
-          </w:tblCellMar>
-        </w:tblPrEx>
+              <w:t>│       └── ListaNegraModel.php</w:t>
+            </w:r>
+          </w:p>
+        </w:tc>
+      </w:tr>
+      <w:tr>
         <w:tc>
           <w:tcPr>
             <w:tcW w:w="9100" w:type="dxa"/>
@@ -2419,18 +2113,12 @@
                 <w:sz w:val="18"/>
                 <w:szCs w:val="18"/>
               </w:rPr>
-              <w:t>├── database/</w:t>
-            </w:r>
-          </w:p>
-        </w:tc>
-      </w:tr>
-      <w:tr>
-        <w:tblPrEx>
-          <w:tblCellMar>
-            <w:top w:w="0" w:type="dxa"/>
-            <w:bottom w:w="0" w:type="dxa"/>
-          </w:tblCellMar>
-        </w:tblPrEx>
+              <w:t>├── config/</w:t>
+            </w:r>
+          </w:p>
+        </w:tc>
+      </w:tr>
+      <w:tr>
         <w:tc>
           <w:tcPr>
             <w:tcW w:w="9100" w:type="dxa"/>
@@ -2456,18 +2144,12 @@
                 <w:sz w:val="18"/>
                 <w:szCs w:val="18"/>
               </w:rPr>
-              <w:t>│   └── schema.sql       ← Tablas, triggers y datos de prueba</w:t>
-            </w:r>
-          </w:p>
-        </w:tc>
-      </w:tr>
-      <w:tr>
-        <w:tblPrEx>
-          <w:tblCellMar>
-            <w:top w:w="0" w:type="dxa"/>
-            <w:bottom w:w="0" w:type="dxa"/>
-          </w:tblCellMar>
-        </w:tblPrEx>
+              <w:t>│   └── database.php     ← Inicialización de la conexión PDO</w:t>
+            </w:r>
+          </w:p>
+        </w:tc>
+      </w:tr>
+      <w:tr>
         <w:tc>
           <w:tcPr>
             <w:tcW w:w="9100" w:type="dxa"/>
@@ -2493,18 +2175,12 @@
                 <w:sz w:val="18"/>
                 <w:szCs w:val="18"/>
               </w:rPr>
-              <w:t>├── public/</w:t>
-            </w:r>
-          </w:p>
-        </w:tc>
-      </w:tr>
-      <w:tr>
-        <w:tblPrEx>
-          <w:tblCellMar>
-            <w:top w:w="0" w:type="dxa"/>
-            <w:bottom w:w="0" w:type="dxa"/>
-          </w:tblCellMar>
-        </w:tblPrEx>
+              <w:t>├── database/</w:t>
+            </w:r>
+          </w:p>
+        </w:tc>
+      </w:tr>
+      <w:tr>
         <w:tc>
           <w:tcPr>
             <w:tcW w:w="9100" w:type="dxa"/>
@@ -2530,18 +2206,12 @@
                 <w:sz w:val="18"/>
                 <w:szCs w:val="18"/>
               </w:rPr>
-              <w:t>│   └── index.php        ← Entry point: TODAS las peticiones entran aquí</w:t>
-            </w:r>
-          </w:p>
-        </w:tc>
-      </w:tr>
-      <w:tr>
-        <w:tblPrEx>
-          <w:tblCellMar>
-            <w:top w:w="0" w:type="dxa"/>
-            <w:bottom w:w="0" w:type="dxa"/>
-          </w:tblCellMar>
-        </w:tblPrEx>
+              <w:t>│   └── schema.sql       ← Tablas, triggers y datos de prueba</w:t>
+            </w:r>
+          </w:p>
+        </w:tc>
+      </w:tr>
+      <w:tr>
         <w:tc>
           <w:tcPr>
             <w:tcW w:w="9100" w:type="dxa"/>
@@ -2567,18 +2237,12 @@
                 <w:sz w:val="18"/>
                 <w:szCs w:val="18"/>
               </w:rPr>
-              <w:t>├── routes/</w:t>
-            </w:r>
-          </w:p>
-        </w:tc>
-      </w:tr>
-      <w:tr>
-        <w:tblPrEx>
-          <w:tblCellMar>
-            <w:top w:w="0" w:type="dxa"/>
-            <w:bottom w:w="0" w:type="dxa"/>
-          </w:tblCellMar>
-        </w:tblPrEx>
+              <w:t>├── public/</w:t>
+            </w:r>
+          </w:p>
+        </w:tc>
+      </w:tr>
+      <w:tr>
         <w:tc>
           <w:tcPr>
             <w:tcW w:w="9100" w:type="dxa"/>
@@ -2604,18 +2268,12 @@
                 <w:sz w:val="18"/>
                 <w:szCs w:val="18"/>
               </w:rPr>
-              <w:t>│   ├── auth.php         ← Rutas del módulo de autenticación</w:t>
-            </w:r>
-          </w:p>
-        </w:tc>
-      </w:tr>
-      <w:tr>
-        <w:tblPrEx>
-          <w:tblCellMar>
-            <w:top w:w="0" w:type="dxa"/>
-            <w:bottom w:w="0" w:type="dxa"/>
-          </w:tblCellMar>
-        </w:tblPrEx>
+              <w:t>│   └── index.php        ← Entry point: TODAS las peticiones entran aquí</w:t>
+            </w:r>
+          </w:p>
+        </w:tc>
+      </w:tr>
+      <w:tr>
         <w:tc>
           <w:tcPr>
             <w:tcW w:w="9100" w:type="dxa"/>
@@ -2641,18 +2299,12 @@
                 <w:sz w:val="18"/>
                 <w:szCs w:val="18"/>
               </w:rPr>
-              <w:t>│   └── users.php        ← Rutas del módulo de usuarios</w:t>
-            </w:r>
-          </w:p>
-        </w:tc>
-      </w:tr>
-      <w:tr>
-        <w:tblPrEx>
-          <w:tblCellMar>
-            <w:top w:w="0" w:type="dxa"/>
-            <w:bottom w:w="0" w:type="dxa"/>
-          </w:tblCellMar>
-        </w:tblPrEx>
+              <w:t>├── routes/</w:t>
+            </w:r>
+          </w:p>
+        </w:tc>
+      </w:tr>
+      <w:tr>
         <w:tc>
           <w:tcPr>
             <w:tcW w:w="9100" w:type="dxa"/>
@@ -2678,18 +2330,12 @@
                 <w:sz w:val="18"/>
                 <w:szCs w:val="18"/>
               </w:rPr>
-              <w:t>├── scratch/             ← Scripts de prueba (no van a producción)</w:t>
-            </w:r>
-          </w:p>
-        </w:tc>
-      </w:tr>
-      <w:tr>
-        <w:tblPrEx>
-          <w:tblCellMar>
-            <w:top w:w="0" w:type="dxa"/>
-            <w:bottom w:w="0" w:type="dxa"/>
-          </w:tblCellMar>
-        </w:tblPrEx>
+              <w:t>│   ├── auth.php         ← Rutas del módulo de autenticación</w:t>
+            </w:r>
+          </w:p>
+        </w:tc>
+      </w:tr>
+      <w:tr>
         <w:tc>
           <w:tcPr>
             <w:tcW w:w="9100" w:type="dxa"/>
@@ -2715,18 +2361,12 @@
                 <w:sz w:val="18"/>
                 <w:szCs w:val="18"/>
               </w:rPr>
-              <w:t>├── .env                 ← Variables de entorno (no versionar)</w:t>
-            </w:r>
-          </w:p>
-        </w:tc>
-      </w:tr>
-      <w:tr>
-        <w:tblPrEx>
-          <w:tblCellMar>
-            <w:top w:w="0" w:type="dxa"/>
-            <w:bottom w:w="0" w:type="dxa"/>
-          </w:tblCellMar>
-        </w:tblPrEx>
+              <w:t>│   └── users.php        ← Rutas del módulo de usuarios</w:t>
+            </w:r>
+          </w:p>
+        </w:tc>
+      </w:tr>
+      <w:tr>
         <w:tc>
           <w:tcPr>
             <w:tcW w:w="9100" w:type="dxa"/>
@@ -2752,8 +2392,30 @@
                 <w:sz w:val="18"/>
                 <w:szCs w:val="18"/>
               </w:rPr>
-              <w:t>└── c</w:t>
-            </w:r>
+              <w:t>├── scratch/             ← Scripts de prueba (no van a producción)</w:t>
+            </w:r>
+          </w:p>
+        </w:tc>
+      </w:tr>
+      <w:tr>
+        <w:tc>
+          <w:tcPr>
+            <w:tcW w:w="9100" w:type="dxa"/>
+            <w:tcBorders>
+              <w:top w:val="single" w:sz="1" w:space="0" w:color="CCCCCC"/>
+              <w:left w:val="single" w:sz="1" w:space="0" w:color="CCCCCC"/>
+              <w:bottom w:val="single" w:sz="1" w:space="0" w:color="CCCCCC"/>
+              <w:right w:val="single" w:sz="1" w:space="0" w:color="CCCCCC"/>
+            </w:tcBorders>
+            <w:shd w:val="clear" w:color="auto" w:fill="1E1E1E"/>
+            <w:tcMar>
+              <w:top w:w="40" w:type="dxa"/>
+              <w:left w:w="200" w:type="dxa"/>
+              <w:bottom w:w="40" w:type="dxa"/>
+              <w:right w:w="160" w:type="dxa"/>
+            </w:tcMar>
+          </w:tcPr>
+          <w:p>
             <w:r>
               <w:rPr>
                 <w:rFonts w:ascii="Courier New" w:eastAsia="Courier New" w:hAnsi="Courier New" w:cs="Courier New"/>
@@ -2761,7 +2423,38 @@
                 <w:sz w:val="18"/>
                 <w:szCs w:val="18"/>
               </w:rPr>
-              <w:t>omposer.json        ← Dependencias y autoload PSR-4</w:t>
+              <w:t>├── .env                 ← Variables de entorno (no versionar)</w:t>
+            </w:r>
+          </w:p>
+        </w:tc>
+      </w:tr>
+      <w:tr>
+        <w:tc>
+          <w:tcPr>
+            <w:tcW w:w="9100" w:type="dxa"/>
+            <w:tcBorders>
+              <w:top w:val="single" w:sz="1" w:space="0" w:color="CCCCCC"/>
+              <w:left w:val="single" w:sz="1" w:space="0" w:color="CCCCCC"/>
+              <w:bottom w:val="single" w:sz="1" w:space="0" w:color="CCCCCC"/>
+              <w:right w:val="single" w:sz="1" w:space="0" w:color="CCCCCC"/>
+            </w:tcBorders>
+            <w:shd w:val="clear" w:color="auto" w:fill="1E1E1E"/>
+            <w:tcMar>
+              <w:top w:w="40" w:type="dxa"/>
+              <w:left w:w="200" w:type="dxa"/>
+              <w:bottom w:w="40" w:type="dxa"/>
+              <w:right w:w="160" w:type="dxa"/>
+            </w:tcMar>
+          </w:tcPr>
+          <w:p>
+            <w:r>
+              <w:rPr>
+                <w:rFonts w:ascii="Courier New" w:eastAsia="Courier New" w:hAnsi="Courier New" w:cs="Courier New"/>
+                <w:color w:val="D4D4D4"/>
+                <w:sz w:val="18"/>
+                <w:szCs w:val="18"/>
+              </w:rPr>
+              <w:t>└── composer.json        ← Dependencias y autoload PSR-4</w:t>
             </w:r>
           </w:p>
         </w:tc>
@@ -2814,12 +2507,6 @@
         <w:gridCol w:w="9100"/>
       </w:tblGrid>
       <w:tr>
-        <w:tblPrEx>
-          <w:tblCellMar>
-            <w:top w:w="0" w:type="dxa"/>
-            <w:bottom w:w="0" w:type="dxa"/>
-          </w:tblCellMar>
-        </w:tblPrEx>
         <w:tc>
           <w:tcPr>
             <w:tcW w:w="9100" w:type="dxa"/>
@@ -2844,18 +2531,13 @@
                 <w:bCs/>
                 <w:color w:val="FFFFFF"/>
               </w:rPr>
+              <w:lastRenderedPageBreak/>
               <w:t>Flujo completo de una petición</w:t>
             </w:r>
           </w:p>
         </w:tc>
       </w:tr>
       <w:tr>
-        <w:tblPrEx>
-          <w:tblCellMar>
-            <w:top w:w="0" w:type="dxa"/>
-            <w:bottom w:w="0" w:type="dxa"/>
-          </w:tblCellMar>
-        </w:tblPrEx>
         <w:tc>
           <w:tcPr>
             <w:tcW w:w="9100" w:type="dxa"/>
@@ -2881,12 +2563,6 @@
         </w:tc>
       </w:tr>
       <w:tr>
-        <w:tblPrEx>
-          <w:tblCellMar>
-            <w:top w:w="0" w:type="dxa"/>
-            <w:bottom w:w="0" w:type="dxa"/>
-          </w:tblCellMar>
-        </w:tblPrEx>
         <w:tc>
           <w:tcPr>
             <w:tcW w:w="9100" w:type="dxa"/>
@@ -2906,19 +2582,12 @@
           </w:tcPr>
           <w:p>
             <w:r>
-              <w:lastRenderedPageBreak/>
               <w:t>2. index.php carga el autoloader de Composer, las variables de entorno (.env), la conexión a la base de datos y los middlewares globales (CORS, Content-Type: application/json).</w:t>
             </w:r>
           </w:p>
         </w:tc>
       </w:tr>
       <w:tr>
-        <w:tblPrEx>
-          <w:tblCellMar>
-            <w:top w:w="0" w:type="dxa"/>
-            <w:bottom w:w="0" w:type="dxa"/>
-          </w:tblCellMar>
-        </w:tblPrEx>
         <w:tc>
           <w:tcPr>
             <w:tcW w:w="9100" w:type="dxa"/>
@@ -2944,12 +2613,6 @@
         </w:tc>
       </w:tr>
       <w:tr>
-        <w:tblPrEx>
-          <w:tblCellMar>
-            <w:top w:w="0" w:type="dxa"/>
-            <w:bottom w:w="0" w:type="dxa"/>
-          </w:tblCellMar>
-        </w:tblPrEx>
         <w:tc>
           <w:tcPr>
             <w:tcW w:w="9100" w:type="dxa"/>
@@ -2969,21 +2632,12 @@
           </w:tcPr>
           <w:p>
             <w:r>
-              <w:t>4. Flight</w:t>
-            </w:r>
-            <w:r>
-              <w:t xml:space="preserve"> busca en su tabla de rutas si hay alguna que coincida con el método HTTP y la URL de la petición.</w:t>
-            </w:r>
-          </w:p>
-        </w:tc>
-      </w:tr>
-      <w:tr>
-        <w:tblPrEx>
-          <w:tblCellMar>
-            <w:top w:w="0" w:type="dxa"/>
-            <w:bottom w:w="0" w:type="dxa"/>
-          </w:tblCellMar>
-        </w:tblPrEx>
+              <w:t>4. Flight busca en su tabla de rutas si hay alguna que coincida con el método HTTP y la URL de la petición.</w:t>
+            </w:r>
+          </w:p>
+        </w:tc>
+      </w:tr>
+      <w:tr>
         <w:tc>
           <w:tcPr>
             <w:tcW w:w="9100" w:type="dxa"/>
@@ -3009,12 +2663,6 @@
         </w:tc>
       </w:tr>
       <w:tr>
-        <w:tblPrEx>
-          <w:tblCellMar>
-            <w:top w:w="0" w:type="dxa"/>
-            <w:bottom w:w="0" w:type="dxa"/>
-          </w:tblCellMar>
-        </w:tblPrEx>
         <w:tc>
           <w:tcPr>
             <w:tcW w:w="9100" w:type="dxa"/>
@@ -3034,21 +2682,12 @@
           </w:tcPr>
           <w:p>
             <w:r>
-              <w:t>6. Si el middleware pasa, se ejecu</w:t>
-            </w:r>
-            <w:r>
-              <w:t>ta la función del Controller correspondiente.</w:t>
-            </w:r>
-          </w:p>
-        </w:tc>
-      </w:tr>
-      <w:tr>
-        <w:tblPrEx>
-          <w:tblCellMar>
-            <w:top w:w="0" w:type="dxa"/>
-            <w:bottom w:w="0" w:type="dxa"/>
-          </w:tblCellMar>
-        </w:tblPrEx>
+              <w:t>6. Si el middleware pasa, se ejecuta la función del Controller correspondiente.</w:t>
+            </w:r>
+          </w:p>
+        </w:tc>
+      </w:tr>
+      <w:tr>
         <w:tc>
           <w:tcPr>
             <w:tcW w:w="9100" w:type="dxa"/>
@@ -3074,12 +2713,6 @@
         </w:tc>
       </w:tr>
       <w:tr>
-        <w:tblPrEx>
-          <w:tblCellMar>
-            <w:top w:w="0" w:type="dxa"/>
-            <w:bottom w:w="0" w:type="dxa"/>
-          </w:tblCellMar>
-        </w:tblPrEx>
         <w:tc>
           <w:tcPr>
             <w:tcW w:w="9100" w:type="dxa"/>
@@ -3105,12 +2738,6 @@
         </w:tc>
       </w:tr>
       <w:tr>
-        <w:tblPrEx>
-          <w:tblCellMar>
-            <w:top w:w="0" w:type="dxa"/>
-            <w:bottom w:w="0" w:type="dxa"/>
-          </w:tblCellMar>
-        </w:tblPrEx>
         <w:tc>
           <w:tcPr>
             <w:tcW w:w="9100" w:type="dxa"/>
@@ -3130,10 +2757,7 @@
           </w:tcPr>
           <w:p>
             <w:r>
-              <w:t>9. La respuesta l</w:t>
-            </w:r>
-            <w:r>
-              <w:t>lega al cliente con el código HTTP correcto y el cuerpo JSON.</w:t>
+              <w:t>9. La respuesta llega al cliente con el código HTTP correcto y el cuerpo JSON.</w:t>
             </w:r>
           </w:p>
         </w:tc>
@@ -3221,16 +2845,7 @@
           <w:sz w:val="18"/>
           <w:szCs w:val="18"/>
         </w:rPr>
-        <w:t>usua</w:t>
-      </w:r>
-      <w:r>
-        <w:rPr>
-          <w:rFonts w:ascii="Courier New" w:eastAsia="Courier New" w:hAnsi="Courier New" w:cs="Courier New"/>
-          <w:color w:val="C0392B"/>
-          <w:sz w:val="18"/>
-          <w:szCs w:val="18"/>
-        </w:rPr>
-        <w:t>rios</w:t>
+        <w:t>usuarios</w:t>
       </w:r>
       <w:r>
         <w:t xml:space="preserve"> es una decisión de diseño deliberada. Los datos personales (nombre, apellidos, sexo) van en </w:t>
@@ -3257,10 +2872,7 @@
         <w:t>usuarios</w:t>
       </w:r>
       <w:r>
-        <w:t>. Esto permite, por ejemplo, que un sistema más grande tenga personas registradas</w:t>
-      </w:r>
-      <w:r>
-        <w:t xml:space="preserve"> que aún no son usuarios del sistema.</w:t>
+        <w:t>. Esto permite, por ejemplo, que un sistema más grande tenga personas registradas que aún no son usuarios del sistema.</w:t>
       </w:r>
     </w:p>
     <w:p>
@@ -3289,12 +2901,6 @@
         <w:gridCol w:w="9100"/>
       </w:tblGrid>
       <w:tr>
-        <w:tblPrEx>
-          <w:tblCellMar>
-            <w:top w:w="0" w:type="dxa"/>
-            <w:bottom w:w="0" w:type="dxa"/>
-          </w:tblCellMar>
-        </w:tblPrEx>
         <w:tc>
           <w:tcPr>
             <w:tcW w:w="9100" w:type="dxa"/>
@@ -3328,12 +2934,6 @@
         </w:tc>
       </w:tr>
       <w:tr>
-        <w:tblPrEx>
-          <w:tblCellMar>
-            <w:top w:w="0" w:type="dxa"/>
-            <w:bottom w:w="0" w:type="dxa"/>
-          </w:tblCellMar>
-        </w:tblPrEx>
         <w:tc>
           <w:tcPr>
             <w:tcW w:w="9100" w:type="dxa"/>
@@ -3365,12 +2965,6 @@
         </w:tc>
       </w:tr>
       <w:tr>
-        <w:tblPrEx>
-          <w:tblCellMar>
-            <w:top w:w="0" w:type="dxa"/>
-            <w:bottom w:w="0" w:type="dxa"/>
-          </w:tblCellMar>
-        </w:tblPrEx>
         <w:tc>
           <w:tcPr>
             <w:tcW w:w="9100" w:type="dxa"/>
@@ -3402,12 +2996,6 @@
         </w:tc>
       </w:tr>
       <w:tr>
-        <w:tblPrEx>
-          <w:tblCellMar>
-            <w:top w:w="0" w:type="dxa"/>
-            <w:bottom w:w="0" w:type="dxa"/>
-          </w:tblCellMar>
-        </w:tblPrEx>
         <w:tc>
           <w:tcPr>
             <w:tcW w:w="9100" w:type="dxa"/>
@@ -3439,12 +3027,6 @@
         </w:tc>
       </w:tr>
       <w:tr>
-        <w:tblPrEx>
-          <w:tblCellMar>
-            <w:top w:w="0" w:type="dxa"/>
-            <w:bottom w:w="0" w:type="dxa"/>
-          </w:tblCellMar>
-        </w:tblPrEx>
         <w:tc>
           <w:tcPr>
             <w:tcW w:w="9100" w:type="dxa"/>
@@ -3476,12 +3058,6 @@
         </w:tc>
       </w:tr>
       <w:tr>
-        <w:tblPrEx>
-          <w:tblCellMar>
-            <w:top w:w="0" w:type="dxa"/>
-            <w:bottom w:w="0" w:type="dxa"/>
-          </w:tblCellMar>
-        </w:tblPrEx>
         <w:tc>
           <w:tcPr>
             <w:tcW w:w="9100" w:type="dxa"/>
@@ -3513,12 +3089,6 @@
         </w:tc>
       </w:tr>
       <w:tr>
-        <w:tblPrEx>
-          <w:tblCellMar>
-            <w:top w:w="0" w:type="dxa"/>
-            <w:bottom w:w="0" w:type="dxa"/>
-          </w:tblCellMar>
-        </w:tblPrEx>
         <w:tc>
           <w:tcPr>
             <w:tcW w:w="9100" w:type="dxa"/>
@@ -3550,12 +3120,6 @@
         </w:tc>
       </w:tr>
       <w:tr>
-        <w:tblPrEx>
-          <w:tblCellMar>
-            <w:top w:w="0" w:type="dxa"/>
-            <w:bottom w:w="0" w:type="dxa"/>
-          </w:tblCellMar>
-        </w:tblPrEx>
         <w:tc>
           <w:tcPr>
             <w:tcW w:w="9100" w:type="dxa"/>
@@ -3587,12 +3151,6 @@
         </w:tc>
       </w:tr>
       <w:tr>
-        <w:tblPrEx>
-          <w:tblCellMar>
-            <w:top w:w="0" w:type="dxa"/>
-            <w:bottom w:w="0" w:type="dxa"/>
-          </w:tblCellMar>
-        </w:tblPrEx>
         <w:tc>
           <w:tcPr>
             <w:tcW w:w="9100" w:type="dxa"/>
@@ -3624,12 +3182,6 @@
         </w:tc>
       </w:tr>
       <w:tr>
-        <w:tblPrEx>
-          <w:tblCellMar>
-            <w:top w:w="0" w:type="dxa"/>
-            <w:bottom w:w="0" w:type="dxa"/>
-          </w:tblCellMar>
-        </w:tblPrEx>
         <w:tc>
           <w:tcPr>
             <w:tcW w:w="9100" w:type="dxa"/>
@@ -3703,10 +3255,7 @@
         <w:t>personas</w:t>
       </w:r>
       <w:r>
-        <w:t xml:space="preserve"> es de uno-a-uno con CASCADE DELETE: si se elimina la persona, el usuario asociado también se elimin</w:t>
-      </w:r>
-      <w:r>
-        <w:t>a automáticamente.</w:t>
+        <w:t xml:space="preserve"> es de uno-a-uno con CASCADE DELETE: si se elimina la persona, el usuario asociado también se elimina automáticamente.</w:t>
       </w:r>
     </w:p>
     <w:p>
@@ -3735,12 +3284,6 @@
         <w:gridCol w:w="9100"/>
       </w:tblGrid>
       <w:tr>
-        <w:tblPrEx>
-          <w:tblCellMar>
-            <w:top w:w="0" w:type="dxa"/>
-            <w:bottom w:w="0" w:type="dxa"/>
-          </w:tblCellMar>
-        </w:tblPrEx>
         <w:tc>
           <w:tcPr>
             <w:tcW w:w="9100" w:type="dxa"/>
@@ -3774,12 +3317,6 @@
         </w:tc>
       </w:tr>
       <w:tr>
-        <w:tblPrEx>
-          <w:tblCellMar>
-            <w:top w:w="0" w:type="dxa"/>
-            <w:bottom w:w="0" w:type="dxa"/>
-          </w:tblCellMar>
-        </w:tblPrEx>
         <w:tc>
           <w:tcPr>
             <w:tcW w:w="9100" w:type="dxa"/>
@@ -3811,12 +3348,6 @@
         </w:tc>
       </w:tr>
       <w:tr>
-        <w:tblPrEx>
-          <w:tblCellMar>
-            <w:top w:w="0" w:type="dxa"/>
-            <w:bottom w:w="0" w:type="dxa"/>
-          </w:tblCellMar>
-        </w:tblPrEx>
         <w:tc>
           <w:tcPr>
             <w:tcW w:w="9100" w:type="dxa"/>
@@ -3848,12 +3379,6 @@
         </w:tc>
       </w:tr>
       <w:tr>
-        <w:tblPrEx>
-          <w:tblCellMar>
-            <w:top w:w="0" w:type="dxa"/>
-            <w:bottom w:w="0" w:type="dxa"/>
-          </w:tblCellMar>
-        </w:tblPrEx>
         <w:tc>
           <w:tcPr>
             <w:tcW w:w="9100" w:type="dxa"/>
@@ -3885,12 +3410,6 @@
         </w:tc>
       </w:tr>
       <w:tr>
-        <w:tblPrEx>
-          <w:tblCellMar>
-            <w:top w:w="0" w:type="dxa"/>
-            <w:bottom w:w="0" w:type="dxa"/>
-          </w:tblCellMar>
-        </w:tblPrEx>
         <w:tc>
           <w:tcPr>
             <w:tcW w:w="9100" w:type="dxa"/>
@@ -3922,12 +3441,6 @@
         </w:tc>
       </w:tr>
       <w:tr>
-        <w:tblPrEx>
-          <w:tblCellMar>
-            <w:top w:w="0" w:type="dxa"/>
-            <w:bottom w:w="0" w:type="dxa"/>
-          </w:tblCellMar>
-        </w:tblPrEx>
         <w:tc>
           <w:tcPr>
             <w:tcW w:w="9100" w:type="dxa"/>
@@ -3959,12 +3472,6 @@
         </w:tc>
       </w:tr>
       <w:tr>
-        <w:tblPrEx>
-          <w:tblCellMar>
-            <w:top w:w="0" w:type="dxa"/>
-            <w:bottom w:w="0" w:type="dxa"/>
-          </w:tblCellMar>
-        </w:tblPrEx>
         <w:tc>
           <w:tcPr>
             <w:tcW w:w="9100" w:type="dxa"/>
@@ -3996,12 +3503,6 @@
         </w:tc>
       </w:tr>
       <w:tr>
-        <w:tblPrEx>
-          <w:tblCellMar>
-            <w:top w:w="0" w:type="dxa"/>
-            <w:bottom w:w="0" w:type="dxa"/>
-          </w:tblCellMar>
-        </w:tblPrEx>
         <w:tc>
           <w:tcPr>
             <w:tcW w:w="9100" w:type="dxa"/>
@@ -4033,12 +3534,6 @@
         </w:tc>
       </w:tr>
       <w:tr>
-        <w:tblPrEx>
-          <w:tblCellMar>
-            <w:top w:w="0" w:type="dxa"/>
-            <w:bottom w:w="0" w:type="dxa"/>
-          </w:tblCellMar>
-        </w:tblPrEx>
         <w:tc>
           <w:tcPr>
             <w:tcW w:w="9100" w:type="dxa"/>
@@ -4070,12 +3565,6 @@
         </w:tc>
       </w:tr>
       <w:tr>
-        <w:tblPrEx>
-          <w:tblCellMar>
-            <w:top w:w="0" w:type="dxa"/>
-            <w:bottom w:w="0" w:type="dxa"/>
-          </w:tblCellMar>
-        </w:tblPrEx>
         <w:tc>
           <w:tcPr>
             <w:tcW w:w="9100" w:type="dxa"/>
@@ -4107,12 +3596,6 @@
         </w:tc>
       </w:tr>
       <w:tr>
-        <w:tblPrEx>
-          <w:tblCellMar>
-            <w:top w:w="0" w:type="dxa"/>
-            <w:bottom w:w="0" w:type="dxa"/>
-          </w:tblCellMar>
-        </w:tblPrEx>
         <w:tc>
           <w:tcPr>
             <w:tcW w:w="9100" w:type="dxa"/>
@@ -4183,16 +3666,7 @@
           <w:sz w:val="18"/>
           <w:szCs w:val="18"/>
         </w:rPr>
-        <w:t>UNIQU</w:t>
-      </w:r>
-      <w:r>
-        <w:rPr>
-          <w:rFonts w:ascii="Courier New" w:eastAsia="Courier New" w:hAnsi="Courier New" w:cs="Courier New"/>
-          <w:color w:val="C0392B"/>
-          <w:sz w:val="18"/>
-          <w:szCs w:val="18"/>
-        </w:rPr>
-        <w:t>E (usuario_id, rol_id)</w:t>
+        <w:t>UNIQUE (usuario_id, rol_id)</w:t>
       </w:r>
       <w:r>
         <w:t xml:space="preserve"> para evitar duplicados. Los roles que vienen por defecto en los datos de prueba son: </w:t>
@@ -4252,10 +3726,7 @@
         <w:spacing w:before="80" w:after="80"/>
       </w:pPr>
       <w:r>
-        <w:t xml:space="preserve">Esta tabla almacena los refresh tokens de cada usuario. No guarda JWTs; </w:t>
-      </w:r>
-      <w:r>
-        <w:t xml:space="preserve">guarda cadenas opacas aleatorias junto con su fecha de expiración, si fue revocado y cuándo. Tiene una restricción </w:t>
+        <w:t xml:space="preserve">Esta tabla almacena los refresh tokens de cada usuario. No guarda JWTs; guarda cadenas opacas aleatorias junto con su fecha de expiración, si fue revocado y cuándo. Tiene una restricción </w:t>
       </w:r>
       <w:r>
         <w:rPr>
@@ -4267,10 +3738,7 @@
         <w:t>UNIQUE</w:t>
       </w:r>
       <w:r>
-        <w:t xml:space="preserve"> sobre el token para garantizar que no existan duplicados, y una FK con CASCADE DELETE para que los tokens de un usuario se limpien si </w:t>
-      </w:r>
-      <w:r>
-        <w:t>el usuario es eliminado.</w:t>
+        <w:t xml:space="preserve"> sobre el token para garantizar que no existan duplicados, y una FK con CASCADE DELETE para que los tokens de un usuario se limpien si el usuario es eliminado.</w:t>
       </w:r>
     </w:p>
     <w:p>
@@ -4299,12 +3767,6 @@
         <w:gridCol w:w="9100"/>
       </w:tblGrid>
       <w:tr>
-        <w:tblPrEx>
-          <w:tblCellMar>
-            <w:top w:w="0" w:type="dxa"/>
-            <w:bottom w:w="0" w:type="dxa"/>
-          </w:tblCellMar>
-        </w:tblPrEx>
         <w:tc>
           <w:tcPr>
             <w:tcW w:w="9100" w:type="dxa"/>
@@ -4338,12 +3800,6 @@
         </w:tc>
       </w:tr>
       <w:tr>
-        <w:tblPrEx>
-          <w:tblCellMar>
-            <w:top w:w="0" w:type="dxa"/>
-            <w:bottom w:w="0" w:type="dxa"/>
-          </w:tblCellMar>
-        </w:tblPrEx>
         <w:tc>
           <w:tcPr>
             <w:tcW w:w="9100" w:type="dxa"/>
@@ -4375,12 +3831,6 @@
         </w:tc>
       </w:tr>
       <w:tr>
-        <w:tblPrEx>
-          <w:tblCellMar>
-            <w:top w:w="0" w:type="dxa"/>
-            <w:bottom w:w="0" w:type="dxa"/>
-          </w:tblCellMar>
-        </w:tblPrEx>
         <w:tc>
           <w:tcPr>
             <w:tcW w:w="9100" w:type="dxa"/>
@@ -4412,12 +3862,6 @@
         </w:tc>
       </w:tr>
       <w:tr>
-        <w:tblPrEx>
-          <w:tblCellMar>
-            <w:top w:w="0" w:type="dxa"/>
-            <w:bottom w:w="0" w:type="dxa"/>
-          </w:tblCellMar>
-        </w:tblPrEx>
         <w:tc>
           <w:tcPr>
             <w:tcW w:w="9100" w:type="dxa"/>
@@ -4449,12 +3893,6 @@
         </w:tc>
       </w:tr>
       <w:tr>
-        <w:tblPrEx>
-          <w:tblCellMar>
-            <w:top w:w="0" w:type="dxa"/>
-            <w:bottom w:w="0" w:type="dxa"/>
-          </w:tblCellMar>
-        </w:tblPrEx>
         <w:tc>
           <w:tcPr>
             <w:tcW w:w="9100" w:type="dxa"/>
@@ -4486,12 +3924,6 @@
         </w:tc>
       </w:tr>
       <w:tr>
-        <w:tblPrEx>
-          <w:tblCellMar>
-            <w:top w:w="0" w:type="dxa"/>
-            <w:bottom w:w="0" w:type="dxa"/>
-          </w:tblCellMar>
-        </w:tblPrEx>
         <w:tc>
           <w:tcPr>
             <w:tcW w:w="9100" w:type="dxa"/>
@@ -4523,12 +3955,6 @@
         </w:tc>
       </w:tr>
       <w:tr>
-        <w:tblPrEx>
-          <w:tblCellMar>
-            <w:top w:w="0" w:type="dxa"/>
-            <w:bottom w:w="0" w:type="dxa"/>
-          </w:tblCellMar>
-        </w:tblPrEx>
         <w:tc>
           <w:tcPr>
             <w:tcW w:w="9100" w:type="dxa"/>
@@ -4560,12 +3986,6 @@
         </w:tc>
       </w:tr>
       <w:tr>
-        <w:tblPrEx>
-          <w:tblCellMar>
-            <w:top w:w="0" w:type="dxa"/>
-            <w:bottom w:w="0" w:type="dxa"/>
-          </w:tblCellMar>
-        </w:tblPrEx>
         <w:tc>
           <w:tcPr>
             <w:tcW w:w="9100" w:type="dxa"/>
@@ -4597,12 +4017,6 @@
         </w:tc>
       </w:tr>
       <w:tr>
-        <w:tblPrEx>
-          <w:tblCellMar>
-            <w:top w:w="0" w:type="dxa"/>
-            <w:bottom w:w="0" w:type="dxa"/>
-          </w:tblCellMar>
-        </w:tblPrEx>
         <w:tc>
           <w:tcPr>
             <w:tcW w:w="9100" w:type="dxa"/>
@@ -4628,27 +4042,12 @@
                 <w:sz w:val="18"/>
                 <w:szCs w:val="18"/>
               </w:rPr>
-              <w:t xml:space="preserve">  hora_registro    TIMESTAMP WITH TIME ZONE D</w:t>
-            </w:r>
-            <w:r>
-              <w:rPr>
-                <w:rFonts w:ascii="Courier New" w:eastAsia="Courier New" w:hAnsi="Courier New" w:cs="Courier New"/>
-                <w:color w:val="D4D4D4"/>
-                <w:sz w:val="18"/>
-                <w:szCs w:val="18"/>
-              </w:rPr>
-              <w:t>EFAULT CURRENT_TIMESTAMP,</w:t>
-            </w:r>
-          </w:p>
-        </w:tc>
-      </w:tr>
-      <w:tr>
-        <w:tblPrEx>
-          <w:tblCellMar>
-            <w:top w:w="0" w:type="dxa"/>
-            <w:bottom w:w="0" w:type="dxa"/>
-          </w:tblCellMar>
-        </w:tblPrEx>
+              <w:t xml:space="preserve">  hora_registro    TIMESTAMP WITH TIME ZONE DEFAULT CURRENT_TIMESTAMP,</w:t>
+            </w:r>
+          </w:p>
+        </w:tc>
+      </w:tr>
+      <w:tr>
         <w:tc>
           <w:tcPr>
             <w:tcW w:w="9100" w:type="dxa"/>
@@ -4680,12 +4079,6 @@
         </w:tc>
       </w:tr>
       <w:tr>
-        <w:tblPrEx>
-          <w:tblCellMar>
-            <w:top w:w="0" w:type="dxa"/>
-            <w:bottom w:w="0" w:type="dxa"/>
-          </w:tblCellMar>
-        </w:tblPrEx>
         <w:tc>
           <w:tcPr>
             <w:tcW w:w="9100" w:type="dxa"/>
@@ -4717,12 +4110,6 @@
         </w:tc>
       </w:tr>
       <w:tr>
-        <w:tblPrEx>
-          <w:tblCellMar>
-            <w:top w:w="0" w:type="dxa"/>
-            <w:bottom w:w="0" w:type="dxa"/>
-          </w:tblCellMar>
-        </w:tblPrEx>
         <w:tc>
           <w:tcPr>
             <w:tcW w:w="9100" w:type="dxa"/>
@@ -4772,10 +4159,7 @@
         <w:spacing w:before="80" w:after="80"/>
       </w:pPr>
       <w:r>
-        <w:t>Cuando un usuario hace logout, su access_token actual se guarda en esta tabla. Cualquier petición posterior con ese token será rechazada, aunque el JWT siga siendo técnicamente válido (aún no expiró). También se agregan automáticamente tokens que expiran p</w:t>
-      </w:r>
-      <w:r>
-        <w:t>ero son interceptados por el middleware.</w:t>
+        <w:t>Cuando un usuario hace logout, su access_token actual se guarda en esta tabla. Cualquier petición posterior con ese token será rechazada, aunque el JWT siga siendo técnicamente válido (aún no expiró). También se agregan automáticamente tokens que expiran pero son interceptados por el middleware.</w:t>
       </w:r>
     </w:p>
     <w:p>
@@ -4849,12 +4233,6 @@
         <w:gridCol w:w="9100"/>
       </w:tblGrid>
       <w:tr>
-        <w:tblPrEx>
-          <w:tblCellMar>
-            <w:top w:w="0" w:type="dxa"/>
-            <w:bottom w:w="0" w:type="dxa"/>
-          </w:tblCellMar>
-        </w:tblPrEx>
         <w:tc>
           <w:tcPr>
             <w:tcW w:w="9100" w:type="dxa"/>
@@ -4888,12 +4266,6 @@
         </w:tc>
       </w:tr>
       <w:tr>
-        <w:tblPrEx>
-          <w:tblCellMar>
-            <w:top w:w="0" w:type="dxa"/>
-            <w:bottom w:w="0" w:type="dxa"/>
-          </w:tblCellMar>
-        </w:tblPrEx>
         <w:tc>
           <w:tcPr>
             <w:tcW w:w="9100" w:type="dxa"/>
@@ -4925,12 +4297,6 @@
         </w:tc>
       </w:tr>
       <w:tr>
-        <w:tblPrEx>
-          <w:tblCellMar>
-            <w:top w:w="0" w:type="dxa"/>
-            <w:bottom w:w="0" w:type="dxa"/>
-          </w:tblCellMar>
-        </w:tblPrEx>
         <w:tc>
           <w:tcPr>
             <w:tcW w:w="9100" w:type="dxa"/>
@@ -4962,12 +4328,6 @@
         </w:tc>
       </w:tr>
       <w:tr>
-        <w:tblPrEx>
-          <w:tblCellMar>
-            <w:top w:w="0" w:type="dxa"/>
-            <w:bottom w:w="0" w:type="dxa"/>
-          </w:tblCellMar>
-        </w:tblPrEx>
         <w:tc>
           <w:tcPr>
             <w:tcW w:w="9100" w:type="dxa"/>
@@ -4999,12 +4359,6 @@
         </w:tc>
       </w:tr>
       <w:tr>
-        <w:tblPrEx>
-          <w:tblCellMar>
-            <w:top w:w="0" w:type="dxa"/>
-            <w:bottom w:w="0" w:type="dxa"/>
-          </w:tblCellMar>
-        </w:tblPrEx>
         <w:tc>
           <w:tcPr>
             <w:tcW w:w="9100" w:type="dxa"/>
@@ -5037,12 +4391,6 @@
         </w:tc>
       </w:tr>
       <w:tr>
-        <w:tblPrEx>
-          <w:tblCellMar>
-            <w:top w:w="0" w:type="dxa"/>
-            <w:bottom w:w="0" w:type="dxa"/>
-          </w:tblCellMar>
-        </w:tblPrEx>
         <w:tc>
           <w:tcPr>
             <w:tcW w:w="9100" w:type="dxa"/>
@@ -5074,12 +4422,6 @@
         </w:tc>
       </w:tr>
       <w:tr>
-        <w:tblPrEx>
-          <w:tblCellMar>
-            <w:top w:w="0" w:type="dxa"/>
-            <w:bottom w:w="0" w:type="dxa"/>
-          </w:tblCellMar>
-        </w:tblPrEx>
         <w:tc>
           <w:tcPr>
             <w:tcW w:w="9100" w:type="dxa"/>
@@ -5111,12 +4453,6 @@
         </w:tc>
       </w:tr>
       <w:tr>
-        <w:tblPrEx>
-          <w:tblCellMar>
-            <w:top w:w="0" w:type="dxa"/>
-            <w:bottom w:w="0" w:type="dxa"/>
-          </w:tblCellMar>
-        </w:tblPrEx>
         <w:tc>
           <w:tcPr>
             <w:tcW w:w="9100" w:type="dxa"/>
@@ -5148,12 +4484,6 @@
         </w:tc>
       </w:tr>
       <w:tr>
-        <w:tblPrEx>
-          <w:tblCellMar>
-            <w:top w:w="0" w:type="dxa"/>
-            <w:bottom w:w="0" w:type="dxa"/>
-          </w:tblCellMar>
-        </w:tblPrEx>
         <w:tc>
           <w:tcPr>
             <w:tcW w:w="9100" w:type="dxa"/>
@@ -5175,12 +4505,6 @@
         </w:tc>
       </w:tr>
       <w:tr>
-        <w:tblPrEx>
-          <w:tblCellMar>
-            <w:top w:w="0" w:type="dxa"/>
-            <w:bottom w:w="0" w:type="dxa"/>
-          </w:tblCellMar>
-        </w:tblPrEx>
         <w:tc>
           <w:tcPr>
             <w:tcW w:w="9100" w:type="dxa"/>
@@ -5212,12 +4536,6 @@
         </w:tc>
       </w:tr>
       <w:tr>
-        <w:tblPrEx>
-          <w:tblCellMar>
-            <w:top w:w="0" w:type="dxa"/>
-            <w:bottom w:w="0" w:type="dxa"/>
-          </w:tblCellMar>
-        </w:tblPrEx>
         <w:tc>
           <w:tcPr>
             <w:tcW w:w="9100" w:type="dxa"/>
@@ -5249,12 +4567,6 @@
         </w:tc>
       </w:tr>
       <w:tr>
-        <w:tblPrEx>
-          <w:tblCellMar>
-            <w:top w:w="0" w:type="dxa"/>
-            <w:bottom w:w="0" w:type="dxa"/>
-          </w:tblCellMar>
-        </w:tblPrEx>
         <w:tc>
           <w:tcPr>
             <w:tcW w:w="9100" w:type="dxa"/>
@@ -5286,12 +4598,6 @@
         </w:tc>
       </w:tr>
       <w:tr>
-        <w:tblPrEx>
-          <w:tblCellMar>
-            <w:top w:w="0" w:type="dxa"/>
-            <w:bottom w:w="0" w:type="dxa"/>
-          </w:tblCellMar>
-        </w:tblPrEx>
         <w:tc>
           <w:tcPr>
             <w:tcW w:w="9100" w:type="dxa"/>
@@ -5345,10 +4651,7 @@
         <w:spacing w:before="80" w:after="80"/>
       </w:pPr>
       <w:r>
-        <w:t xml:space="preserve">La autenticación de esta API usa un patrón de doble token (también llamado OAuth2-style </w:t>
-      </w:r>
-      <w:r>
-        <w:t>refresh flow) que es el estándar en aplicaciones modernas. La idea central es simple: hay dos tipos de token con propósitos distintos, vidas útiles distintas y mecanismos de almacenamiento distintos.</w:t>
+        <w:t>La autenticación de esta API usa un patrón de doble token (también llamado OAuth2-style refresh flow) que es el estándar en aplicaciones modernas. La idea central es simple: hay dos tipos de token con propósitos distintos, vidas útiles distintas y mecanismos de almacenamiento distintos.</w:t>
       </w:r>
     </w:p>
     <w:p>
@@ -5379,12 +4682,6 @@
         <w:gridCol w:w="3755"/>
       </w:tblGrid>
       <w:tr>
-        <w:tblPrEx>
-          <w:tblCellMar>
-            <w:top w:w="0" w:type="dxa"/>
-            <w:bottom w:w="0" w:type="dxa"/>
-          </w:tblCellMar>
-        </w:tblPrEx>
         <w:tc>
           <w:tcPr>
             <w:tcW w:w="1400" w:type="dxa"/>
@@ -5477,12 +4774,6 @@
         </w:tc>
       </w:tr>
       <w:tr>
-        <w:tblPrEx>
-          <w:tblCellMar>
-            <w:top w:w="0" w:type="dxa"/>
-            <w:bottom w:w="0" w:type="dxa"/>
-          </w:tblCellMar>
-        </w:tblPrEx>
         <w:tc>
           <w:tcPr>
             <w:tcW w:w="1400" w:type="dxa"/>
@@ -5568,12 +4859,6 @@
         </w:tc>
       </w:tr>
       <w:tr>
-        <w:tblPrEx>
-          <w:tblCellMar>
-            <w:top w:w="0" w:type="dxa"/>
-            <w:bottom w:w="0" w:type="dxa"/>
-          </w:tblCellMar>
-        </w:tblPrEx>
         <w:tc>
           <w:tcPr>
             <w:tcW w:w="1400" w:type="dxa"/>
@@ -5659,12 +4944,6 @@
         </w:tc>
       </w:tr>
       <w:tr>
-        <w:tblPrEx>
-          <w:tblCellMar>
-            <w:top w:w="0" w:type="dxa"/>
-            <w:bottom w:w="0" w:type="dxa"/>
-          </w:tblCellMar>
-        </w:tblPrEx>
         <w:tc>
           <w:tcPr>
             <w:tcW w:w="1400" w:type="dxa"/>
@@ -5750,12 +5029,6 @@
         </w:tc>
       </w:tr>
       <w:tr>
-        <w:tblPrEx>
-          <w:tblCellMar>
-            <w:top w:w="0" w:type="dxa"/>
-            <w:bottom w:w="0" w:type="dxa"/>
-          </w:tblCellMar>
-        </w:tblPrEx>
         <w:tc>
           <w:tcPr>
             <w:tcW w:w="1400" w:type="dxa"/>
@@ -5841,12 +5114,6 @@
         </w:tc>
       </w:tr>
       <w:tr>
-        <w:tblPrEx>
-          <w:tblCellMar>
-            <w:top w:w="0" w:type="dxa"/>
-            <w:bottom w:w="0" w:type="dxa"/>
-          </w:tblCellMar>
-        </w:tblPrEx>
         <w:tc>
           <w:tcPr>
             <w:tcW w:w="1400" w:type="dxa"/>
@@ -5932,12 +5199,6 @@
         </w:tc>
       </w:tr>
       <w:tr>
-        <w:tblPrEx>
-          <w:tblCellMar>
-            <w:top w:w="0" w:type="dxa"/>
-            <w:bottom w:w="0" w:type="dxa"/>
-          </w:tblCellMar>
-        </w:tblPrEx>
         <w:tc>
           <w:tcPr>
             <w:tcW w:w="1400" w:type="dxa"/>
@@ -6023,12 +5284,6 @@
         </w:tc>
       </w:tr>
       <w:tr>
-        <w:tblPrEx>
-          <w:tblCellMar>
-            <w:top w:w="0" w:type="dxa"/>
-            <w:bottom w:w="0" w:type="dxa"/>
-          </w:tblCellMar>
-        </w:tblPrEx>
         <w:tc>
           <w:tcPr>
             <w:tcW w:w="1400" w:type="dxa"/>
@@ -6161,16 +5416,7 @@
           <w:sz w:val="18"/>
           <w:szCs w:val="18"/>
         </w:rPr>
-        <w:t>bin2hex(random_</w:t>
-      </w:r>
-      <w:r>
-        <w:rPr>
-          <w:rFonts w:ascii="Courier New" w:eastAsia="Courier New" w:hAnsi="Courier New" w:cs="Courier New"/>
-          <w:color w:val="C0392B"/>
-          <w:sz w:val="18"/>
-          <w:szCs w:val="18"/>
-        </w:rPr>
-        <w:t>bytes(32))</w:t>
+        <w:t>bin2hex(random_bytes(32))</w:t>
       </w:r>
       <w:r>
         <w:t xml:space="preserve">, lo guarda en la tabla </w:t>
@@ -6214,12 +5460,6 @@
         <w:gridCol w:w="9100"/>
       </w:tblGrid>
       <w:tr>
-        <w:tblPrEx>
-          <w:tblCellMar>
-            <w:top w:w="0" w:type="dxa"/>
-            <w:bottom w:w="0" w:type="dxa"/>
-          </w:tblCellMar>
-        </w:tblPrEx>
         <w:tc>
           <w:tcPr>
             <w:tcW w:w="9100" w:type="dxa"/>
@@ -6253,12 +5493,6 @@
         </w:tc>
       </w:tr>
       <w:tr>
-        <w:tblPrEx>
-          <w:tblCellMar>
-            <w:top w:w="0" w:type="dxa"/>
-            <w:bottom w:w="0" w:type="dxa"/>
-          </w:tblCellMar>
-        </w:tblPrEx>
         <w:tc>
           <w:tcPr>
             <w:tcW w:w="9100" w:type="dxa"/>
@@ -6290,12 +5524,6 @@
         </w:tc>
       </w:tr>
       <w:tr>
-        <w:tblPrEx>
-          <w:tblCellMar>
-            <w:top w:w="0" w:type="dxa"/>
-            <w:bottom w:w="0" w:type="dxa"/>
-          </w:tblCellMar>
-        </w:tblPrEx>
         <w:tc>
           <w:tcPr>
             <w:tcW w:w="9100" w:type="dxa"/>
@@ -6327,12 +5555,6 @@
         </w:tc>
       </w:tr>
       <w:tr>
-        <w:tblPrEx>
-          <w:tblCellMar>
-            <w:top w:w="0" w:type="dxa"/>
-            <w:bottom w:w="0" w:type="dxa"/>
-          </w:tblCellMar>
-        </w:tblPrEx>
         <w:tc>
           <w:tcPr>
             <w:tcW w:w="9100" w:type="dxa"/>
@@ -6364,12 +5586,6 @@
         </w:tc>
       </w:tr>
       <w:tr>
-        <w:tblPrEx>
-          <w:tblCellMar>
-            <w:top w:w="0" w:type="dxa"/>
-            <w:bottom w:w="0" w:type="dxa"/>
-          </w:tblCellMar>
-        </w:tblPrEx>
         <w:tc>
           <w:tcPr>
             <w:tcW w:w="9100" w:type="dxa"/>
@@ -6401,12 +5617,6 @@
         </w:tc>
       </w:tr>
       <w:tr>
-        <w:tblPrEx>
-          <w:tblCellMar>
-            <w:top w:w="0" w:type="dxa"/>
-            <w:bottom w:w="0" w:type="dxa"/>
-          </w:tblCellMar>
-        </w:tblPrEx>
         <w:tc>
           <w:tcPr>
             <w:tcW w:w="9100" w:type="dxa"/>
@@ -6438,12 +5648,6 @@
         </w:tc>
       </w:tr>
       <w:tr>
-        <w:tblPrEx>
-          <w:tblCellMar>
-            <w:top w:w="0" w:type="dxa"/>
-            <w:bottom w:w="0" w:type="dxa"/>
-          </w:tblCellMar>
-        </w:tblPrEx>
         <w:tc>
           <w:tcPr>
             <w:tcW w:w="9100" w:type="dxa"/>
@@ -6475,12 +5679,6 @@
         </w:tc>
       </w:tr>
       <w:tr>
-        <w:tblPrEx>
-          <w:tblCellMar>
-            <w:top w:w="0" w:type="dxa"/>
-            <w:bottom w:w="0" w:type="dxa"/>
-          </w:tblCellMar>
-        </w:tblPrEx>
         <w:tc>
           <w:tcPr>
             <w:tcW w:w="9100" w:type="dxa"/>
@@ -6512,12 +5710,6 @@
         </w:tc>
       </w:tr>
       <w:tr>
-        <w:tblPrEx>
-          <w:tblCellMar>
-            <w:top w:w="0" w:type="dxa"/>
-            <w:bottom w:w="0" w:type="dxa"/>
-          </w:tblCellMar>
-        </w:tblPrEx>
         <w:tc>
           <w:tcPr>
             <w:tcW w:w="9100" w:type="dxa"/>
@@ -6549,12 +5741,6 @@
         </w:tc>
       </w:tr>
       <w:tr>
-        <w:tblPrEx>
-          <w:tblCellMar>
-            <w:top w:w="0" w:type="dxa"/>
-            <w:bottom w:w="0" w:type="dxa"/>
-          </w:tblCellMar>
-        </w:tblPrEx>
         <w:tc>
           <w:tcPr>
             <w:tcW w:w="9100" w:type="dxa"/>
@@ -6576,12 +5762,6 @@
         </w:tc>
       </w:tr>
       <w:tr>
-        <w:tblPrEx>
-          <w:tblCellMar>
-            <w:top w:w="0" w:type="dxa"/>
-            <w:bottom w:w="0" w:type="dxa"/>
-          </w:tblCellMar>
-        </w:tblPrEx>
         <w:tc>
           <w:tcPr>
             <w:tcW w:w="9100" w:type="dxa"/>
@@ -6613,12 +5793,6 @@
         </w:tc>
       </w:tr>
       <w:tr>
-        <w:tblPrEx>
-          <w:tblCellMar>
-            <w:top w:w="0" w:type="dxa"/>
-            <w:bottom w:w="0" w:type="dxa"/>
-          </w:tblCellMar>
-        </w:tblPrEx>
         <w:tc>
           <w:tcPr>
             <w:tcW w:w="9100" w:type="dxa"/>
@@ -6650,12 +5824,6 @@
         </w:tc>
       </w:tr>
       <w:tr>
-        <w:tblPrEx>
-          <w:tblCellMar>
-            <w:top w:w="0" w:type="dxa"/>
-            <w:bottom w:w="0" w:type="dxa"/>
-          </w:tblCellMar>
-        </w:tblPrEx>
         <w:tc>
           <w:tcPr>
             <w:tcW w:w="9100" w:type="dxa"/>
@@ -6687,12 +5855,6 @@
         </w:tc>
       </w:tr>
       <w:tr>
-        <w:tblPrEx>
-          <w:tblCellMar>
-            <w:top w:w="0" w:type="dxa"/>
-            <w:bottom w:w="0" w:type="dxa"/>
-          </w:tblCellMar>
-        </w:tblPrEx>
         <w:tc>
           <w:tcPr>
             <w:tcW w:w="9100" w:type="dxa"/>
@@ -6742,10 +5904,7 @@
         <w:spacing w:before="80" w:after="80"/>
       </w:pPr>
       <w:r>
-        <w:t>Para cada petición a una ruta protegida, el cliente incluye e</w:t>
-      </w:r>
-      <w:r>
-        <w:t xml:space="preserve">l access token en el header </w:t>
+        <w:t xml:space="preserve">Para cada petición a una ruta protegida, el cliente incluye el access token en el header </w:t>
       </w:r>
       <w:r>
         <w:rPr>
@@ -6769,10 +5928,7 @@
         <w:t>AuthMiddleware</w:t>
       </w:r>
       <w:r>
-        <w:t xml:space="preserve"> extrae el token, verifica que no esté en la lista negra, lo decodifica con la clave secreta y verifica la firma y la expiración. Si todo está bien, guarda el payload decodificado </w:t>
-      </w:r>
-      <w:r>
-        <w:t xml:space="preserve">en </w:t>
+        <w:t xml:space="preserve"> extrae el token, verifica que no esté en la lista negra, lo decodifica con la clave secreta y verifica la firma y la expiración. Si todo está bien, guarda el payload decodificado en </w:t>
       </w:r>
       <w:r>
         <w:rPr>
@@ -6826,16 +5982,7 @@
           <w:sz w:val="18"/>
           <w:szCs w:val="18"/>
         </w:rPr>
-        <w:t>POST /api/v</w:t>
-      </w:r>
-      <w:r>
-        <w:rPr>
-          <w:rFonts w:ascii="Courier New" w:eastAsia="Courier New" w:hAnsi="Courier New" w:cs="Courier New"/>
-          <w:color w:val="C0392B"/>
-          <w:sz w:val="18"/>
-          <w:szCs w:val="18"/>
-        </w:rPr>
-        <w:t>1/auth/refresh</w:t>
+        <w:t>POST /api/v1/auth/refresh</w:t>
       </w:r>
       <w:r>
         <w:t xml:space="preserve"> enviando su refresh token. No necesita redirigir al usuario al login; el proceso es transparente.</w:t>
@@ -6871,10 +6018,7 @@
         <w:t>/auth/refresh</w:t>
       </w:r>
       <w:r>
-        <w:t xml:space="preserve"> es la parte más interesante. Recibe el refresh token, lo busca en la base de </w:t>
-      </w:r>
-      <w:r>
-        <w:t xml:space="preserve">datos verificando que esté activo y no expirado, luego aplica </w:t>
+        <w:t xml:space="preserve"> es la parte más interesante. Recibe el refresh token, lo busca en la base de datos verificando que esté activo y no expirado, luego aplica </w:t>
       </w:r>
       <w:r>
         <w:rPr>
@@ -6884,10 +6028,7 @@
         <w:t>rotación de tokens</w:t>
       </w:r>
       <w:r>
-        <w:t xml:space="preserve">: revoca el refresh token usado y genera uno completamente nuevo. También genera un nuevo access token. El cliente actualiza ambos tokens que tiene guardados. Este patrón hace </w:t>
-      </w:r>
-      <w:r>
-        <w:t>que un refresh token robado sea detectable: si alguien intenta usarlo después de que ya fue rotado, el sistema lo rechaza.</w:t>
+        <w:t>: revoca el refresh token usado y genera uno completamente nuevo. También genera un nuevo access token. El cliente actualiza ambos tokens que tiene guardados. Este patrón hace que un refresh token robado sea detectable: si alguien intenta usarlo después de que ya fue rotado, el sistema lo rechaza.</w:t>
       </w:r>
     </w:p>
     <w:p>
@@ -6908,10 +6049,7 @@
         <w:spacing w:before="80" w:after="80"/>
       </w:pPr>
       <w:r>
-        <w:t>El logout en un sistema stateless con JWT tiene un truco. El access token, por su naturaleza, no se puede simplemente "borrar" del servidor porque el servidor no lo guarda en ningún lado. La solución es la lista negra: al hacer logout, el access token actu</w:t>
-      </w:r>
-      <w:r>
-        <w:t xml:space="preserve">al se inserta en la tabla </w:t>
+        <w:t xml:space="preserve">El logout en un sistema stateless con JWT tiene un truco. El access token, por su naturaleza, no se puede simplemente "borrar" del servidor porque el servidor no lo guarda en ningún lado. La solución es la lista negra: al hacer logout, el access token actual se inserta en la tabla </w:t>
       </w:r>
       <w:r>
         <w:rPr>
@@ -7024,12 +6162,6 @@
         <w:gridCol w:w="2046"/>
       </w:tblGrid>
       <w:tr>
-        <w:tblPrEx>
-          <w:tblCellMar>
-            <w:top w:w="0" w:type="dxa"/>
-            <w:bottom w:w="0" w:type="dxa"/>
-          </w:tblCellMar>
-        </w:tblPrEx>
         <w:tc>
           <w:tcPr>
             <w:tcW w:w="1000" w:type="dxa"/>
@@ -7116,8 +6248,28 @@
                 <w:sz w:val="20"/>
                 <w:szCs w:val="20"/>
               </w:rPr>
-              <w:t>Descrip</w:t>
-            </w:r>
+              <w:t>Descripción</w:t>
+            </w:r>
+          </w:p>
+        </w:tc>
+        <w:tc>
+          <w:tcPr>
+            <w:tcW w:w="2100" w:type="dxa"/>
+            <w:tcBorders>
+              <w:top w:val="single" w:sz="1" w:space="0" w:color="CCCCCC"/>
+              <w:left w:val="single" w:sz="1" w:space="0" w:color="CCCCCC"/>
+              <w:bottom w:val="single" w:sz="1" w:space="0" w:color="CCCCCC"/>
+              <w:right w:val="single" w:sz="1" w:space="0" w:color="CCCCCC"/>
+            </w:tcBorders>
+            <w:shd w:val="clear" w:color="auto" w:fill="1E3A5F"/>
+            <w:tcMar>
+              <w:top w:w="80" w:type="dxa"/>
+              <w:left w:w="120" w:type="dxa"/>
+              <w:bottom w:w="80" w:type="dxa"/>
+              <w:right w:w="120" w:type="dxa"/>
+            </w:tcMar>
+          </w:tcPr>
+          <w:p>
             <w:r>
               <w:rPr>
                 <w:b/>
@@ -7126,48 +6278,12 @@
                 <w:sz w:val="20"/>
                 <w:szCs w:val="20"/>
               </w:rPr>
-              <w:t>ción</w:t>
-            </w:r>
-          </w:p>
-        </w:tc>
-        <w:tc>
-          <w:tcPr>
-            <w:tcW w:w="2100" w:type="dxa"/>
-            <w:tcBorders>
-              <w:top w:val="single" w:sz="1" w:space="0" w:color="CCCCCC"/>
-              <w:left w:val="single" w:sz="1" w:space="0" w:color="CCCCCC"/>
-              <w:bottom w:val="single" w:sz="1" w:space="0" w:color="CCCCCC"/>
-              <w:right w:val="single" w:sz="1" w:space="0" w:color="CCCCCC"/>
-            </w:tcBorders>
-            <w:shd w:val="clear" w:color="auto" w:fill="1E3A5F"/>
-            <w:tcMar>
-              <w:top w:w="80" w:type="dxa"/>
-              <w:left w:w="120" w:type="dxa"/>
-              <w:bottom w:w="80" w:type="dxa"/>
-              <w:right w:w="120" w:type="dxa"/>
-            </w:tcMar>
-          </w:tcPr>
-          <w:p>
-            <w:r>
-              <w:rPr>
-                <w:b/>
-                <w:bCs/>
-                <w:color w:val="FFFFFF"/>
-                <w:sz w:val="20"/>
-                <w:szCs w:val="20"/>
-              </w:rPr>
               <w:t>Auth</w:t>
             </w:r>
           </w:p>
         </w:tc>
       </w:tr>
       <w:tr>
-        <w:tblPrEx>
-          <w:tblCellMar>
-            <w:top w:w="0" w:type="dxa"/>
-            <w:bottom w:w="0" w:type="dxa"/>
-          </w:tblCellMar>
-        </w:tblPrEx>
         <w:tc>
           <w:tcPr>
             <w:tcW w:w="1000" w:type="dxa"/>
@@ -7282,12 +6398,6 @@
         </w:tc>
       </w:tr>
       <w:tr>
-        <w:tblPrEx>
-          <w:tblCellMar>
-            <w:top w:w="0" w:type="dxa"/>
-            <w:bottom w:w="0" w:type="dxa"/>
-          </w:tblCellMar>
-        </w:tblPrEx>
         <w:tc>
           <w:tcPr>
             <w:tcW w:w="1000" w:type="dxa"/>
@@ -7402,12 +6512,6 @@
         </w:tc>
       </w:tr>
       <w:tr>
-        <w:tblPrEx>
-          <w:tblCellMar>
-            <w:top w:w="0" w:type="dxa"/>
-            <w:bottom w:w="0" w:type="dxa"/>
-          </w:tblCellMar>
-        </w:tblPrEx>
         <w:tc>
           <w:tcPr>
             <w:tcW w:w="1000" w:type="dxa"/>
@@ -7522,12 +6626,6 @@
         </w:tc>
       </w:tr>
       <w:tr>
-        <w:tblPrEx>
-          <w:tblCellMar>
-            <w:top w:w="0" w:type="dxa"/>
-            <w:bottom w:w="0" w:type="dxa"/>
-          </w:tblCellMar>
-        </w:tblPrEx>
         <w:tc>
           <w:tcPr>
             <w:tcW w:w="1000" w:type="dxa"/>
@@ -7642,12 +6740,6 @@
         </w:tc>
       </w:tr>
       <w:tr>
-        <w:tblPrEx>
-          <w:tblCellMar>
-            <w:top w:w="0" w:type="dxa"/>
-            <w:bottom w:w="0" w:type="dxa"/>
-          </w:tblCellMar>
-        </w:tblPrEx>
         <w:tc>
           <w:tcPr>
             <w:tcW w:w="1000" w:type="dxa"/>
@@ -7762,12 +6854,6 @@
         </w:tc>
       </w:tr>
       <w:tr>
-        <w:tblPrEx>
-          <w:tblCellMar>
-            <w:top w:w="0" w:type="dxa"/>
-            <w:bottom w:w="0" w:type="dxa"/>
-          </w:tblCellMar>
-        </w:tblPrEx>
         <w:tc>
           <w:tcPr>
             <w:tcW w:w="1000" w:type="dxa"/>
@@ -7882,12 +6968,6 @@
         </w:tc>
       </w:tr>
       <w:tr>
-        <w:tblPrEx>
-          <w:tblCellMar>
-            <w:top w:w="0" w:type="dxa"/>
-            <w:bottom w:w="0" w:type="dxa"/>
-          </w:tblCellMar>
-        </w:tblPrEx>
         <w:tc>
           <w:tcPr>
             <w:tcW w:w="1000" w:type="dxa"/>
@@ -8002,12 +7082,6 @@
         </w:tc>
       </w:tr>
       <w:tr>
-        <w:tblPrEx>
-          <w:tblCellMar>
-            <w:top w:w="0" w:type="dxa"/>
-            <w:bottom w:w="0" w:type="dxa"/>
-          </w:tblCellMar>
-        </w:tblPrEx>
         <w:tc>
           <w:tcPr>
             <w:tcW w:w="1000" w:type="dxa"/>
@@ -8122,12 +7196,6 @@
         </w:tc>
       </w:tr>
       <w:tr>
-        <w:tblPrEx>
-          <w:tblCellMar>
-            <w:top w:w="0" w:type="dxa"/>
-            <w:bottom w:w="0" w:type="dxa"/>
-          </w:tblCellMar>
-        </w:tblPrEx>
         <w:tc>
           <w:tcPr>
             <w:tcW w:w="1000" w:type="dxa"/>
@@ -8242,12 +7310,6 @@
         </w:tc>
       </w:tr>
       <w:tr>
-        <w:tblPrEx>
-          <w:tblCellMar>
-            <w:top w:w="0" w:type="dxa"/>
-            <w:bottom w:w="0" w:type="dxa"/>
-          </w:tblCellMar>
-        </w:tblPrEx>
         <w:tc>
           <w:tcPr>
             <w:tcW w:w="1000" w:type="dxa"/>
@@ -8362,12 +7424,6 @@
         </w:tc>
       </w:tr>
       <w:tr>
-        <w:tblPrEx>
-          <w:tblCellMar>
-            <w:top w:w="0" w:type="dxa"/>
-            <w:bottom w:w="0" w:type="dxa"/>
-          </w:tblCellMar>
-        </w:tblPrEx>
         <w:tc>
           <w:tcPr>
             <w:tcW w:w="1000" w:type="dxa"/>
@@ -8482,12 +7538,6 @@
         </w:tc>
       </w:tr>
       <w:tr>
-        <w:tblPrEx>
-          <w:tblCellMar>
-            <w:top w:w="0" w:type="dxa"/>
-            <w:bottom w:w="0" w:type="dxa"/>
-          </w:tblCellMar>
-        </w:tblPrEx>
         <w:tc>
           <w:tcPr>
             <w:tcW w:w="1000" w:type="dxa"/>
@@ -8628,10 +7678,7 @@
         <w:spacing w:before="80" w:after="80"/>
       </w:pPr>
       <w:r>
-        <w:t>Autentica un usuario con username y password. Si las credenciales son válidas, devuelve un access_token JWT de corta duración y un refresh_token opaco de larga duración. Los refresh tokens anteriores del usuario se revocan automáticamente al hacer un nuevo</w:t>
-      </w:r>
-      <w:r>
-        <w:t xml:space="preserve"> login.</w:t>
+        <w:t>Autentica un usuario con username y password. Si las credenciales son válidas, devuelve un access_token JWT de corta duración y un refresh_token opaco de larga duración. Los refresh tokens anteriores del usuario se revocan automáticamente al hacer un nuevo login.</w:t>
       </w:r>
     </w:p>
     <w:p>
@@ -8660,12 +7707,6 @@
         <w:gridCol w:w="9100"/>
       </w:tblGrid>
       <w:tr>
-        <w:tblPrEx>
-          <w:tblCellMar>
-            <w:top w:w="0" w:type="dxa"/>
-            <w:bottom w:w="0" w:type="dxa"/>
-          </w:tblCellMar>
-        </w:tblPrEx>
         <w:tc>
           <w:tcPr>
             <w:tcW w:w="9100" w:type="dxa"/>
@@ -8696,12 +7737,6 @@
         </w:tc>
       </w:tr>
       <w:tr>
-        <w:tblPrEx>
-          <w:tblCellMar>
-            <w:top w:w="0" w:type="dxa"/>
-            <w:bottom w:w="0" w:type="dxa"/>
-          </w:tblCellMar>
-        </w:tblPrEx>
         <w:tc>
           <w:tcPr>
             <w:tcW w:w="9100" w:type="dxa"/>
@@ -8754,12 +7789,6 @@
         <w:gridCol w:w="9100"/>
       </w:tblGrid>
       <w:tr>
-        <w:tblPrEx>
-          <w:tblCellMar>
-            <w:top w:w="0" w:type="dxa"/>
-            <w:bottom w:w="0" w:type="dxa"/>
-          </w:tblCellMar>
-        </w:tblPrEx>
         <w:tc>
           <w:tcPr>
             <w:tcW w:w="9100" w:type="dxa"/>
@@ -8793,12 +7822,6 @@
         </w:tc>
       </w:tr>
       <w:tr>
-        <w:tblPrEx>
-          <w:tblCellMar>
-            <w:top w:w="0" w:type="dxa"/>
-            <w:bottom w:w="0" w:type="dxa"/>
-          </w:tblCellMar>
-        </w:tblPrEx>
         <w:tc>
           <w:tcPr>
             <w:tcW w:w="9100" w:type="dxa"/>
@@ -8830,12 +7853,6 @@
         </w:tc>
       </w:tr>
       <w:tr>
-        <w:tblPrEx>
-          <w:tblCellMar>
-            <w:top w:w="0" w:type="dxa"/>
-            <w:bottom w:w="0" w:type="dxa"/>
-          </w:tblCellMar>
-        </w:tblPrEx>
         <w:tc>
           <w:tcPr>
             <w:tcW w:w="9100" w:type="dxa"/>
@@ -8867,12 +7884,6 @@
         </w:tc>
       </w:tr>
       <w:tr>
-        <w:tblPrEx>
-          <w:tblCellMar>
-            <w:top w:w="0" w:type="dxa"/>
-            <w:bottom w:w="0" w:type="dxa"/>
-          </w:tblCellMar>
-        </w:tblPrEx>
         <w:tc>
           <w:tcPr>
             <w:tcW w:w="9100" w:type="dxa"/>
@@ -8904,12 +7915,6 @@
         </w:tc>
       </w:tr>
       <w:tr>
-        <w:tblPrEx>
-          <w:tblCellMar>
-            <w:top w:w="0" w:type="dxa"/>
-            <w:bottom w:w="0" w:type="dxa"/>
-          </w:tblCellMar>
-        </w:tblPrEx>
         <w:tc>
           <w:tcPr>
             <w:tcW w:w="9100" w:type="dxa"/>
@@ -8941,12 +7946,6 @@
         </w:tc>
       </w:tr>
       <w:tr>
-        <w:tblPrEx>
-          <w:tblCellMar>
-            <w:top w:w="0" w:type="dxa"/>
-            <w:bottom w:w="0" w:type="dxa"/>
-          </w:tblCellMar>
-        </w:tblPrEx>
         <w:tc>
           <w:tcPr>
             <w:tcW w:w="9100" w:type="dxa"/>
@@ -8978,12 +7977,6 @@
         </w:tc>
       </w:tr>
       <w:tr>
-        <w:tblPrEx>
-          <w:tblCellMar>
-            <w:top w:w="0" w:type="dxa"/>
-            <w:bottom w:w="0" w:type="dxa"/>
-          </w:tblCellMar>
-        </w:tblPrEx>
         <w:tc>
           <w:tcPr>
             <w:tcW w:w="9100" w:type="dxa"/>
@@ -9015,12 +8008,6 @@
         </w:tc>
       </w:tr>
       <w:tr>
-        <w:tblPrEx>
-          <w:tblCellMar>
-            <w:top w:w="0" w:type="dxa"/>
-            <w:bottom w:w="0" w:type="dxa"/>
-          </w:tblCellMar>
-        </w:tblPrEx>
         <w:tc>
           <w:tcPr>
             <w:tcW w:w="9100" w:type="dxa"/>
@@ -9052,12 +8039,6 @@
         </w:tc>
       </w:tr>
       <w:tr>
-        <w:tblPrEx>
-          <w:tblCellMar>
-            <w:top w:w="0" w:type="dxa"/>
-            <w:bottom w:w="0" w:type="dxa"/>
-          </w:tblCellMar>
-        </w:tblPrEx>
         <w:tc>
           <w:tcPr>
             <w:tcW w:w="9100" w:type="dxa"/>
@@ -9089,12 +8070,6 @@
         </w:tc>
       </w:tr>
       <w:tr>
-        <w:tblPrEx>
-          <w:tblCellMar>
-            <w:top w:w="0" w:type="dxa"/>
-            <w:bottom w:w="0" w:type="dxa"/>
-          </w:tblCellMar>
-        </w:tblPrEx>
         <w:tc>
           <w:tcPr>
             <w:tcW w:w="9100" w:type="dxa"/>
@@ -9126,12 +8101,6 @@
         </w:tc>
       </w:tr>
       <w:tr>
-        <w:tblPrEx>
-          <w:tblCellMar>
-            <w:top w:w="0" w:type="dxa"/>
-            <w:bottom w:w="0" w:type="dxa"/>
-          </w:tblCellMar>
-        </w:tblPrEx>
         <w:tc>
           <w:tcPr>
             <w:tcW w:w="9100" w:type="dxa"/>
@@ -9163,12 +8132,6 @@
         </w:tc>
       </w:tr>
       <w:tr>
-        <w:tblPrEx>
-          <w:tblCellMar>
-            <w:top w:w="0" w:type="dxa"/>
-            <w:bottom w:w="0" w:type="dxa"/>
-          </w:tblCellMar>
-        </w:tblPrEx>
         <w:tc>
           <w:tcPr>
             <w:tcW w:w="9100" w:type="dxa"/>
@@ -9194,27 +8157,12 @@
                 <w:sz w:val="18"/>
                 <w:szCs w:val="18"/>
               </w:rPr>
-              <w:t xml:space="preserve">      "roles": </w:t>
-            </w:r>
-            <w:r>
-              <w:rPr>
-                <w:rFonts w:ascii="Courier New" w:eastAsia="Courier New" w:hAnsi="Courier New" w:cs="Courier New"/>
-                <w:color w:val="D4D4D4"/>
-                <w:sz w:val="18"/>
-                <w:szCs w:val="18"/>
-              </w:rPr>
-              <w:t>["admin"]</w:t>
-            </w:r>
-          </w:p>
-        </w:tc>
-      </w:tr>
-      <w:tr>
-        <w:tblPrEx>
-          <w:tblCellMar>
-            <w:top w:w="0" w:type="dxa"/>
-            <w:bottom w:w="0" w:type="dxa"/>
-          </w:tblCellMar>
-        </w:tblPrEx>
+              <w:t xml:space="preserve">      "roles": ["admin"]</w:t>
+            </w:r>
+          </w:p>
+        </w:tc>
+      </w:tr>
+      <w:tr>
         <w:tc>
           <w:tcPr>
             <w:tcW w:w="9100" w:type="dxa"/>
@@ -9246,12 +8194,6 @@
         </w:tc>
       </w:tr>
       <w:tr>
-        <w:tblPrEx>
-          <w:tblCellMar>
-            <w:top w:w="0" w:type="dxa"/>
-            <w:bottom w:w="0" w:type="dxa"/>
-          </w:tblCellMar>
-        </w:tblPrEx>
         <w:tc>
           <w:tcPr>
             <w:tcW w:w="9100" w:type="dxa"/>
@@ -9283,12 +8225,6 @@
         </w:tc>
       </w:tr>
       <w:tr>
-        <w:tblPrEx>
-          <w:tblCellMar>
-            <w:top w:w="0" w:type="dxa"/>
-            <w:bottom w:w="0" w:type="dxa"/>
-          </w:tblCellMar>
-        </w:tblPrEx>
         <w:tc>
           <w:tcPr>
             <w:tcW w:w="9100" w:type="dxa"/>
@@ -9320,12 +8256,6 @@
         </w:tc>
       </w:tr>
       <w:tr>
-        <w:tblPrEx>
-          <w:tblCellMar>
-            <w:top w:w="0" w:type="dxa"/>
-            <w:bottom w:w="0" w:type="dxa"/>
-          </w:tblCellMar>
-        </w:tblPrEx>
         <w:tc>
           <w:tcPr>
             <w:tcW w:w="9100" w:type="dxa"/>
@@ -9383,12 +8313,6 @@
         <w:gridCol w:w="9100"/>
       </w:tblGrid>
       <w:tr>
-        <w:tblPrEx>
-          <w:tblCellMar>
-            <w:top w:w="0" w:type="dxa"/>
-            <w:bottom w:w="0" w:type="dxa"/>
-          </w:tblCellMar>
-        </w:tblPrEx>
         <w:tc>
           <w:tcPr>
             <w:tcW w:w="9100" w:type="dxa"/>
@@ -9419,12 +8343,6 @@
         </w:tc>
       </w:tr>
       <w:tr>
-        <w:tblPrEx>
-          <w:tblCellMar>
-            <w:top w:w="0" w:type="dxa"/>
-            <w:bottom w:w="0" w:type="dxa"/>
-          </w:tblCellMar>
-        </w:tblPrEx>
         <w:tc>
           <w:tcPr>
             <w:tcW w:w="9100" w:type="dxa"/>
@@ -9450,12 +8368,6 @@
         </w:tc>
       </w:tr>
       <w:tr>
-        <w:tblPrEx>
-          <w:tblCellMar>
-            <w:top w:w="0" w:type="dxa"/>
-            <w:bottom w:w="0" w:type="dxa"/>
-          </w:tblCellMar>
-        </w:tblPrEx>
         <w:tc>
           <w:tcPr>
             <w:tcW w:w="9100" w:type="dxa"/>
@@ -9499,10 +8411,7 @@
         <w:spacing w:before="80" w:after="80"/>
       </w:pPr>
       <w:r>
-        <w:t>Intercambia un refresh_token válido por un par de tokens completamente nuevo. El refresh token enviado se revoca inmediatamente (rotación de tokens) y se emite uno nuevo. Este endpoint no requiere access_token en el header; funciona con el refresh_token en</w:t>
-      </w:r>
-      <w:r>
-        <w:t xml:space="preserve"> el body.</w:t>
+        <w:t>Intercambia un refresh_token válido por un par de tokens completamente nuevo. El refresh token enviado se revoca inmediatamente (rotación de tokens) y se emite uno nuevo. Este endpoint no requiere access_token en el header; funciona con el refresh_token en el body.</w:t>
       </w:r>
     </w:p>
     <w:p>
@@ -9531,12 +8440,6 @@
         <w:gridCol w:w="9100"/>
       </w:tblGrid>
       <w:tr>
-        <w:tblPrEx>
-          <w:tblCellMar>
-            <w:top w:w="0" w:type="dxa"/>
-            <w:bottom w:w="0" w:type="dxa"/>
-          </w:tblCellMar>
-        </w:tblPrEx>
         <w:tc>
           <w:tcPr>
             <w:tcW w:w="9100" w:type="dxa"/>
@@ -9567,12 +8470,6 @@
         </w:tc>
       </w:tr>
       <w:tr>
-        <w:tblPrEx>
-          <w:tblCellMar>
-            <w:top w:w="0" w:type="dxa"/>
-            <w:bottom w:w="0" w:type="dxa"/>
-          </w:tblCellMar>
-        </w:tblPrEx>
         <w:tc>
           <w:tcPr>
             <w:tcW w:w="9100" w:type="dxa"/>
@@ -9624,12 +8521,6 @@
         <w:gridCol w:w="9100"/>
       </w:tblGrid>
       <w:tr>
-        <w:tblPrEx>
-          <w:tblCellMar>
-            <w:top w:w="0" w:type="dxa"/>
-            <w:bottom w:w="0" w:type="dxa"/>
-          </w:tblCellMar>
-        </w:tblPrEx>
         <w:tc>
           <w:tcPr>
             <w:tcW w:w="9100" w:type="dxa"/>
@@ -9660,12 +8551,6 @@
         </w:tc>
       </w:tr>
       <w:tr>
-        <w:tblPrEx>
-          <w:tblCellMar>
-            <w:top w:w="0" w:type="dxa"/>
-            <w:bottom w:w="0" w:type="dxa"/>
-          </w:tblCellMar>
-        </w:tblPrEx>
         <w:tc>
           <w:tcPr>
             <w:tcW w:w="9100" w:type="dxa"/>
@@ -9691,12 +8576,6 @@
         </w:tc>
       </w:tr>
       <w:tr>
-        <w:tblPrEx>
-          <w:tblCellMar>
-            <w:top w:w="0" w:type="dxa"/>
-            <w:bottom w:w="0" w:type="dxa"/>
-          </w:tblCellMar>
-        </w:tblPrEx>
         <w:tc>
           <w:tcPr>
             <w:tcW w:w="9100" w:type="dxa"/>
@@ -9722,12 +8601,6 @@
         </w:tc>
       </w:tr>
       <w:tr>
-        <w:tblPrEx>
-          <w:tblCellMar>
-            <w:top w:w="0" w:type="dxa"/>
-            <w:bottom w:w="0" w:type="dxa"/>
-          </w:tblCellMar>
-        </w:tblPrEx>
         <w:tc>
           <w:tcPr>
             <w:tcW w:w="9100" w:type="dxa"/>
@@ -9772,10 +8645,7 @@
         <w:spacing w:before="80" w:after="80"/>
       </w:pPr>
       <w:r>
-        <w:t>Verifica que el access token sea válido y devuelve cuántos segundos le qued</w:t>
-      </w:r>
-      <w:r>
-        <w:t>an antes de expirar, junto con el payload completo del JWT. Útil para que el cliente sepa cuándo necesita hacer un refresh sin esperar a recibir un error 401.</w:t>
+        <w:t>Verifica que el access token sea válido y devuelve cuántos segundos le quedan antes de expirar, junto con el payload completo del JWT. Útil para que el cliente sepa cuándo necesita hacer un refresh sin esperar a recibir un error 401.</w:t>
       </w:r>
     </w:p>
     <w:p>
@@ -9804,12 +8674,6 @@
         <w:gridCol w:w="9100"/>
       </w:tblGrid>
       <w:tr>
-        <w:tblPrEx>
-          <w:tblCellMar>
-            <w:top w:w="0" w:type="dxa"/>
-            <w:bottom w:w="0" w:type="dxa"/>
-          </w:tblCellMar>
-        </w:tblPrEx>
         <w:tc>
           <w:tcPr>
             <w:tcW w:w="9100" w:type="dxa"/>
@@ -9843,12 +8707,6 @@
         </w:tc>
       </w:tr>
       <w:tr>
-        <w:tblPrEx>
-          <w:tblCellMar>
-            <w:top w:w="0" w:type="dxa"/>
-            <w:bottom w:w="0" w:type="dxa"/>
-          </w:tblCellMar>
-        </w:tblPrEx>
         <w:tc>
           <w:tcPr>
             <w:tcW w:w="9100" w:type="dxa"/>
@@ -9880,12 +8738,6 @@
         </w:tc>
       </w:tr>
       <w:tr>
-        <w:tblPrEx>
-          <w:tblCellMar>
-            <w:top w:w="0" w:type="dxa"/>
-            <w:bottom w:w="0" w:type="dxa"/>
-          </w:tblCellMar>
-        </w:tblPrEx>
         <w:tc>
           <w:tcPr>
             <w:tcW w:w="9100" w:type="dxa"/>
@@ -9917,12 +8769,6 @@
         </w:tc>
       </w:tr>
       <w:tr>
-        <w:tblPrEx>
-          <w:tblCellMar>
-            <w:top w:w="0" w:type="dxa"/>
-            <w:bottom w:w="0" w:type="dxa"/>
-          </w:tblCellMar>
-        </w:tblPrEx>
         <w:tc>
           <w:tcPr>
             <w:tcW w:w="9100" w:type="dxa"/>
@@ -9954,12 +8800,6 @@
         </w:tc>
       </w:tr>
       <w:tr>
-        <w:tblPrEx>
-          <w:tblCellMar>
-            <w:top w:w="0" w:type="dxa"/>
-            <w:bottom w:w="0" w:type="dxa"/>
-          </w:tblCellMar>
-        </w:tblPrEx>
         <w:tc>
           <w:tcPr>
             <w:tcW w:w="9100" w:type="dxa"/>
@@ -9991,12 +8831,6 @@
         </w:tc>
       </w:tr>
       <w:tr>
-        <w:tblPrEx>
-          <w:tblCellMar>
-            <w:top w:w="0" w:type="dxa"/>
-            <w:bottom w:w="0" w:type="dxa"/>
-          </w:tblCellMar>
-        </w:tblPrEx>
         <w:tc>
           <w:tcPr>
             <w:tcW w:w="9100" w:type="dxa"/>
@@ -10028,12 +8862,6 @@
         </w:tc>
       </w:tr>
       <w:tr>
-        <w:tblPrEx>
-          <w:tblCellMar>
-            <w:top w:w="0" w:type="dxa"/>
-            <w:bottom w:w="0" w:type="dxa"/>
-          </w:tblCellMar>
-        </w:tblPrEx>
         <w:tc>
           <w:tcPr>
             <w:tcW w:w="9100" w:type="dxa"/>
@@ -10065,12 +8893,6 @@
         </w:tc>
       </w:tr>
       <w:tr>
-        <w:tblPrEx>
-          <w:tblCellMar>
-            <w:top w:w="0" w:type="dxa"/>
-            <w:bottom w:w="0" w:type="dxa"/>
-          </w:tblCellMar>
-        </w:tblPrEx>
         <w:tc>
           <w:tcPr>
             <w:tcW w:w="9100" w:type="dxa"/>
@@ -10102,12 +8924,6 @@
         </w:tc>
       </w:tr>
       <w:tr>
-        <w:tblPrEx>
-          <w:tblCellMar>
-            <w:top w:w="0" w:type="dxa"/>
-            <w:bottom w:w="0" w:type="dxa"/>
-          </w:tblCellMar>
-        </w:tblPrEx>
         <w:tc>
           <w:tcPr>
             <w:tcW w:w="9100" w:type="dxa"/>
@@ -10139,12 +8955,6 @@
         </w:tc>
       </w:tr>
       <w:tr>
-        <w:tblPrEx>
-          <w:tblCellMar>
-            <w:top w:w="0" w:type="dxa"/>
-            <w:bottom w:w="0" w:type="dxa"/>
-          </w:tblCellMar>
-        </w:tblPrEx>
         <w:tc>
           <w:tcPr>
             <w:tcW w:w="9100" w:type="dxa"/>
@@ -10176,12 +8986,6 @@
         </w:tc>
       </w:tr>
       <w:tr>
-        <w:tblPrEx>
-          <w:tblCellMar>
-            <w:top w:w="0" w:type="dxa"/>
-            <w:bottom w:w="0" w:type="dxa"/>
-          </w:tblCellMar>
-        </w:tblPrEx>
         <w:tc>
           <w:tcPr>
             <w:tcW w:w="9100" w:type="dxa"/>
@@ -10213,12 +9017,6 @@
         </w:tc>
       </w:tr>
       <w:tr>
-        <w:tblPrEx>
-          <w:tblCellMar>
-            <w:top w:w="0" w:type="dxa"/>
-            <w:bottom w:w="0" w:type="dxa"/>
-          </w:tblCellMar>
-        </w:tblPrEx>
         <w:tc>
           <w:tcPr>
             <w:tcW w:w="9100" w:type="dxa"/>
@@ -10250,12 +9048,6 @@
         </w:tc>
       </w:tr>
       <w:tr>
-        <w:tblPrEx>
-          <w:tblCellMar>
-            <w:top w:w="0" w:type="dxa"/>
-            <w:bottom w:w="0" w:type="dxa"/>
-          </w:tblCellMar>
-        </w:tblPrEx>
         <w:tc>
           <w:tcPr>
             <w:tcW w:w="9100" w:type="dxa"/>
@@ -10317,10 +9109,7 @@
         <w:t>lista_negra</w:t>
       </w:r>
       <w:r>
-        <w:t xml:space="preserve"> y todos los refresh_tokens activos del usuario se revocan en la base de datos. A partir de ese momento, ese access_token no funciona aunque no haya expirado</w:t>
-      </w:r>
-      <w:r>
-        <w:t>.</w:t>
+        <w:t xml:space="preserve"> y todos los refresh_tokens activos del usuario se revocan en la base de datos. A partir de ese momento, ese access_token no funciona aunque no haya expirado.</w:t>
       </w:r>
     </w:p>
     <w:p>
@@ -10349,12 +9138,6 @@
         <w:gridCol w:w="9100"/>
       </w:tblGrid>
       <w:tr>
-        <w:tblPrEx>
-          <w:tblCellMar>
-            <w:top w:w="0" w:type="dxa"/>
-            <w:bottom w:w="0" w:type="dxa"/>
-          </w:tblCellMar>
-        </w:tblPrEx>
         <w:tc>
           <w:tcPr>
             <w:tcW w:w="9100" w:type="dxa"/>
@@ -10388,12 +9171,6 @@
         </w:tc>
       </w:tr>
       <w:tr>
-        <w:tblPrEx>
-          <w:tblCellMar>
-            <w:top w:w="0" w:type="dxa"/>
-            <w:bottom w:w="0" w:type="dxa"/>
-          </w:tblCellMar>
-        </w:tblPrEx>
         <w:tc>
           <w:tcPr>
             <w:tcW w:w="9100" w:type="dxa"/>
@@ -10425,12 +9202,6 @@
         </w:tc>
       </w:tr>
       <w:tr>
-        <w:tblPrEx>
-          <w:tblCellMar>
-            <w:top w:w="0" w:type="dxa"/>
-            <w:bottom w:w="0" w:type="dxa"/>
-          </w:tblCellMar>
-        </w:tblPrEx>
         <w:tc>
           <w:tcPr>
             <w:tcW w:w="9100" w:type="dxa"/>
@@ -10462,12 +9233,6 @@
         </w:tc>
       </w:tr>
       <w:tr>
-        <w:tblPrEx>
-          <w:tblCellMar>
-            <w:top w:w="0" w:type="dxa"/>
-            <w:bottom w:w="0" w:type="dxa"/>
-          </w:tblCellMar>
-        </w:tblPrEx>
         <w:tc>
           <w:tcPr>
             <w:tcW w:w="9100" w:type="dxa"/>
@@ -10551,10 +9316,7 @@
         <w:spacing w:before="80" w:after="80"/>
       </w:pPr>
       <w:r>
-        <w:t>Devuelve la lista de todos los usuarios activos del sistema. Incluye datos básicos de la tabla personas (nombre, apellidos) junto con el estado del usuario. No devuelve contraseñas ni roles; para ver los roles hay que consultar el endpo</w:t>
-      </w:r>
-      <w:r>
-        <w:t>int de detalle individual.</w:t>
+        <w:t>Devuelve la lista de todos los usuarios activos del sistema. Incluye datos básicos de la tabla personas (nombre, apellidos) junto con el estado del usuario. No devuelve contraseñas ni roles; para ver los roles hay que consultar el endpoint de detalle individual.</w:t>
       </w:r>
     </w:p>
     <w:p>
@@ -10583,12 +9345,6 @@
         <w:gridCol w:w="9100"/>
       </w:tblGrid>
       <w:tr>
-        <w:tblPrEx>
-          <w:tblCellMar>
-            <w:top w:w="0" w:type="dxa"/>
-            <w:bottom w:w="0" w:type="dxa"/>
-          </w:tblCellMar>
-        </w:tblPrEx>
         <w:tc>
           <w:tcPr>
             <w:tcW w:w="9100" w:type="dxa"/>
@@ -10622,12 +9378,6 @@
         </w:tc>
       </w:tr>
       <w:tr>
-        <w:tblPrEx>
-          <w:tblCellMar>
-            <w:top w:w="0" w:type="dxa"/>
-            <w:bottom w:w="0" w:type="dxa"/>
-          </w:tblCellMar>
-        </w:tblPrEx>
         <w:tc>
           <w:tcPr>
             <w:tcW w:w="9100" w:type="dxa"/>
@@ -10659,12 +9409,6 @@
         </w:tc>
       </w:tr>
       <w:tr>
-        <w:tblPrEx>
-          <w:tblCellMar>
-            <w:top w:w="0" w:type="dxa"/>
-            <w:bottom w:w="0" w:type="dxa"/>
-          </w:tblCellMar>
-        </w:tblPrEx>
         <w:tc>
           <w:tcPr>
             <w:tcW w:w="9100" w:type="dxa"/>
@@ -10696,12 +9440,6 @@
         </w:tc>
       </w:tr>
       <w:tr>
-        <w:tblPrEx>
-          <w:tblCellMar>
-            <w:top w:w="0" w:type="dxa"/>
-            <w:bottom w:w="0" w:type="dxa"/>
-          </w:tblCellMar>
-        </w:tblPrEx>
         <w:tc>
           <w:tcPr>
             <w:tcW w:w="9100" w:type="dxa"/>
@@ -10733,12 +9471,6 @@
         </w:tc>
       </w:tr>
       <w:tr>
-        <w:tblPrEx>
-          <w:tblCellMar>
-            <w:top w:w="0" w:type="dxa"/>
-            <w:bottom w:w="0" w:type="dxa"/>
-          </w:tblCellMar>
-        </w:tblPrEx>
         <w:tc>
           <w:tcPr>
             <w:tcW w:w="9100" w:type="dxa"/>
@@ -10770,12 +9502,6 @@
         </w:tc>
       </w:tr>
       <w:tr>
-        <w:tblPrEx>
-          <w:tblCellMar>
-            <w:top w:w="0" w:type="dxa"/>
-            <w:bottom w:w="0" w:type="dxa"/>
-          </w:tblCellMar>
-        </w:tblPrEx>
         <w:tc>
           <w:tcPr>
             <w:tcW w:w="9100" w:type="dxa"/>
@@ -10807,12 +9533,6 @@
         </w:tc>
       </w:tr>
       <w:tr>
-        <w:tblPrEx>
-          <w:tblCellMar>
-            <w:top w:w="0" w:type="dxa"/>
-            <w:bottom w:w="0" w:type="dxa"/>
-          </w:tblCellMar>
-        </w:tblPrEx>
         <w:tc>
           <w:tcPr>
             <w:tcW w:w="9100" w:type="dxa"/>
@@ -10844,12 +9564,6 @@
         </w:tc>
       </w:tr>
       <w:tr>
-        <w:tblPrEx>
-          <w:tblCellMar>
-            <w:top w:w="0" w:type="dxa"/>
-            <w:bottom w:w="0" w:type="dxa"/>
-          </w:tblCellMar>
-        </w:tblPrEx>
         <w:tc>
           <w:tcPr>
             <w:tcW w:w="9100" w:type="dxa"/>
@@ -10875,27 +9589,12 @@
                 <w:sz w:val="18"/>
                 <w:szCs w:val="18"/>
               </w:rPr>
-              <w:t xml:space="preserve"> </w:t>
-            </w:r>
-            <w:r>
-              <w:rPr>
-                <w:rFonts w:ascii="Courier New" w:eastAsia="Courier New" w:hAnsi="Courier New" w:cs="Courier New"/>
-                <w:color w:val="D4D4D4"/>
-                <w:sz w:val="18"/>
-                <w:szCs w:val="18"/>
-              </w:rPr>
-              <w:t xml:space="preserve">  }</w:t>
-            </w:r>
-          </w:p>
-        </w:tc>
-      </w:tr>
-      <w:tr>
-        <w:tblPrEx>
-          <w:tblCellMar>
-            <w:top w:w="0" w:type="dxa"/>
-            <w:bottom w:w="0" w:type="dxa"/>
-          </w:tblCellMar>
-        </w:tblPrEx>
+              <w:t xml:space="preserve">   }</w:t>
+            </w:r>
+          </w:p>
+        </w:tc>
+      </w:tr>
+      <w:tr>
         <w:tc>
           <w:tcPr>
             <w:tcW w:w="9100" w:type="dxa"/>
@@ -10957,10 +9656,7 @@
         <w:t>404 RESOURCE_NOT_FOUND</w:t>
       </w:r>
       <w:r>
-        <w:t>. La ruta acepta solo IDs numéricos; Flight rechaza automáticamente rutas c</w:t>
-      </w:r>
-      <w:r>
-        <w:t xml:space="preserve">omo </w:t>
+        <w:t xml:space="preserve">. La ruta acepta solo IDs numéricos; Flight rechaza automáticamente rutas como </w:t>
       </w:r>
       <w:r>
         <w:rPr>
@@ -11118,12 +9814,6 @@
         <w:gridCol w:w="9100"/>
       </w:tblGrid>
       <w:tr>
-        <w:tblPrEx>
-          <w:tblCellMar>
-            <w:top w:w="0" w:type="dxa"/>
-            <w:bottom w:w="0" w:type="dxa"/>
-          </w:tblCellMar>
-        </w:tblPrEx>
         <w:tc>
           <w:tcPr>
             <w:tcW w:w="9100" w:type="dxa"/>
@@ -11157,12 +9847,6 @@
         </w:tc>
       </w:tr>
       <w:tr>
-        <w:tblPrEx>
-          <w:tblCellMar>
-            <w:top w:w="0" w:type="dxa"/>
-            <w:bottom w:w="0" w:type="dxa"/>
-          </w:tblCellMar>
-        </w:tblPrEx>
         <w:tc>
           <w:tcPr>
             <w:tcW w:w="9100" w:type="dxa"/>
@@ -11194,12 +9878,6 @@
         </w:tc>
       </w:tr>
       <w:tr>
-        <w:tblPrEx>
-          <w:tblCellMar>
-            <w:top w:w="0" w:type="dxa"/>
-            <w:bottom w:w="0" w:type="dxa"/>
-          </w:tblCellMar>
-        </w:tblPrEx>
         <w:tc>
           <w:tcPr>
             <w:tcW w:w="9100" w:type="dxa"/>
@@ -11231,12 +9909,6 @@
         </w:tc>
       </w:tr>
       <w:tr>
-        <w:tblPrEx>
-          <w:tblCellMar>
-            <w:top w:w="0" w:type="dxa"/>
-            <w:bottom w:w="0" w:type="dxa"/>
-          </w:tblCellMar>
-        </w:tblPrEx>
         <w:tc>
           <w:tcPr>
             <w:tcW w:w="9100" w:type="dxa"/>
@@ -11268,12 +9940,6 @@
         </w:tc>
       </w:tr>
       <w:tr>
-        <w:tblPrEx>
-          <w:tblCellMar>
-            <w:top w:w="0" w:type="dxa"/>
-            <w:bottom w:w="0" w:type="dxa"/>
-          </w:tblCellMar>
-        </w:tblPrEx>
         <w:tc>
           <w:tcPr>
             <w:tcW w:w="9100" w:type="dxa"/>
@@ -11305,12 +9971,6 @@
         </w:tc>
       </w:tr>
       <w:tr>
-        <w:tblPrEx>
-          <w:tblCellMar>
-            <w:top w:w="0" w:type="dxa"/>
-            <w:bottom w:w="0" w:type="dxa"/>
-          </w:tblCellMar>
-        </w:tblPrEx>
         <w:tc>
           <w:tcPr>
             <w:tcW w:w="9100" w:type="dxa"/>
@@ -11342,12 +10002,6 @@
         </w:tc>
       </w:tr>
       <w:tr>
-        <w:tblPrEx>
-          <w:tblCellMar>
-            <w:top w:w="0" w:type="dxa"/>
-            <w:bottom w:w="0" w:type="dxa"/>
-          </w:tblCellMar>
-        </w:tblPrEx>
         <w:tc>
           <w:tcPr>
             <w:tcW w:w="9100" w:type="dxa"/>
@@ -11379,12 +10033,6 @@
         </w:tc>
       </w:tr>
       <w:tr>
-        <w:tblPrEx>
-          <w:tblCellMar>
-            <w:top w:w="0" w:type="dxa"/>
-            <w:bottom w:w="0" w:type="dxa"/>
-          </w:tblCellMar>
-        </w:tblPrEx>
         <w:tc>
           <w:tcPr>
             <w:tcW w:w="9100" w:type="dxa"/>
@@ -11416,12 +10064,6 @@
         </w:tc>
       </w:tr>
       <w:tr>
-        <w:tblPrEx>
-          <w:tblCellMar>
-            <w:top w:w="0" w:type="dxa"/>
-            <w:bottom w:w="0" w:type="dxa"/>
-          </w:tblCellMar>
-        </w:tblPrEx>
         <w:tc>
           <w:tcPr>
             <w:tcW w:w="9100" w:type="dxa"/>
@@ -11480,12 +10122,6 @@
         <w:gridCol w:w="9100"/>
       </w:tblGrid>
       <w:tr>
-        <w:tblPrEx>
-          <w:tblCellMar>
-            <w:top w:w="0" w:type="dxa"/>
-            <w:bottom w:w="0" w:type="dxa"/>
-          </w:tblCellMar>
-        </w:tblPrEx>
         <w:tc>
           <w:tcPr>
             <w:tcW w:w="9100" w:type="dxa"/>
@@ -11516,12 +10152,6 @@
         </w:tc>
       </w:tr>
       <w:tr>
-        <w:tblPrEx>
-          <w:tblCellMar>
-            <w:top w:w="0" w:type="dxa"/>
-            <w:bottom w:w="0" w:type="dxa"/>
-          </w:tblCellMar>
-        </w:tblPrEx>
         <w:tc>
           <w:tcPr>
             <w:tcW w:w="9100" w:type="dxa"/>
@@ -11547,12 +10177,6 @@
         </w:tc>
       </w:tr>
       <w:tr>
-        <w:tblPrEx>
-          <w:tblCellMar>
-            <w:top w:w="0" w:type="dxa"/>
-            <w:bottom w:w="0" w:type="dxa"/>
-          </w:tblCellMar>
-        </w:tblPrEx>
         <w:tc>
           <w:tcPr>
             <w:tcW w:w="9100" w:type="dxa"/>
@@ -11578,12 +10202,6 @@
         </w:tc>
       </w:tr>
       <w:tr>
-        <w:tblPrEx>
-          <w:tblCellMar>
-            <w:top w:w="0" w:type="dxa"/>
-            <w:bottom w:w="0" w:type="dxa"/>
-          </w:tblCellMar>
-        </w:tblPrEx>
         <w:tc>
           <w:tcPr>
             <w:tcW w:w="9100" w:type="dxa"/>
@@ -11609,12 +10227,6 @@
         </w:tc>
       </w:tr>
       <w:tr>
-        <w:tblPrEx>
-          <w:tblCellMar>
-            <w:top w:w="0" w:type="dxa"/>
-            <w:bottom w:w="0" w:type="dxa"/>
-          </w:tblCellMar>
-        </w:tblPrEx>
         <w:tc>
           <w:tcPr>
             <w:tcW w:w="9100" w:type="dxa"/>
@@ -11658,13 +10270,7 @@
         <w:spacing w:before="80" w:after="80"/>
       </w:pPr>
       <w:r>
-        <w:t>Ambos métodos usan el mismo método del cont</w:t>
-      </w:r>
-      <w:r>
-        <w:t>rolador. La diferencia semántica es que PUT debería reemplazar el recurso completo y PATCH solo los campos enviados. En esta implementación, el modelo hace una actualización parcial en ambos casos (solo los campos presentes en el body). Los usuarios con ro</w:t>
-      </w:r>
-      <w:r>
-        <w:t xml:space="preserve">l </w:t>
+        <w:t xml:space="preserve">Ambos métodos usan el mismo método del controlador. La diferencia semántica es que PUT debería reemplazar el recurso completo y PATCH solo los campos enviados. En esta implementación, el modelo hace una actualización parcial en ambos casos (solo los campos presentes en el body). Los usuarios con rol </w:t>
       </w:r>
       <w:r>
         <w:rPr>
@@ -11728,16 +10334,7 @@
           <w:sz w:val="18"/>
           <w:szCs w:val="18"/>
         </w:rPr>
-        <w:t>activo = fa</w:t>
-      </w:r>
-      <w:r>
-        <w:rPr>
-          <w:rFonts w:ascii="Courier New" w:eastAsia="Courier New" w:hAnsi="Courier New" w:cs="Courier New"/>
-          <w:color w:val="C0392B"/>
-          <w:sz w:val="18"/>
-          <w:szCs w:val="18"/>
-        </w:rPr>
-        <w:t>lse</w:t>
+        <w:t>activo = false</w:t>
       </w:r>
       <w:r>
         <w:t xml:space="preserve"> tanto en la tabla </w:t>
@@ -11805,12 +10402,6 @@
         <w:gridCol w:w="9100"/>
       </w:tblGrid>
       <w:tr>
-        <w:tblPrEx>
-          <w:tblCellMar>
-            <w:top w:w="0" w:type="dxa"/>
-            <w:bottom w:w="0" w:type="dxa"/>
-          </w:tblCellMar>
-        </w:tblPrEx>
         <w:tc>
           <w:tcPr>
             <w:tcW w:w="9100" w:type="dxa"/>
@@ -11841,12 +10432,6 @@
         </w:tc>
       </w:tr>
       <w:tr>
-        <w:tblPrEx>
-          <w:tblCellMar>
-            <w:top w:w="0" w:type="dxa"/>
-            <w:bottom w:w="0" w:type="dxa"/>
-          </w:tblCellMar>
-        </w:tblPrEx>
         <w:tc>
           <w:tcPr>
             <w:tcW w:w="9100" w:type="dxa"/>
@@ -11872,12 +10457,6 @@
         </w:tc>
       </w:tr>
       <w:tr>
-        <w:tblPrEx>
-          <w:tblCellMar>
-            <w:top w:w="0" w:type="dxa"/>
-            <w:bottom w:w="0" w:type="dxa"/>
-          </w:tblCellMar>
-        </w:tblPrEx>
         <w:tc>
           <w:tcPr>
             <w:tcW w:w="9100" w:type="dxa"/>
@@ -11957,10 +10536,7 @@
         <w:t>404</w:t>
       </w:r>
       <w:r>
-        <w:t xml:space="preserve"> si el usuario no existe (buscando </w:t>
-      </w:r>
-      <w:r>
-        <w:t xml:space="preserve">incluso entre inactivos con </w:t>
+        <w:t xml:space="preserve"> si el usuario no existe (buscando incluso entre inactivos con </w:t>
       </w:r>
       <w:r>
         <w:rPr>
@@ -12046,12 +10622,6 @@
         <w:gridCol w:w="9100"/>
       </w:tblGrid>
       <w:tr>
-        <w:tblPrEx>
-          <w:tblCellMar>
-            <w:top w:w="0" w:type="dxa"/>
-            <w:bottom w:w="0" w:type="dxa"/>
-          </w:tblCellMar>
-        </w:tblPrEx>
         <w:tc>
           <w:tcPr>
             <w:tcW w:w="9100" w:type="dxa"/>
@@ -12085,12 +10655,6 @@
         </w:tc>
       </w:tr>
       <w:tr>
-        <w:tblPrEx>
-          <w:tblCellMar>
-            <w:top w:w="0" w:type="dxa"/>
-            <w:bottom w:w="0" w:type="dxa"/>
-          </w:tblCellMar>
-        </w:tblPrEx>
         <w:tc>
           <w:tcPr>
             <w:tcW w:w="9100" w:type="dxa"/>
@@ -12122,12 +10686,6 @@
         </w:tc>
       </w:tr>
       <w:tr>
-        <w:tblPrEx>
-          <w:tblCellMar>
-            <w:top w:w="0" w:type="dxa"/>
-            <w:bottom w:w="0" w:type="dxa"/>
-          </w:tblCellMar>
-        </w:tblPrEx>
         <w:tc>
           <w:tcPr>
             <w:tcW w:w="9100" w:type="dxa"/>
@@ -12159,12 +10717,6 @@
         </w:tc>
       </w:tr>
       <w:tr>
-        <w:tblPrEx>
-          <w:tblCellMar>
-            <w:top w:w="0" w:type="dxa"/>
-            <w:bottom w:w="0" w:type="dxa"/>
-          </w:tblCellMar>
-        </w:tblPrEx>
         <w:tc>
           <w:tcPr>
             <w:tcW w:w="9100" w:type="dxa"/>
@@ -12196,12 +10748,6 @@
         </w:tc>
       </w:tr>
       <w:tr>
-        <w:tblPrEx>
-          <w:tblCellMar>
-            <w:top w:w="0" w:type="dxa"/>
-            <w:bottom w:w="0" w:type="dxa"/>
-          </w:tblCellMar>
-        </w:tblPrEx>
         <w:tc>
           <w:tcPr>
             <w:tcW w:w="9100" w:type="dxa"/>
@@ -12223,12 +10769,6 @@
         </w:tc>
       </w:tr>
       <w:tr>
-        <w:tblPrEx>
-          <w:tblCellMar>
-            <w:top w:w="0" w:type="dxa"/>
-            <w:bottom w:w="0" w:type="dxa"/>
-          </w:tblCellMar>
-        </w:tblPrEx>
         <w:tc>
           <w:tcPr>
             <w:tcW w:w="9100" w:type="dxa"/>
@@ -12260,12 +10800,6 @@
         </w:tc>
       </w:tr>
       <w:tr>
-        <w:tblPrEx>
-          <w:tblCellMar>
-            <w:top w:w="0" w:type="dxa"/>
-            <w:bottom w:w="0" w:type="dxa"/>
-          </w:tblCellMar>
-        </w:tblPrEx>
         <w:tc>
           <w:tcPr>
             <w:tcW w:w="9100" w:type="dxa"/>
@@ -12297,12 +10831,6 @@
         </w:tc>
       </w:tr>
       <w:tr>
-        <w:tblPrEx>
-          <w:tblCellMar>
-            <w:top w:w="0" w:type="dxa"/>
-            <w:bottom w:w="0" w:type="dxa"/>
-          </w:tblCellMar>
-        </w:tblPrEx>
         <w:tc>
           <w:tcPr>
             <w:tcW w:w="9100" w:type="dxa"/>
@@ -12328,16 +10856,7 @@
                 <w:sz w:val="18"/>
                 <w:szCs w:val="18"/>
               </w:rPr>
-              <w:t>ApiResponse::error("UNAUTHORIZED",     "Sin to</w:t>
-            </w:r>
-            <w:r>
-              <w:rPr>
-                <w:rFonts w:ascii="Courier New" w:eastAsia="Courier New" w:hAnsi="Courier New" w:cs="Courier New"/>
-                <w:color w:val="D4D4D4"/>
-                <w:sz w:val="18"/>
-                <w:szCs w:val="18"/>
-              </w:rPr>
-              <w:t>ken",    null,     401);</w:t>
+              <w:t>ApiResponse::error("UNAUTHORIZED",     "Sin token",    null,     401);</w:t>
             </w:r>
           </w:p>
         </w:tc>
@@ -12370,12 +10889,6 @@
         <w:gridCol w:w="4550"/>
       </w:tblGrid>
       <w:tr>
-        <w:tblPrEx>
-          <w:tblCellMar>
-            <w:top w:w="0" w:type="dxa"/>
-            <w:bottom w:w="0" w:type="dxa"/>
-          </w:tblCellMar>
-        </w:tblPrEx>
         <w:tc>
           <w:tcPr>
             <w:tcW w:w="4550" w:type="dxa"/>
@@ -12434,12 +10947,6 @@
         </w:tc>
       </w:tr>
       <w:tr>
-        <w:tblPrEx>
-          <w:tblCellMar>
-            <w:top w:w="0" w:type="dxa"/>
-            <w:bottom w:w="0" w:type="dxa"/>
-          </w:tblCellMar>
-        </w:tblPrEx>
         <w:tc>
           <w:tcPr>
             <w:tcW w:w="4550" w:type="dxa"/>
@@ -12654,12 +11161,6 @@
         <w:gridCol w:w="5500"/>
       </w:tblGrid>
       <w:tr>
-        <w:tblPrEx>
-          <w:tblCellMar>
-            <w:top w:w="0" w:type="dxa"/>
-            <w:bottom w:w="0" w:type="dxa"/>
-          </w:tblCellMar>
-        </w:tblPrEx>
         <w:tc>
           <w:tcPr>
             <w:tcW w:w="1200" w:type="dxa"/>
@@ -12752,12 +11253,6 @@
         </w:tc>
       </w:tr>
       <w:tr>
-        <w:tblPrEx>
-          <w:tblCellMar>
-            <w:top w:w="0" w:type="dxa"/>
-            <w:bottom w:w="0" w:type="dxa"/>
-          </w:tblCellMar>
-        </w:tblPrEx>
         <w:tc>
           <w:tcPr>
             <w:tcW w:w="1200" w:type="dxa"/>
@@ -12844,12 +11339,6 @@
         </w:tc>
       </w:tr>
       <w:tr>
-        <w:tblPrEx>
-          <w:tblCellMar>
-            <w:top w:w="0" w:type="dxa"/>
-            <w:bottom w:w="0" w:type="dxa"/>
-          </w:tblCellMar>
-        </w:tblPrEx>
         <w:tc>
           <w:tcPr>
             <w:tcW w:w="1200" w:type="dxa"/>
@@ -12936,12 +11425,6 @@
         </w:tc>
       </w:tr>
       <w:tr>
-        <w:tblPrEx>
-          <w:tblCellMar>
-            <w:top w:w="0" w:type="dxa"/>
-            <w:bottom w:w="0" w:type="dxa"/>
-          </w:tblCellMar>
-        </w:tblPrEx>
         <w:tc>
           <w:tcPr>
             <w:tcW w:w="1200" w:type="dxa"/>
@@ -13028,12 +11511,6 @@
         </w:tc>
       </w:tr>
       <w:tr>
-        <w:tblPrEx>
-          <w:tblCellMar>
-            <w:top w:w="0" w:type="dxa"/>
-            <w:bottom w:w="0" w:type="dxa"/>
-          </w:tblCellMar>
-        </w:tblPrEx>
         <w:tc>
           <w:tcPr>
             <w:tcW w:w="1200" w:type="dxa"/>
@@ -13120,12 +11597,6 @@
         </w:tc>
       </w:tr>
       <w:tr>
-        <w:tblPrEx>
-          <w:tblCellMar>
-            <w:top w:w="0" w:type="dxa"/>
-            <w:bottom w:w="0" w:type="dxa"/>
-          </w:tblCellMar>
-        </w:tblPrEx>
         <w:tc>
           <w:tcPr>
             <w:tcW w:w="1200" w:type="dxa"/>
@@ -13212,12 +11683,6 @@
         </w:tc>
       </w:tr>
       <w:tr>
-        <w:tblPrEx>
-          <w:tblCellMar>
-            <w:top w:w="0" w:type="dxa"/>
-            <w:bottom w:w="0" w:type="dxa"/>
-          </w:tblCellMar>
-        </w:tblPrEx>
         <w:tc>
           <w:tcPr>
             <w:tcW w:w="1200" w:type="dxa"/>
@@ -13304,12 +11769,6 @@
         </w:tc>
       </w:tr>
       <w:tr>
-        <w:tblPrEx>
-          <w:tblCellMar>
-            <w:top w:w="0" w:type="dxa"/>
-            <w:bottom w:w="0" w:type="dxa"/>
-          </w:tblCellMar>
-        </w:tblPrEx>
         <w:tc>
           <w:tcPr>
             <w:tcW w:w="1200" w:type="dxa"/>
@@ -13396,12 +11855,6 @@
         </w:tc>
       </w:tr>
       <w:tr>
-        <w:tblPrEx>
-          <w:tblCellMar>
-            <w:top w:w="0" w:type="dxa"/>
-            <w:bottom w:w="0" w:type="dxa"/>
-          </w:tblCellMar>
-        </w:tblPrEx>
         <w:tc>
           <w:tcPr>
             <w:tcW w:w="1200" w:type="dxa"/>
@@ -13539,10 +11992,7 @@
         <w:spacing w:before="80" w:after="80"/>
       </w:pPr>
       <w:r>
-        <w:t>Nunca se almacena una contraseña en texto plano.</w:t>
-      </w:r>
-      <w:r>
-        <w:t xml:space="preserve"> En PHP, </w:t>
+        <w:t xml:space="preserve">Nunca se almacena una contraseña en texto plano. En PHP, </w:t>
       </w:r>
       <w:r>
         <w:rPr>
@@ -13579,10 +12029,7 @@
         <w:pStyle w:val="Ttulo3"/>
       </w:pPr>
       <w:r>
-        <w:t>Prepared Statem</w:t>
-      </w:r>
-      <w:r>
-        <w:t>ents contra SQL Injection</w:t>
+        <w:t>Prepared Statements contra SQL Injection</w:t>
       </w:r>
     </w:p>
     <w:p>
@@ -13619,12 +12066,6 @@
         <w:gridCol w:w="9100"/>
       </w:tblGrid>
       <w:tr>
-        <w:tblPrEx>
-          <w:tblCellMar>
-            <w:top w:w="0" w:type="dxa"/>
-            <w:bottom w:w="0" w:type="dxa"/>
-          </w:tblCellMar>
-        </w:tblPrEx>
         <w:tc>
           <w:tcPr>
             <w:tcW w:w="9100" w:type="dxa"/>
@@ -13658,12 +12099,6 @@
         </w:tc>
       </w:tr>
       <w:tr>
-        <w:tblPrEx>
-          <w:tblCellMar>
-            <w:top w:w="0" w:type="dxa"/>
-            <w:bottom w:w="0" w:type="dxa"/>
-          </w:tblCellMar>
-        </w:tblPrEx>
         <w:tc>
           <w:tcPr>
             <w:tcW w:w="9100" w:type="dxa"/>
@@ -13695,12 +12130,6 @@
         </w:tc>
       </w:tr>
       <w:tr>
-        <w:tblPrEx>
-          <w:tblCellMar>
-            <w:top w:w="0" w:type="dxa"/>
-            <w:bottom w:w="0" w:type="dxa"/>
-          </w:tblCellMar>
-        </w:tblPrEx>
         <w:tc>
           <w:tcPr>
             <w:tcW w:w="9100" w:type="dxa"/>
@@ -13732,12 +12161,6 @@
         </w:tc>
       </w:tr>
       <w:tr>
-        <w:tblPrEx>
-          <w:tblCellMar>
-            <w:top w:w="0" w:type="dxa"/>
-            <w:bottom w:w="0" w:type="dxa"/>
-          </w:tblCellMar>
-        </w:tblPrEx>
         <w:tc>
           <w:tcPr>
             <w:tcW w:w="9100" w:type="dxa"/>
@@ -13759,12 +12182,6 @@
         </w:tc>
       </w:tr>
       <w:tr>
-        <w:tblPrEx>
-          <w:tblCellMar>
-            <w:top w:w="0" w:type="dxa"/>
-            <w:bottom w:w="0" w:type="dxa"/>
-          </w:tblCellMar>
-        </w:tblPrEx>
         <w:tc>
           <w:tcPr>
             <w:tcW w:w="9100" w:type="dxa"/>
@@ -13796,12 +12213,6 @@
         </w:tc>
       </w:tr>
       <w:tr>
-        <w:tblPrEx>
-          <w:tblCellMar>
-            <w:top w:w="0" w:type="dxa"/>
-            <w:bottom w:w="0" w:type="dxa"/>
-          </w:tblCellMar>
-        </w:tblPrEx>
         <w:tc>
           <w:tcPr>
             <w:tcW w:w="9100" w:type="dxa"/>
@@ -13833,12 +12244,6 @@
         </w:tc>
       </w:tr>
       <w:tr>
-        <w:tblPrEx>
-          <w:tblCellMar>
-            <w:top w:w="0" w:type="dxa"/>
-            <w:bottom w:w="0" w:type="dxa"/>
-          </w:tblCellMar>
-        </w:tblPrEx>
         <w:tc>
           <w:tcPr>
             <w:tcW w:w="9100" w:type="dxa"/>
@@ -13888,10 +12293,7 @@
         <w:spacing w:before="80" w:after="80"/>
       </w:pPr>
       <w:r>
-        <w:t>El hash de la contraseña nunca aparece en ninguna respuesta JSON. Después de crear o actualizar u</w:t>
-      </w:r>
-      <w:r>
-        <w:t xml:space="preserve">n usuario, el controlador hace </w:t>
+        <w:t xml:space="preserve">El hash de la contraseña nunca aparece en ninguna respuesta JSON. Después de crear o actualizar un usuario, el controlador hace </w:t>
       </w:r>
       <w:r>
         <w:rPr>
@@ -13977,23 +12379,10 @@
     </w:p>
     <w:p>
       <w:pPr>
-        <w:spacing w:before="120" w:after="100"/>
-      </w:pPr>
-    </w:p>
-    <w:p>
-      <w:pPr>
-        <w:pStyle w:val="Ttulo2"/>
-      </w:pPr>
-      <w:r>
-        <w:t>8.2 Diseño de API</w:t>
-      </w:r>
-    </w:p>
-    <w:p>
-      <w:pPr>
         <w:pStyle w:val="Ttulo3"/>
       </w:pPr>
       <w:r>
-        <w:t>Versioning desde el primer día</w:t>
+        <w:t>Interceptor global de errores (ErrorHandler + ErrorDictionary)</w:t>
       </w:r>
     </w:p>
     <w:p>
@@ -14001,8 +12390,7 @@
         <w:spacing w:before="80" w:after="80"/>
       </w:pPr>
       <w:r>
-        <w:lastRenderedPageBreak/>
-        <w:t xml:space="preserve">Todas las rutas empiezan con </w:t>
+        <w:t xml:space="preserve">Antes de este refactor, cualquier excepción no capturada en un controlador hacía que PHP devolviera una página HTML de error. Para una API, eso es inaceptable: el cliente siempre espera JSON. La solución fue implementar dos clases en </w:t>
       </w:r>
       <w:r>
         <w:rPr>
@@ -14011,10 +12399,26 @@
           <w:sz w:val="18"/>
           <w:szCs w:val="18"/>
         </w:rPr>
-        <w:t>/api/v1/</w:t>
-      </w:r>
-      <w:r>
-        <w:t xml:space="preserve">. Cuando sea necesario hacer cambios incompatibles con versiones anteriores, se crea </w:t>
+        <w:t>app/Helpers/</w:t>
+      </w:r>
+      <w:r>
+        <w:t xml:space="preserve"> y registrarlas en el entry point antes de cargar cualquier ruta.</w:t>
+      </w:r>
+    </w:p>
+    <w:p>
+      <w:pPr>
+        <w:spacing w:before="80" w:after="80"/>
+      </w:pPr>
+      <w:r>
+        <w:rPr>
+          <w:b/>
+          <w:bCs/>
+        </w:rPr>
+        <w:lastRenderedPageBreak/>
+        <w:t>ErrorDictionary</w:t>
+      </w:r>
+      <w:r>
+        <w:t xml:space="preserve"> es un mapa estático de códigos </w:t>
       </w:r>
       <w:r>
         <w:rPr>
@@ -14023,34 +12427,10 @@
           <w:sz w:val="18"/>
           <w:szCs w:val="18"/>
         </w:rPr>
-        <w:t>/api/v2/</w:t>
-      </w:r>
-      <w:r>
-        <w:t xml:space="preserve"> sin tocar v1. Los clientes que ya usan v1 no se rompen.</w:t>
-      </w:r>
-    </w:p>
-    <w:p>
-      <w:pPr>
-        <w:spacing w:before="120" w:after="80"/>
-      </w:pPr>
-      <w:r>
-        <w:rPr>
-          <w:b/>
-          <w:bCs/>
-          <w:color w:val="2E7D32"/>
-        </w:rPr>
-        <w:t>Buena práctica adicional: externalizar</w:t>
-      </w:r>
-      <w:r>
-        <w:rPr>
-          <w:b/>
-          <w:bCs/>
-          <w:color w:val="2E7D32"/>
-        </w:rPr>
-        <w:t xml:space="preserve"> el prefijo a una variable de entorno.</w:t>
-      </w:r>
-      <w:r>
-        <w:t xml:space="preserve"> En esta plantilla el prefijo está fijo como </w:t>
+        <w:t>SQLSTATE</w:t>
+      </w:r>
+      <w:r>
+        <w:t xml:space="preserve"> de PostgreSQL a mensajes en lenguaje natural. Cuando PostgreSQL lanza un error, su código interno (como </w:t>
       </w:r>
       <w:r>
         <w:rPr>
@@ -14059,13 +12439,10 @@
           <w:sz w:val="18"/>
           <w:szCs w:val="18"/>
         </w:rPr>
-        <w:t>/api/v1/</w:t>
-      </w:r>
-      <w:r>
-        <w:t xml:space="preserve"> directamente en los archivos de rutas. Para proyectos donde la versión pueda cambiar con frecuencia, se puede mover el prefijo a una variable de entorno y leerlo di</w:t>
-      </w:r>
-      <w:r>
-        <w:t>námicamente desde los grupos de rutas:</w:t>
+        <w:t>23505</w:t>
+      </w:r>
+      <w:r>
+        <w:t xml:space="preserve"> para violación de unicidad) no es algo que un usuario pueda entender. El diccionario lo traduce a: «El registro ya existe y no puede duplicarse.»</w:t>
       </w:r>
     </w:p>
     <w:tbl>
@@ -14089,12 +12466,6 @@
         <w:gridCol w:w="9100"/>
       </w:tblGrid>
       <w:tr>
-        <w:tblPrEx>
-          <w:tblCellMar>
-            <w:top w:w="0" w:type="dxa"/>
-            <w:bottom w:w="0" w:type="dxa"/>
-          </w:tblCellMar>
-        </w:tblPrEx>
         <w:tc>
           <w:tcPr>
             <w:tcW w:w="9100" w:type="dxa"/>
@@ -14116,18 +12487,12 @@
                 <w:sz w:val="18"/>
                 <w:szCs w:val="18"/>
               </w:rPr>
-              <w:t># .env  —  agregar esta variable</w:t>
-            </w:r>
-          </w:p>
-        </w:tc>
-      </w:tr>
-      <w:tr>
-        <w:tblPrEx>
-          <w:tblCellMar>
-            <w:top w:w="0" w:type="dxa"/>
-            <w:bottom w:w="0" w:type="dxa"/>
-          </w:tblCellMar>
-        </w:tblPrEx>
+              <w:t>app/Helpers/ErrorDictionary.php</w:t>
+            </w:r>
+          </w:p>
+        </w:tc>
+      </w:tr>
+      <w:tr>
         <w:tc>
           <w:tcPr>
             <w:tcW w:w="9100" w:type="dxa"/>
@@ -14147,18 +12512,12 @@
                 <w:sz w:val="18"/>
                 <w:szCs w:val="18"/>
               </w:rPr>
-              <w:t>API_PREFIX=/api/v1</w:t>
-            </w:r>
-          </w:p>
-        </w:tc>
-      </w:tr>
-      <w:tr>
-        <w:tblPrEx>
-          <w:tblCellMar>
-            <w:top w:w="0" w:type="dxa"/>
-            <w:bottom w:w="0" w:type="dxa"/>
-          </w:tblCellMar>
-        </w:tblPrEx>
+              <w:t>private static array $sqlErrors = [</w:t>
+            </w:r>
+          </w:p>
+        </w:tc>
+      </w:tr>
+      <w:tr>
         <w:tc>
           <w:tcPr>
             <w:tcW w:w="9100" w:type="dxa"/>
@@ -14178,18 +12537,261 @@
                 <w:sz w:val="18"/>
                 <w:szCs w:val="18"/>
               </w:rPr>
-              <w:t xml:space="preserve"> </w:t>
-            </w:r>
-          </w:p>
-        </w:tc>
-      </w:tr>
-      <w:tr>
-        <w:tblPrEx>
-          <w:tblCellMar>
-            <w:top w:w="0" w:type="dxa"/>
-            <w:bottom w:w="0" w:type="dxa"/>
-          </w:tblCellMar>
-        </w:tblPrEx>
+              <w:t xml:space="preserve">    '23505' =&gt; 'El registro ya existe (violación de restricción única).',</w:t>
+            </w:r>
+          </w:p>
+        </w:tc>
+      </w:tr>
+      <w:tr>
+        <w:tc>
+          <w:tcPr>
+            <w:tcW w:w="9100" w:type="dxa"/>
+            <w:shd w:val="clear" w:color="auto" w:fill="1E1E1E"/>
+            <w:tcMar>
+              <w:top w:w="40" w:type="dxa"/>
+              <w:left w:w="200" w:type="dxa"/>
+              <w:bottom w:w="40" w:type="dxa"/>
+              <w:right w:w="160" w:type="dxa"/>
+            </w:tcMar>
+          </w:tcPr>
+          <w:p>
+            <w:r>
+              <w:rPr>
+                <w:rFonts w:ascii="Courier New" w:eastAsia="Courier New" w:hAnsi="Courier New" w:cs="Courier New"/>
+                <w:color w:val="D4D4D4"/>
+                <w:sz w:val="18"/>
+                <w:szCs w:val="18"/>
+              </w:rPr>
+              <w:t xml:space="preserve">    '23503' =&gt; 'Violación de llave foránea: dato en uso o inexistente.',</w:t>
+            </w:r>
+          </w:p>
+        </w:tc>
+      </w:tr>
+      <w:tr>
+        <w:tc>
+          <w:tcPr>
+            <w:tcW w:w="9100" w:type="dxa"/>
+            <w:shd w:val="clear" w:color="auto" w:fill="1E1E1E"/>
+            <w:tcMar>
+              <w:top w:w="40" w:type="dxa"/>
+              <w:left w:w="200" w:type="dxa"/>
+              <w:bottom w:w="40" w:type="dxa"/>
+              <w:right w:w="160" w:type="dxa"/>
+            </w:tcMar>
+          </w:tcPr>
+          <w:p>
+            <w:r>
+              <w:rPr>
+                <w:rFonts w:ascii="Courier New" w:eastAsia="Courier New" w:hAnsi="Courier New" w:cs="Courier New"/>
+                <w:color w:val="D4D4D4"/>
+                <w:sz w:val="18"/>
+                <w:szCs w:val="18"/>
+              </w:rPr>
+              <w:t xml:space="preserve">    '23502' =&gt; 'Falta un valor requerido (campo NOT NULL).',</w:t>
+            </w:r>
+          </w:p>
+        </w:tc>
+      </w:tr>
+      <w:tr>
+        <w:tc>
+          <w:tcPr>
+            <w:tcW w:w="9100" w:type="dxa"/>
+            <w:shd w:val="clear" w:color="auto" w:fill="1E1E1E"/>
+            <w:tcMar>
+              <w:top w:w="40" w:type="dxa"/>
+              <w:left w:w="200" w:type="dxa"/>
+              <w:bottom w:w="40" w:type="dxa"/>
+              <w:right w:w="160" w:type="dxa"/>
+            </w:tcMar>
+          </w:tcPr>
+          <w:p>
+            <w:r>
+              <w:rPr>
+                <w:rFonts w:ascii="Courier New" w:eastAsia="Courier New" w:hAnsi="Courier New" w:cs="Courier New"/>
+                <w:color w:val="D4D4D4"/>
+                <w:sz w:val="18"/>
+                <w:szCs w:val="18"/>
+              </w:rPr>
+              <w:t xml:space="preserve">    '08006' =&gt; 'Error de conexión con la base de datos.',</w:t>
+            </w:r>
+          </w:p>
+        </w:tc>
+      </w:tr>
+      <w:tr>
+        <w:tc>
+          <w:tcPr>
+            <w:tcW w:w="9100" w:type="dxa"/>
+            <w:shd w:val="clear" w:color="auto" w:fill="1E1E1E"/>
+            <w:tcMar>
+              <w:top w:w="40" w:type="dxa"/>
+              <w:left w:w="200" w:type="dxa"/>
+              <w:bottom w:w="40" w:type="dxa"/>
+              <w:right w:w="160" w:type="dxa"/>
+            </w:tcMar>
+          </w:tcPr>
+          <w:p>
+            <w:r>
+              <w:rPr>
+                <w:rFonts w:ascii="Courier New" w:eastAsia="Courier New" w:hAnsi="Courier New" w:cs="Courier New"/>
+                <w:color w:val="D4D4D4"/>
+                <w:sz w:val="18"/>
+                <w:szCs w:val="18"/>
+              </w:rPr>
+              <w:t>];</w:t>
+            </w:r>
+          </w:p>
+        </w:tc>
+      </w:tr>
+    </w:tbl>
+    <w:p>
+      <w:pPr>
+        <w:spacing w:before="80" w:after="80"/>
+      </w:pPr>
+    </w:p>
+    <w:p>
+      <w:pPr>
+        <w:spacing w:before="80" w:after="80"/>
+      </w:pPr>
+      <w:r>
+        <w:rPr>
+          <w:b/>
+          <w:bCs/>
+        </w:rPr>
+        <w:t>ErrorHandler</w:t>
+      </w:r>
+      <w:r>
+        <w:t xml:space="preserve"> registra dos interceptores sobre Flight mediante </w:t>
+      </w:r>
+      <w:r>
+        <w:rPr>
+          <w:rFonts w:ascii="Courier New" w:eastAsia="Courier New" w:hAnsi="Courier New" w:cs="Courier New"/>
+          <w:color w:val="C0392B"/>
+          <w:sz w:val="18"/>
+          <w:szCs w:val="18"/>
+        </w:rPr>
+        <w:t>Flight::map()</w:t>
+      </w:r>
+      <w:r>
+        <w:t xml:space="preserve">. El interceptor </w:t>
+      </w:r>
+      <w:r>
+        <w:rPr>
+          <w:rFonts w:ascii="Courier New" w:eastAsia="Courier New" w:hAnsi="Courier New" w:cs="Courier New"/>
+          <w:color w:val="C0392B"/>
+          <w:sz w:val="18"/>
+          <w:szCs w:val="18"/>
+        </w:rPr>
+        <w:t>notFound</w:t>
+      </w:r>
+      <w:r>
+        <w:t xml:space="preserve"> captura cualquier ruta que no exista y devuelve un </w:t>
+      </w:r>
+      <w:r>
+        <w:rPr>
+          <w:rFonts w:ascii="Courier New" w:eastAsia="Courier New" w:hAnsi="Courier New" w:cs="Courier New"/>
+          <w:color w:val="C0392B"/>
+          <w:sz w:val="18"/>
+          <w:szCs w:val="18"/>
+        </w:rPr>
+        <w:t>404 NOT_FOUND</w:t>
+      </w:r>
+      <w:r>
+        <w:t xml:space="preserve"> en JSON. El interceptor </w:t>
+      </w:r>
+      <w:r>
+        <w:rPr>
+          <w:rFonts w:ascii="Courier New" w:eastAsia="Courier New" w:hAnsi="Courier New" w:cs="Courier New"/>
+          <w:color w:val="C0392B"/>
+          <w:sz w:val="18"/>
+          <w:szCs w:val="18"/>
+        </w:rPr>
+        <w:t>error</w:t>
+      </w:r>
+      <w:r>
+        <w:t xml:space="preserve"> atrapa cualquier </w:t>
+      </w:r>
+      <w:r>
+        <w:rPr>
+          <w:rFonts w:ascii="Courier New" w:eastAsia="Courier New" w:hAnsi="Courier New" w:cs="Courier New"/>
+          <w:color w:val="C0392B"/>
+          <w:sz w:val="18"/>
+          <w:szCs w:val="18"/>
+        </w:rPr>
+        <w:t>Throwable</w:t>
+      </w:r>
+      <w:r>
+        <w:t xml:space="preserve"> no capturado. Si la excepción es una </w:t>
+      </w:r>
+      <w:r>
+        <w:rPr>
+          <w:rFonts w:ascii="Courier New" w:eastAsia="Courier New" w:hAnsi="Courier New" w:cs="Courier New"/>
+          <w:color w:val="C0392B"/>
+          <w:sz w:val="18"/>
+          <w:szCs w:val="18"/>
+        </w:rPr>
+        <w:t>PDOException</w:t>
+      </w:r>
+      <w:r>
+        <w:t xml:space="preserve">, extrae el código SQLSTATE y lo pasa a </w:t>
+      </w:r>
+      <w:r>
+        <w:rPr>
+          <w:rFonts w:ascii="Courier New" w:eastAsia="Courier New" w:hAnsi="Courier New" w:cs="Courier New"/>
+          <w:color w:val="C0392B"/>
+          <w:sz w:val="18"/>
+          <w:szCs w:val="18"/>
+        </w:rPr>
+        <w:t>ErrorDictionary::translate()</w:t>
+      </w:r>
+      <w:r>
+        <w:t xml:space="preserve"> para obtener el mensaje legible. Además detecta el entorno mediante la variable </w:t>
+      </w:r>
+      <w:r>
+        <w:rPr>
+          <w:rFonts w:ascii="Courier New" w:eastAsia="Courier New" w:hAnsi="Courier New" w:cs="Courier New"/>
+          <w:color w:val="C0392B"/>
+          <w:sz w:val="18"/>
+          <w:szCs w:val="18"/>
+        </w:rPr>
+        <w:t>APP_ENV</w:t>
+      </w:r>
+      <w:r>
+        <w:t xml:space="preserve">: si su valor es </w:t>
+      </w:r>
+      <w:r>
+        <w:rPr>
+          <w:rFonts w:ascii="Courier New" w:eastAsia="Courier New" w:hAnsi="Courier New" w:cs="Courier New"/>
+          <w:color w:val="C0392B"/>
+          <w:sz w:val="18"/>
+          <w:szCs w:val="18"/>
+        </w:rPr>
+        <w:t>development</w:t>
+      </w:r>
+      <w:r>
+        <w:t>, incluye en la respuesta el archivo, la línea y el mensaje original del error para facilitar el debugging. En producción esos detalles no se exponen.</w:t>
+      </w:r>
+    </w:p>
+    <w:tbl>
+      <w:tblPr>
+        <w:tblW w:w="9100" w:type="dxa"/>
+        <w:tblBorders>
+          <w:top w:val="single" w:sz="1" w:space="0" w:color="CCCCCC"/>
+          <w:left w:val="single" w:sz="1" w:space="0" w:color="CCCCCC"/>
+          <w:bottom w:val="single" w:sz="1" w:space="0" w:color="CCCCCC"/>
+          <w:right w:val="single" w:sz="1" w:space="0" w:color="CCCCCC"/>
+          <w:insideH w:val="single" w:sz="1" w:space="0" w:color="CCCCCC"/>
+          <w:insideV w:val="single" w:sz="1" w:space="0" w:color="CCCCCC"/>
+        </w:tblBorders>
+        <w:tblCellMar>
+          <w:left w:w="10" w:type="dxa"/>
+          <w:right w:w="10" w:type="dxa"/>
+        </w:tblCellMar>
+        <w:tblLook w:val="04A0" w:firstRow="1" w:lastRow="0" w:firstColumn="1" w:lastColumn="0" w:noHBand="0" w:noVBand="1"/>
+      </w:tblPr>
+      <w:tblGrid>
+        <w:gridCol w:w="9100"/>
+      </w:tblGrid>
+      <w:tr>
         <w:tc>
           <w:tcPr>
             <w:tcW w:w="9100" w:type="dxa"/>
@@ -14211,18 +12813,12 @@
                 <w:sz w:val="18"/>
                 <w:szCs w:val="18"/>
               </w:rPr>
-              <w:t># routes/users.php  —  leer el prefijo dinámicamente</w:t>
-            </w:r>
-          </w:p>
-        </w:tc>
-      </w:tr>
-      <w:tr>
-        <w:tblPrEx>
-          <w:tblCellMar>
-            <w:top w:w="0" w:type="dxa"/>
-            <w:bottom w:w="0" w:type="dxa"/>
-          </w:tblCellMar>
-        </w:tblPrEx>
+              <w:t>public/index.php  —  registro del interceptor (una sola línea)</w:t>
+            </w:r>
+          </w:p>
+        </w:tc>
+      </w:tr>
+      <w:tr>
         <w:tc>
           <w:tcPr>
             <w:tcW w:w="9100" w:type="dxa"/>
@@ -14242,18 +12838,12 @@
                 <w:sz w:val="18"/>
                 <w:szCs w:val="18"/>
               </w:rPr>
-              <w:t>$apiPrefix = $_ENV['API_PREFIX'] ?? '/api/v1';</w:t>
-            </w:r>
-          </w:p>
-        </w:tc>
-      </w:tr>
-      <w:tr>
-        <w:tblPrEx>
-          <w:tblCellMar>
-            <w:top w:w="0" w:type="dxa"/>
-            <w:bottom w:w="0" w:type="dxa"/>
-          </w:tblCellMar>
-        </w:tblPrEx>
+              <w:t>// Antes de registrar las rutas:</w:t>
+            </w:r>
+          </w:p>
+        </w:tc>
+      </w:tr>
+      <w:tr>
         <w:tc>
           <w:tcPr>
             <w:tcW w:w="9100" w:type="dxa"/>
@@ -14273,18 +12863,12 @@
                 <w:sz w:val="18"/>
                 <w:szCs w:val="18"/>
               </w:rPr>
-              <w:t>Flight::group($apiPrefix . '/users', function() use ($userController) {</w:t>
-            </w:r>
-          </w:p>
-        </w:tc>
-      </w:tr>
-      <w:tr>
-        <w:tblPrEx>
-          <w:tblCellMar>
-            <w:top w:w="0" w:type="dxa"/>
-            <w:bottom w:w="0" w:type="dxa"/>
-          </w:tblCellMar>
-        </w:tblPrEx>
+              <w:t>\App\Helpers\ErrorHandler::register();</w:t>
+            </w:r>
+          </w:p>
+        </w:tc>
+      </w:tr>
+      <w:tr>
         <w:tc>
           <w:tcPr>
             <w:tcW w:w="9100" w:type="dxa"/>
@@ -14304,18 +12888,12 @@
                 <w:sz w:val="18"/>
                 <w:szCs w:val="18"/>
               </w:rPr>
-              <w:t xml:space="preserve">    Flight::route('GET /', [$userController, 'index']);</w:t>
-            </w:r>
-          </w:p>
-        </w:tc>
-      </w:tr>
-      <w:tr>
-        <w:tblPrEx>
-          <w:tblCellMar>
-            <w:top w:w="0" w:type="dxa"/>
-            <w:bottom w:w="0" w:type="dxa"/>
-          </w:tblCellMar>
-        </w:tblPrEx>
+              <w:t xml:space="preserve"> </w:t>
+            </w:r>
+          </w:p>
+        </w:tc>
+      </w:tr>
+      <w:tr>
         <w:tc>
           <w:tcPr>
             <w:tcW w:w="9100" w:type="dxa"/>
@@ -14335,18 +12913,12 @@
                 <w:sz w:val="18"/>
                 <w:szCs w:val="18"/>
               </w:rPr>
-              <w:t xml:space="preserve">    // ... demás rutas</w:t>
-            </w:r>
-          </w:p>
-        </w:tc>
-      </w:tr>
-      <w:tr>
-        <w:tblPrEx>
-          <w:tblCellMar>
-            <w:top w:w="0" w:type="dxa"/>
-            <w:bottom w:w="0" w:type="dxa"/>
-          </w:tblCellMar>
-        </w:tblPrEx>
+              <w:t>// El controlador ya NO necesita try-catch para errores de BD:</w:t>
+            </w:r>
+          </w:p>
+        </w:tc>
+      </w:tr>
+      <w:tr>
         <w:tc>
           <w:tcPr>
             <w:tcW w:w="9100" w:type="dxa"/>
@@ -14366,7 +12938,7 @@
                 <w:sz w:val="18"/>
                 <w:szCs w:val="18"/>
               </w:rPr>
-              <w:t>}, [new AuthMiddleware()]);</w:t>
+              <w:t>$newId = $userModel-&gt;create($data);  // Si falla, ErrorHandler lo atrapa</w:t>
             </w:r>
           </w:p>
         </w:tc>
@@ -14376,8 +12948,98 @@
       <w:pPr>
         <w:spacing w:before="80" w:after="80"/>
       </w:pPr>
-      <w:r>
-        <w:t xml:space="preserve">Con este enfoque, migrar de v1 a v2 es cambiar una sola línea en el </w:t>
+    </w:p>
+    <w:p>
+      <w:pPr>
+        <w:spacing w:before="80" w:after="80"/>
+      </w:pPr>
+      <w:r>
+        <w:t xml:space="preserve">El resultado práctico es que los controladores quedaron más cortos y limpios: ya no necesitan envolver cada operación de base de datos en un </w:t>
+      </w:r>
+      <w:r>
+        <w:rPr>
+          <w:rFonts w:ascii="Courier New" w:eastAsia="Courier New" w:hAnsi="Courier New" w:cs="Courier New"/>
+          <w:color w:val="C0392B"/>
+          <w:sz w:val="18"/>
+          <w:szCs w:val="18"/>
+        </w:rPr>
+        <w:t>try-catch</w:t>
+      </w:r>
+      <w:r>
+        <w:t xml:space="preserve"> redundante. Si una excepción sube sin capturar, el interceptor la atrapa, la traduce y devuelve JSON correctamente formateado. El manejo de errores pasa de estar disperso en cada método a estar centralizado en un solo lugar.</w:t>
+      </w:r>
+    </w:p>
+    <w:p>
+      <w:pPr>
+        <w:spacing w:before="80" w:after="80"/>
+      </w:pPr>
+    </w:p>
+    <w:p>
+      <w:pPr>
+        <w:pStyle w:val="Ttulo2"/>
+      </w:pPr>
+      <w:r>
+        <w:t>8.2 Diseño de API</w:t>
+      </w:r>
+    </w:p>
+    <w:p>
+      <w:pPr>
+        <w:pStyle w:val="Ttulo3"/>
+      </w:pPr>
+      <w:r>
+        <w:t>Versioning desde el primer día</w:t>
+      </w:r>
+    </w:p>
+    <w:p>
+      <w:pPr>
+        <w:spacing w:before="80" w:after="80"/>
+      </w:pPr>
+      <w:r>
+        <w:t xml:space="preserve">Todas las rutas empiezan con </w:t>
+      </w:r>
+      <w:r>
+        <w:rPr>
+          <w:rFonts w:ascii="Courier New" w:eastAsia="Courier New" w:hAnsi="Courier New" w:cs="Courier New"/>
+          <w:color w:val="C0392B"/>
+          <w:sz w:val="18"/>
+          <w:szCs w:val="18"/>
+        </w:rPr>
+        <w:t>/api/v1/</w:t>
+      </w:r>
+      <w:r>
+        <w:t xml:space="preserve">. Cuando sea necesario hacer cambios incompatibles con versiones anteriores, se crea </w:t>
+      </w:r>
+      <w:r>
+        <w:rPr>
+          <w:rFonts w:ascii="Courier New" w:eastAsia="Courier New" w:hAnsi="Courier New" w:cs="Courier New"/>
+          <w:color w:val="C0392B"/>
+          <w:sz w:val="18"/>
+          <w:szCs w:val="18"/>
+        </w:rPr>
+        <w:t>/api/v2/</w:t>
+      </w:r>
+      <w:r>
+        <w:t xml:space="preserve"> sin tocar v1. Los clientes que ya usan v1 no se rompen.</w:t>
+      </w:r>
+    </w:p>
+    <w:p>
+      <w:pPr>
+        <w:spacing w:before="120" w:after="80"/>
+      </w:pPr>
+      <w:r>
+        <w:t xml:space="preserve">El prefijo de la API está externalizado a la variable de entorno </w:t>
+      </w:r>
+      <w:r>
+        <w:rPr>
+          <w:rFonts w:ascii="Courier New" w:eastAsia="Courier New" w:hAnsi="Courier New" w:cs="Courier New"/>
+          <w:color w:val="C0392B"/>
+          <w:sz w:val="18"/>
+          <w:szCs w:val="18"/>
+        </w:rPr>
+        <w:t>API_PREFIX</w:t>
+      </w:r>
+      <w:r>
+        <w:t xml:space="preserve"> en el archivo </w:t>
       </w:r>
       <w:r>
         <w:rPr>
@@ -14389,10 +13051,290 @@
         <w:t>.env</w:t>
       </w:r>
       <w:r>
-        <w:t xml:space="preserve"> </w:t>
-      </w:r>
-      <w:r>
-        <w:t>sin tocar ningún archivo PHP.</w:t>
+        <w:t>. Ambos archivos de rutas leen el valor de forma dinámica con un fallback seguro:</w:t>
+      </w:r>
+    </w:p>
+    <w:tbl>
+      <w:tblPr>
+        <w:tblW w:w="9100" w:type="dxa"/>
+        <w:tblBorders>
+          <w:top w:val="single" w:sz="1" w:space="0" w:color="CCCCCC"/>
+          <w:left w:val="single" w:sz="1" w:space="0" w:color="CCCCCC"/>
+          <w:bottom w:val="single" w:sz="1" w:space="0" w:color="CCCCCC"/>
+          <w:right w:val="single" w:sz="1" w:space="0" w:color="CCCCCC"/>
+          <w:insideH w:val="single" w:sz="1" w:space="0" w:color="CCCCCC"/>
+          <w:insideV w:val="single" w:sz="1" w:space="0" w:color="CCCCCC"/>
+        </w:tblBorders>
+        <w:tblCellMar>
+          <w:left w:w="10" w:type="dxa"/>
+          <w:right w:w="10" w:type="dxa"/>
+        </w:tblCellMar>
+        <w:tblLook w:val="04A0" w:firstRow="1" w:lastRow="0" w:firstColumn="1" w:lastColumn="0" w:noHBand="0" w:noVBand="1"/>
+      </w:tblPr>
+      <w:tblGrid>
+        <w:gridCol w:w="9100"/>
+      </w:tblGrid>
+      <w:tr>
+        <w:tc>
+          <w:tcPr>
+            <w:tcW w:w="9100" w:type="dxa"/>
+            <w:shd w:val="clear" w:color="auto" w:fill="37474F"/>
+            <w:tcMar>
+              <w:top w:w="60" w:type="dxa"/>
+              <w:left w:w="160" w:type="dxa"/>
+              <w:bottom w:w="60" w:type="dxa"/>
+              <w:right w:w="160" w:type="dxa"/>
+            </w:tcMar>
+          </w:tcPr>
+          <w:p>
+            <w:r>
+              <w:rPr>
+                <w:rFonts w:ascii="Courier New" w:eastAsia="Courier New" w:hAnsi="Courier New" w:cs="Courier New"/>
+                <w:b/>
+                <w:bCs/>
+                <w:color w:val="B0BEC5"/>
+                <w:sz w:val="18"/>
+                <w:szCs w:val="18"/>
+              </w:rPr>
+              <w:t># .env.example  —  variable ya incluida en la plantilla</w:t>
+            </w:r>
+          </w:p>
+        </w:tc>
+      </w:tr>
+      <w:tr>
+        <w:tc>
+          <w:tcPr>
+            <w:tcW w:w="9100" w:type="dxa"/>
+            <w:shd w:val="clear" w:color="auto" w:fill="1E1E1E"/>
+            <w:tcMar>
+              <w:top w:w="40" w:type="dxa"/>
+              <w:left w:w="200" w:type="dxa"/>
+              <w:bottom w:w="40" w:type="dxa"/>
+              <w:right w:w="160" w:type="dxa"/>
+            </w:tcMar>
+          </w:tcPr>
+          <w:p>
+            <w:r>
+              <w:rPr>
+                <w:rFonts w:ascii="Courier New" w:eastAsia="Courier New" w:hAnsi="Courier New" w:cs="Courier New"/>
+                <w:color w:val="D4D4D4"/>
+                <w:sz w:val="18"/>
+                <w:szCs w:val="18"/>
+              </w:rPr>
+              <w:t>API_PREFIX=/api/v1</w:t>
+            </w:r>
+          </w:p>
+        </w:tc>
+      </w:tr>
+      <w:tr>
+        <w:tc>
+          <w:tcPr>
+            <w:tcW w:w="9100" w:type="dxa"/>
+            <w:shd w:val="clear" w:color="auto" w:fill="1E1E1E"/>
+            <w:tcMar>
+              <w:top w:w="40" w:type="dxa"/>
+              <w:left w:w="200" w:type="dxa"/>
+              <w:bottom w:w="40" w:type="dxa"/>
+              <w:right w:w="160" w:type="dxa"/>
+            </w:tcMar>
+          </w:tcPr>
+          <w:p>
+            <w:r>
+              <w:rPr>
+                <w:rFonts w:ascii="Courier New" w:eastAsia="Courier New" w:hAnsi="Courier New" w:cs="Courier New"/>
+                <w:color w:val="D4D4D4"/>
+                <w:sz w:val="18"/>
+                <w:szCs w:val="18"/>
+              </w:rPr>
+              <w:t xml:space="preserve"> </w:t>
+            </w:r>
+          </w:p>
+        </w:tc>
+      </w:tr>
+      <w:tr>
+        <w:tc>
+          <w:tcPr>
+            <w:tcW w:w="9100" w:type="dxa"/>
+            <w:shd w:val="clear" w:color="auto" w:fill="37474F"/>
+            <w:tcMar>
+              <w:top w:w="60" w:type="dxa"/>
+              <w:left w:w="160" w:type="dxa"/>
+              <w:bottom w:w="60" w:type="dxa"/>
+              <w:right w:w="160" w:type="dxa"/>
+            </w:tcMar>
+          </w:tcPr>
+          <w:p>
+            <w:r>
+              <w:rPr>
+                <w:rFonts w:ascii="Courier New" w:eastAsia="Courier New" w:hAnsi="Courier New" w:cs="Courier New"/>
+                <w:b/>
+                <w:bCs/>
+                <w:color w:val="B0BEC5"/>
+                <w:sz w:val="18"/>
+                <w:szCs w:val="18"/>
+              </w:rPr>
+              <w:t># routes/auth.php y routes/users.php  —  prefijo dinámico implementado</w:t>
+            </w:r>
+          </w:p>
+        </w:tc>
+      </w:tr>
+      <w:tr>
+        <w:tc>
+          <w:tcPr>
+            <w:tcW w:w="9100" w:type="dxa"/>
+            <w:shd w:val="clear" w:color="auto" w:fill="1E1E1E"/>
+            <w:tcMar>
+              <w:top w:w="40" w:type="dxa"/>
+              <w:left w:w="200" w:type="dxa"/>
+              <w:bottom w:w="40" w:type="dxa"/>
+              <w:right w:w="160" w:type="dxa"/>
+            </w:tcMar>
+          </w:tcPr>
+          <w:p>
+            <w:r>
+              <w:rPr>
+                <w:rFonts w:ascii="Courier New" w:eastAsia="Courier New" w:hAnsi="Courier New" w:cs="Courier New"/>
+                <w:color w:val="D4D4D4"/>
+                <w:sz w:val="18"/>
+                <w:szCs w:val="18"/>
+              </w:rPr>
+              <w:lastRenderedPageBreak/>
+              <w:t>$apiPrefix = $_ENV['API_PREFIX'] ?? '/api/v1';</w:t>
+            </w:r>
+          </w:p>
+        </w:tc>
+      </w:tr>
+      <w:tr>
+        <w:tc>
+          <w:tcPr>
+            <w:tcW w:w="9100" w:type="dxa"/>
+            <w:shd w:val="clear" w:color="auto" w:fill="1E1E1E"/>
+            <w:tcMar>
+              <w:top w:w="40" w:type="dxa"/>
+              <w:left w:w="200" w:type="dxa"/>
+              <w:bottom w:w="40" w:type="dxa"/>
+              <w:right w:w="160" w:type="dxa"/>
+            </w:tcMar>
+          </w:tcPr>
+          <w:p>
+            <w:r>
+              <w:rPr>
+                <w:rFonts w:ascii="Courier New" w:eastAsia="Courier New" w:hAnsi="Courier New" w:cs="Courier New"/>
+                <w:color w:val="D4D4D4"/>
+                <w:sz w:val="18"/>
+                <w:szCs w:val="18"/>
+              </w:rPr>
+              <w:t>Flight::group($apiPrefix . '/users', function() use ($userController) {</w:t>
+            </w:r>
+          </w:p>
+        </w:tc>
+      </w:tr>
+      <w:tr>
+        <w:tc>
+          <w:tcPr>
+            <w:tcW w:w="9100" w:type="dxa"/>
+            <w:shd w:val="clear" w:color="auto" w:fill="1E1E1E"/>
+            <w:tcMar>
+              <w:top w:w="40" w:type="dxa"/>
+              <w:left w:w="200" w:type="dxa"/>
+              <w:bottom w:w="40" w:type="dxa"/>
+              <w:right w:w="160" w:type="dxa"/>
+            </w:tcMar>
+          </w:tcPr>
+          <w:p>
+            <w:r>
+              <w:rPr>
+                <w:rFonts w:ascii="Courier New" w:eastAsia="Courier New" w:hAnsi="Courier New" w:cs="Courier New"/>
+                <w:color w:val="D4D4D4"/>
+                <w:sz w:val="18"/>
+                <w:szCs w:val="18"/>
+              </w:rPr>
+              <w:t xml:space="preserve">    Flight::route('GET /', [$userController, 'index']);</w:t>
+            </w:r>
+          </w:p>
+        </w:tc>
+      </w:tr>
+      <w:tr>
+        <w:tc>
+          <w:tcPr>
+            <w:tcW w:w="9100" w:type="dxa"/>
+            <w:shd w:val="clear" w:color="auto" w:fill="1E1E1E"/>
+            <w:tcMar>
+              <w:top w:w="40" w:type="dxa"/>
+              <w:left w:w="200" w:type="dxa"/>
+              <w:bottom w:w="40" w:type="dxa"/>
+              <w:right w:w="160" w:type="dxa"/>
+            </w:tcMar>
+          </w:tcPr>
+          <w:p>
+            <w:r>
+              <w:rPr>
+                <w:rFonts w:ascii="Courier New" w:eastAsia="Courier New" w:hAnsi="Courier New" w:cs="Courier New"/>
+                <w:color w:val="D4D4D4"/>
+                <w:sz w:val="18"/>
+                <w:szCs w:val="18"/>
+              </w:rPr>
+              <w:t xml:space="preserve">    // ... demás rutas</w:t>
+            </w:r>
+          </w:p>
+        </w:tc>
+      </w:tr>
+      <w:tr>
+        <w:tc>
+          <w:tcPr>
+            <w:tcW w:w="9100" w:type="dxa"/>
+            <w:shd w:val="clear" w:color="auto" w:fill="1E1E1E"/>
+            <w:tcMar>
+              <w:top w:w="40" w:type="dxa"/>
+              <w:left w:w="200" w:type="dxa"/>
+              <w:bottom w:w="40" w:type="dxa"/>
+              <w:right w:w="160" w:type="dxa"/>
+            </w:tcMar>
+          </w:tcPr>
+          <w:p>
+            <w:r>
+              <w:rPr>
+                <w:rFonts w:ascii="Courier New" w:eastAsia="Courier New" w:hAnsi="Courier New" w:cs="Courier New"/>
+                <w:color w:val="D4D4D4"/>
+                <w:sz w:val="18"/>
+                <w:szCs w:val="18"/>
+              </w:rPr>
+              <w:t>}, [new AuthMiddleware()]);</w:t>
+            </w:r>
+          </w:p>
+        </w:tc>
+      </w:tr>
+    </w:tbl>
+    <w:p>
+      <w:pPr>
+        <w:spacing w:before="80" w:after="80"/>
+      </w:pPr>
+      <w:r>
+        <w:t xml:space="preserve">Con este enfoque, migrar de v1 a v2 es cambiar una sola línea en el </w:t>
+      </w:r>
+      <w:r>
+        <w:rPr>
+          <w:rFonts w:ascii="Courier New" w:eastAsia="Courier New" w:hAnsi="Courier New" w:cs="Courier New"/>
+          <w:color w:val="C0392B"/>
+          <w:sz w:val="18"/>
+          <w:szCs w:val="18"/>
+        </w:rPr>
+        <w:t>.env</w:t>
+      </w:r>
+      <w:r>
+        <w:t xml:space="preserve"> sin tocar ningún archivo PHP. El fallback </w:t>
+      </w:r>
+      <w:r>
+        <w:rPr>
+          <w:rFonts w:ascii="Courier New" w:eastAsia="Courier New" w:hAnsi="Courier New" w:cs="Courier New"/>
+          <w:color w:val="C0392B"/>
+          <w:sz w:val="18"/>
+          <w:szCs w:val="18"/>
+        </w:rPr>
+        <w:t>?? '/api/v1'</w:t>
+      </w:r>
+      <w:r>
+        <w:t xml:space="preserve"> garantiza que la API funcione incluso si la variable no está definida en el entorno.</w:t>
       </w:r>
     </w:p>
     <w:p>
@@ -14425,10 +13367,7 @@
         <w:t>PATCH /users/{id}/status</w:t>
       </w:r>
       <w:r>
-        <w:t xml:space="preserve"> implementa Soft Delete: marca el registro como inactivo en lugar de borrarlo. Esto preserva la integridad referencial, permite auditoría histórica y posibilita </w:t>
-      </w:r>
-      <w:r>
-        <w:t>la reactivación. Para casos donde la eliminación física es necesaria, también existe el endpoint DELETE.</w:t>
+        <w:t xml:space="preserve"> implementa Soft Delete: marca el registro como inactivo en lugar de borrarlo. Esto preserva la integridad referencial, permite auditoría histórica y posibilita la reactivación. Para casos donde la eliminación física es necesaria, también existe el endpoint DELETE.</w:t>
       </w:r>
     </w:p>
     <w:p>
@@ -14508,10 +13447,7 @@
         <w:spacing w:before="80" w:after="80"/>
       </w:pPr>
       <w:r>
-        <w:t>La autorización no se d</w:t>
-      </w:r>
-      <w:r>
-        <w:t xml:space="preserve">elega al middleware. El middleware solo verifica autenticación (¿quién eres?). La autorización (¿qué puedes hacer?) se verifica en el controlador con métodos como </w:t>
+        <w:t xml:space="preserve">La autorización no se delega al middleware. El middleware solo verifica autenticación (¿quién eres?). La autorización (¿qué puedes hacer?) se verifica en el controlador con métodos como </w:t>
       </w:r>
       <w:r>
         <w:rPr>
@@ -14535,10 +13471,7 @@
         <w:t>canEditUser($id)</w:t>
       </w:r>
       <w:r>
-        <w:t>. Esto mantiene las reglas de negocio en el lugar co</w:t>
-      </w:r>
-      <w:r>
-        <w:t>rrecto y las hace fáciles de leer y modificar.</w:t>
+        <w:t>. Esto mantiene las reglas de negocio en el lugar correcto y las hace fáciles de leer y modificar.</w:t>
       </w:r>
     </w:p>
     <w:p>
@@ -14612,16 +13545,7 @@
           <w:sz w:val="18"/>
           <w:szCs w:val="18"/>
         </w:rPr>
-        <w:t>app/Controllers/AuthControll</w:t>
-      </w:r>
-      <w:r>
-        <w:rPr>
-          <w:rFonts w:ascii="Courier New" w:eastAsia="Courier New" w:hAnsi="Courier New" w:cs="Courier New"/>
-          <w:color w:val="C0392B"/>
-          <w:sz w:val="18"/>
-          <w:szCs w:val="18"/>
-        </w:rPr>
-        <w:t>er.php</w:t>
+        <w:t>app/Controllers/AuthController.php</w:t>
       </w:r>
       <w:r>
         <w:t>.</w:t>
@@ -14632,7 +13556,6 @@
         <w:pStyle w:val="Ttulo3"/>
       </w:pPr>
       <w:r>
-        <w:lastRenderedPageBreak/>
         <w:t>Separación de responsabilidades clara</w:t>
       </w:r>
     </w:p>
@@ -14641,10 +13564,7 @@
         <w:spacing w:before="80" w:after="80"/>
       </w:pPr>
       <w:r>
-        <w:t>Las rutas solo definen URLs y middlewares. Los controllers reciben la petición, validan y responden. Los models solo hablan con la base de datos. Los helpers son utilidades puras sin estado. Mezclar estas respo</w:t>
-      </w:r>
-      <w:r>
-        <w:t>nsabilidades es la causa más común de código que se vuelve imposible de mantener.</w:t>
+        <w:t>Las rutas solo definen URLs y middlewares. Los controllers reciben la petición, validan y responden. Los models solo hablan con la base de datos. Los helpers son utilidades puras sin estado. Mezclar estas responsabilidades es la causa más común de código que se vuelve imposible de mantener.</w:t>
       </w:r>
     </w:p>
     <w:p>
@@ -14696,10 +13616,7 @@
         <w:t>usuario_roles</w:t>
       </w:r>
       <w:r>
-        <w:t>) se envuelven en transacc</w:t>
-      </w:r>
-      <w:r>
-        <w:t xml:space="preserve">iones SQL con </w:t>
+        <w:t xml:space="preserve">) se envuelven en transacciones SQL con </w:t>
       </w:r>
       <w:r>
         <w:rPr>
@@ -14711,7 +13628,11 @@
         <w:t>BEGIN / COMMIT / ROLLBACK</w:t>
       </w:r>
       <w:r>
-        <w:t>. Si cualquier paso falla, se revierten todos los cambios. La base de datos nunca queda en un estado inconsistente.</w:t>
+        <w:t xml:space="preserve">. Si cualquier </w:t>
+      </w:r>
+      <w:r>
+        <w:lastRenderedPageBreak/>
+        <w:t>paso falla, se revierten todos los cambios. La base de datos nunca queda en un estado inconsistente.</w:t>
       </w:r>
     </w:p>
     <w:p>
@@ -14736,10 +13657,7 @@
         <w:spacing w:before="80" w:after="80"/>
       </w:pPr>
       <w:r>
-        <w:t>Esta plantilla está pensada para minimizar el tiem</w:t>
-      </w:r>
-      <w:r>
-        <w:t>po entre "quiero empezar un proyecto" y "tengo autenticación funcionando". Los pasos son pocos y directos.</w:t>
+        <w:t>Esta plantilla está pensada para minimizar el tiempo entre "quiero empezar un proyecto" y "tengo autenticación funcionando". Los pasos son pocos y directos.</w:t>
       </w:r>
     </w:p>
     <w:p>
@@ -14768,12 +13686,6 @@
         <w:gridCol w:w="9100"/>
       </w:tblGrid>
       <w:tr>
-        <w:tblPrEx>
-          <w:tblCellMar>
-            <w:top w:w="0" w:type="dxa"/>
-            <w:bottom w:w="0" w:type="dxa"/>
-          </w:tblCellMar>
-        </w:tblPrEx>
         <w:tc>
           <w:tcPr>
             <w:tcW w:w="9100" w:type="dxa"/>
@@ -14804,12 +13716,6 @@
         </w:tc>
       </w:tr>
       <w:tr>
-        <w:tblPrEx>
-          <w:tblCellMar>
-            <w:top w:w="0" w:type="dxa"/>
-            <w:bottom w:w="0" w:type="dxa"/>
-          </w:tblCellMar>
-        </w:tblPrEx>
         <w:tc>
           <w:tcPr>
             <w:tcW w:w="9100" w:type="dxa"/>
@@ -14835,12 +13741,6 @@
         </w:tc>
       </w:tr>
       <w:tr>
-        <w:tblPrEx>
-          <w:tblCellMar>
-            <w:top w:w="0" w:type="dxa"/>
-            <w:bottom w:w="0" w:type="dxa"/>
-          </w:tblCellMar>
-        </w:tblPrEx>
         <w:tc>
           <w:tcPr>
             <w:tcW w:w="9100" w:type="dxa"/>
@@ -14866,12 +13766,6 @@
         </w:tc>
       </w:tr>
       <w:tr>
-        <w:tblPrEx>
-          <w:tblCellMar>
-            <w:top w:w="0" w:type="dxa"/>
-            <w:bottom w:w="0" w:type="dxa"/>
-          </w:tblCellMar>
-        </w:tblPrEx>
         <w:tc>
           <w:tcPr>
             <w:tcW w:w="9100" w:type="dxa"/>
@@ -14897,12 +13791,6 @@
         </w:tc>
       </w:tr>
       <w:tr>
-        <w:tblPrEx>
-          <w:tblCellMar>
-            <w:top w:w="0" w:type="dxa"/>
-            <w:bottom w:w="0" w:type="dxa"/>
-          </w:tblCellMar>
-        </w:tblPrEx>
         <w:tc>
           <w:tcPr>
             <w:tcW w:w="9100" w:type="dxa"/>
@@ -14928,12 +13816,6 @@
         </w:tc>
       </w:tr>
       <w:tr>
-        <w:tblPrEx>
-          <w:tblCellMar>
-            <w:top w:w="0" w:type="dxa"/>
-            <w:bottom w:w="0" w:type="dxa"/>
-          </w:tblCellMar>
-        </w:tblPrEx>
         <w:tc>
           <w:tcPr>
             <w:tcW w:w="9100" w:type="dxa"/>
@@ -14959,12 +13841,6 @@
         </w:tc>
       </w:tr>
       <w:tr>
-        <w:tblPrEx>
-          <w:tblCellMar>
-            <w:top w:w="0" w:type="dxa"/>
-            <w:bottom w:w="0" w:type="dxa"/>
-          </w:tblCellMar>
-        </w:tblPrEx>
         <w:tc>
           <w:tcPr>
             <w:tcW w:w="9100" w:type="dxa"/>
@@ -14990,12 +13866,6 @@
         </w:tc>
       </w:tr>
       <w:tr>
-        <w:tblPrEx>
-          <w:tblCellMar>
-            <w:top w:w="0" w:type="dxa"/>
-            <w:bottom w:w="0" w:type="dxa"/>
-          </w:tblCellMar>
-        </w:tblPrEx>
         <w:tc>
           <w:tcPr>
             <w:tcW w:w="9100" w:type="dxa"/>
@@ -15015,10 +13885,7 @@
           </w:tcPr>
           <w:p>
             <w:r>
-              <w:t>7. Con</w:t>
-            </w:r>
-            <w:r>
-              <w:t xml:space="preserve"> el access_token en mano, ya puedes acceder a todos los endpoints protegidos.</w:t>
+              <w:t>7. Con el access_token en mano, ya puedes acceder a todos los endpoints protegidos.</w:t>
             </w:r>
           </w:p>
         </w:tc>
@@ -15172,10 +14039,7 @@
         <w:spacing w:before="60" w:after="60"/>
       </w:pPr>
       <w:r>
-        <w:t>Agrega las tablas necesarias en un nuevo archivo SQL o extiend</w:t>
-      </w:r>
-      <w:r>
-        <w:t xml:space="preserve">e </w:t>
+        <w:t xml:space="preserve">Agrega las tablas necesarias en un nuevo archivo SQL o extiende </w:t>
       </w:r>
       <w:r>
         <w:rPr>
@@ -15234,12 +14098,6 @@
         <w:gridCol w:w="9100"/>
       </w:tblGrid>
       <w:tr>
-        <w:tblPrEx>
-          <w:tblCellMar>
-            <w:top w:w="0" w:type="dxa"/>
-            <w:bottom w:w="0" w:type="dxa"/>
-          </w:tblCellMar>
-        </w:tblPrEx>
         <w:tc>
           <w:tcPr>
             <w:tcW w:w="9100" w:type="dxa"/>
@@ -15273,12 +14131,6 @@
         </w:tc>
       </w:tr>
       <w:tr>
-        <w:tblPrEx>
-          <w:tblCellMar>
-            <w:top w:w="0" w:type="dxa"/>
-            <w:bottom w:w="0" w:type="dxa"/>
-          </w:tblCellMar>
-        </w:tblPrEx>
         <w:tc>
           <w:tcPr>
             <w:tcW w:w="9100" w:type="dxa"/>
@@ -15310,12 +14162,6 @@
         </w:tc>
       </w:tr>
       <w:tr>
-        <w:tblPrEx>
-          <w:tblCellMar>
-            <w:top w:w="0" w:type="dxa"/>
-            <w:bottom w:w="0" w:type="dxa"/>
-          </w:tblCellMar>
-        </w:tblPrEx>
         <w:tc>
           <w:tcPr>
             <w:tcW w:w="9100" w:type="dxa"/>
@@ -15347,12 +14193,6 @@
         </w:tc>
       </w:tr>
       <w:tr>
-        <w:tblPrEx>
-          <w:tblCellMar>
-            <w:top w:w="0" w:type="dxa"/>
-            <w:bottom w:w="0" w:type="dxa"/>
-          </w:tblCellMar>
-        </w:tblPrEx>
         <w:tc>
           <w:tcPr>
             <w:tcW w:w="9100" w:type="dxa"/>
@@ -15374,12 +14214,6 @@
         </w:tc>
       </w:tr>
       <w:tr>
-        <w:tblPrEx>
-          <w:tblCellMar>
-            <w:top w:w="0" w:type="dxa"/>
-            <w:bottom w:w="0" w:type="dxa"/>
-          </w:tblCellMar>
-        </w:tblPrEx>
         <w:tc>
           <w:tcPr>
             <w:tcW w:w="9100" w:type="dxa"/>
@@ -15411,12 +14245,6 @@
         </w:tc>
       </w:tr>
       <w:tr>
-        <w:tblPrEx>
-          <w:tblCellMar>
-            <w:top w:w="0" w:type="dxa"/>
-            <w:bottom w:w="0" w:type="dxa"/>
-          </w:tblCellMar>
-        </w:tblPrEx>
         <w:tc>
           <w:tcPr>
             <w:tcW w:w="9100" w:type="dxa"/>
@@ -15448,12 +14276,6 @@
         </w:tc>
       </w:tr>
       <w:tr>
-        <w:tblPrEx>
-          <w:tblCellMar>
-            <w:top w:w="0" w:type="dxa"/>
-            <w:bottom w:w="0" w:type="dxa"/>
-          </w:tblCellMar>
-        </w:tblPrEx>
         <w:tc>
           <w:tcPr>
             <w:tcW w:w="9100" w:type="dxa"/>
@@ -15486,12 +14308,6 @@
         </w:tc>
       </w:tr>
       <w:tr>
-        <w:tblPrEx>
-          <w:tblCellMar>
-            <w:top w:w="0" w:type="dxa"/>
-            <w:bottom w:w="0" w:type="dxa"/>
-          </w:tblCellMar>
-        </w:tblPrEx>
         <w:tc>
           <w:tcPr>
             <w:tcW w:w="9100" w:type="dxa"/>
@@ -15513,12 +14329,6 @@
         </w:tc>
       </w:tr>
       <w:tr>
-        <w:tblPrEx>
-          <w:tblCellMar>
-            <w:top w:w="0" w:type="dxa"/>
-            <w:bottom w:w="0" w:type="dxa"/>
-          </w:tblCellMar>
-        </w:tblPrEx>
         <w:tc>
           <w:tcPr>
             <w:tcW w:w="9100" w:type="dxa"/>
@@ -15550,12 +14360,6 @@
         </w:tc>
       </w:tr>
       <w:tr>
-        <w:tblPrEx>
-          <w:tblCellMar>
-            <w:top w:w="0" w:type="dxa"/>
-            <w:bottom w:w="0" w:type="dxa"/>
-          </w:tblCellMar>
-        </w:tblPrEx>
         <w:tc>
           <w:tcPr>
             <w:tcW w:w="9100" w:type="dxa"/>
@@ -15581,27 +14385,12 @@
                 <w:sz w:val="18"/>
                 <w:szCs w:val="18"/>
               </w:rPr>
-              <w:t>Fligh</w:t>
-            </w:r>
-            <w:r>
-              <w:rPr>
-                <w:rFonts w:ascii="Courier New" w:eastAsia="Courier New" w:hAnsi="Courier New" w:cs="Courier New"/>
-                <w:color w:val="D4D4D4"/>
-                <w:sz w:val="18"/>
-                <w:szCs w:val="18"/>
-              </w:rPr>
-              <w:t>t::group('/api/v1/products', function() use ($ctrl) {</w:t>
-            </w:r>
-          </w:p>
-        </w:tc>
-      </w:tr>
-      <w:tr>
-        <w:tblPrEx>
-          <w:tblCellMar>
-            <w:top w:w="0" w:type="dxa"/>
-            <w:bottom w:w="0" w:type="dxa"/>
-          </w:tblCellMar>
-        </w:tblPrEx>
+              <w:t>Flight::group('/api/v1/products', function() use ($ctrl) {</w:t>
+            </w:r>
+          </w:p>
+        </w:tc>
+      </w:tr>
+      <w:tr>
         <w:tc>
           <w:tcPr>
             <w:tcW w:w="9100" w:type="dxa"/>
@@ -15633,12 +14422,6 @@
         </w:tc>
       </w:tr>
       <w:tr>
-        <w:tblPrEx>
-          <w:tblCellMar>
-            <w:top w:w="0" w:type="dxa"/>
-            <w:bottom w:w="0" w:type="dxa"/>
-          </w:tblCellMar>
-        </w:tblPrEx>
         <w:tc>
           <w:tcPr>
             <w:tcW w:w="9100" w:type="dxa"/>
@@ -15670,12 +14453,6 @@
         </w:tc>
       </w:tr>
       <w:tr>
-        <w:tblPrEx>
-          <w:tblCellMar>
-            <w:top w:w="0" w:type="dxa"/>
-            <w:bottom w:w="0" w:type="dxa"/>
-          </w:tblCellMar>
-        </w:tblPrEx>
         <w:tc>
           <w:tcPr>
             <w:tcW w:w="9100" w:type="dxa"/>
@@ -15741,12 +14518,6 @@
         <w:gridCol w:w="9100"/>
       </w:tblGrid>
       <w:tr>
-        <w:tblPrEx>
-          <w:tblCellMar>
-            <w:top w:w="0" w:type="dxa"/>
-            <w:bottom w:w="0" w:type="dxa"/>
-          </w:tblCellMar>
-        </w:tblPrEx>
         <w:tc>
           <w:tcPr>
             <w:tcW w:w="9100" w:type="dxa"/>
@@ -15777,12 +14548,6 @@
         </w:tc>
       </w:tr>
       <w:tr>
-        <w:tblPrEx>
-          <w:tblCellMar>
-            <w:top w:w="0" w:type="dxa"/>
-            <w:bottom w:w="0" w:type="dxa"/>
-          </w:tblCellMar>
-        </w:tblPrEx>
         <w:tc>
           <w:tcPr>
             <w:tcW w:w="9100" w:type="dxa"/>
@@ -15808,12 +14573,6 @@
         </w:tc>
       </w:tr>
       <w:tr>
-        <w:tblPrEx>
-          <w:tblCellMar>
-            <w:top w:w="0" w:type="dxa"/>
-            <w:bottom w:w="0" w:type="dxa"/>
-          </w:tblCellMar>
-        </w:tblPrEx>
         <w:tc>
           <w:tcPr>
             <w:tcW w:w="9100" w:type="dxa"/>
@@ -15839,12 +14598,6 @@
         </w:tc>
       </w:tr>
       <w:tr>
-        <w:tblPrEx>
-          <w:tblCellMar>
-            <w:top w:w="0" w:type="dxa"/>
-            <w:bottom w:w="0" w:type="dxa"/>
-          </w:tblCellMar>
-        </w:tblPrEx>
         <w:tc>
           <w:tcPr>
             <w:tcW w:w="9100" w:type="dxa"/>
@@ -15864,21 +14617,12 @@
           </w:tcPr>
           <w:p>
             <w:r>
-              <w:t>Implementa un job programado (cron) que limpie periódicamente la t</w:t>
-            </w:r>
-            <w:r>
-              <w:t>abla lista_negra de registros expirados.</w:t>
-            </w:r>
-          </w:p>
-        </w:tc>
-      </w:tr>
-      <w:tr>
-        <w:tblPrEx>
-          <w:tblCellMar>
-            <w:top w:w="0" w:type="dxa"/>
-            <w:bottom w:w="0" w:type="dxa"/>
-          </w:tblCellMar>
-        </w:tblPrEx>
+              <w:t>Implementa un job programado (cron) que limpie periódicamente la tabla lista_negra de registros expirados.</w:t>
+            </w:r>
+          </w:p>
+        </w:tc>
+      </w:tr>
+      <w:tr>
         <w:tc>
           <w:tcPr>
             <w:tcW w:w="9100" w:type="dxa"/>
@@ -15904,12 +14648,6 @@
         </w:tc>
       </w:tr>
       <w:tr>
-        <w:tblPrEx>
-          <w:tblCellMar>
-            <w:top w:w="0" w:type="dxa"/>
-            <w:bottom w:w="0" w:type="dxa"/>
-          </w:tblCellMar>
-        </w:tblPrEx>
         <w:tc>
           <w:tcPr>
             <w:tcW w:w="9100" w:type="dxa"/>
@@ -15935,21 +14673,9 @@
         </w:tc>
       </w:tr>
       <w:tr>
-        <w:tblPrEx>
-          <w:tblCellMar>
-            <w:top w:w="0" w:type="dxa"/>
-            <w:bottom w:w="0" w:type="dxa"/>
-          </w:tblCellMar>
-        </w:tblPrEx>
-        <w:tc>
-          <w:tcPr>
-            <w:tcW w:w="9100" w:type="dxa"/>
-            <w:tcBorders>
-              <w:top w:val="single" w:sz="1" w:space="0" w:color="CCCCCC"/>
-              <w:left w:val="single" w:sz="1" w:space="0" w:color="CCCCCC"/>
-              <w:bottom w:val="single" w:sz="1" w:space="0" w:color="CCCCCC"/>
-              <w:right w:val="single" w:sz="1" w:space="0" w:color="CCCCCC"/>
-            </w:tcBorders>
+        <w:tc>
+          <w:tcPr>
+            <w:tcW w:w="9100" w:type="dxa"/>
             <w:shd w:val="clear" w:color="auto" w:fill="FFF3E0"/>
             <w:tcMar>
               <w:top w:w="60" w:type="dxa"/>
@@ -15960,18 +14686,61 @@
           </w:tcPr>
           <w:p>
             <w:r>
+              <w:t xml:space="preserve">Establece </w:t>
+            </w:r>
+            <w:r>
+              <w:rPr>
+                <w:rFonts w:ascii="Courier New" w:eastAsia="Courier New" w:hAnsi="Courier New" w:cs="Courier New"/>
+                <w:color w:val="C0392B"/>
+                <w:sz w:val="18"/>
+                <w:szCs w:val="18"/>
+              </w:rPr>
+              <w:t>APP_ENV=production</w:t>
+            </w:r>
+            <w:r>
+              <w:t xml:space="preserve"> en el </w:t>
+            </w:r>
+            <w:r>
+              <w:rPr>
+                <w:rFonts w:ascii="Courier New" w:eastAsia="Courier New" w:hAnsi="Courier New" w:cs="Courier New"/>
+                <w:color w:val="C0392B"/>
+                <w:sz w:val="18"/>
+                <w:szCs w:val="18"/>
+              </w:rPr>
+              <w:t>.env</w:t>
+            </w:r>
+            <w:r>
+              <w:t xml:space="preserve"> del servidor. El ErrorHandler usa esta variable para ocultar detalles internos (archivo, línea, mensaje técnico) en las respuestas de error, evitando fugas de información.</w:t>
+            </w:r>
+          </w:p>
+        </w:tc>
+      </w:tr>
+      <w:tr>
+        <w:tc>
+          <w:tcPr>
+            <w:tcW w:w="9100" w:type="dxa"/>
+            <w:tcBorders>
+              <w:top w:val="single" w:sz="1" w:space="0" w:color="CCCCCC"/>
+              <w:left w:val="single" w:sz="1" w:space="0" w:color="CCCCCC"/>
+              <w:bottom w:val="single" w:sz="1" w:space="0" w:color="CCCCCC"/>
+              <w:right w:val="single" w:sz="1" w:space="0" w:color="CCCCCC"/>
+            </w:tcBorders>
+            <w:shd w:val="clear" w:color="auto" w:fill="FFF3E0"/>
+            <w:tcMar>
+              <w:top w:w="60" w:type="dxa"/>
+              <w:left w:w="160" w:type="dxa"/>
+              <w:bottom w:w="60" w:type="dxa"/>
+              <w:right w:w="160" w:type="dxa"/>
+            </w:tcMar>
+          </w:tcPr>
+          <w:p>
+            <w:r>
               <w:t>Considera implementar logging de peticiones para auditoría.</w:t>
             </w:r>
           </w:p>
         </w:tc>
       </w:tr>
       <w:tr>
-        <w:tblPrEx>
-          <w:tblCellMar>
-            <w:top w:w="0" w:type="dxa"/>
-            <w:bottom w:w="0" w:type="dxa"/>
-          </w:tblCellMar>
-        </w:tblPrEx>
         <w:tc>
           <w:tcPr>
             <w:tcW w:w="9100" w:type="dxa"/>
@@ -16036,12 +14805,6 @@
         <w:gridCol w:w="4500"/>
       </w:tblGrid>
       <w:tr>
-        <w:tblPrEx>
-          <w:tblCellMar>
-            <w:top w:w="0" w:type="dxa"/>
-            <w:bottom w:w="0" w:type="dxa"/>
-          </w:tblCellMar>
-        </w:tblPrEx>
         <w:tc>
           <w:tcPr>
             <w:tcW w:w="2400" w:type="dxa"/>
@@ -16068,8 +14831,28 @@
                 <w:sz w:val="20"/>
                 <w:szCs w:val="20"/>
               </w:rPr>
-              <w:t>P</w:t>
-            </w:r>
+              <w:t>Paquete</w:t>
+            </w:r>
+          </w:p>
+        </w:tc>
+        <w:tc>
+          <w:tcPr>
+            <w:tcW w:w="2200" w:type="dxa"/>
+            <w:tcBorders>
+              <w:top w:val="single" w:sz="1" w:space="0" w:color="CCCCCC"/>
+              <w:left w:val="single" w:sz="1" w:space="0" w:color="CCCCCC"/>
+              <w:bottom w:val="single" w:sz="1" w:space="0" w:color="CCCCCC"/>
+              <w:right w:val="single" w:sz="1" w:space="0" w:color="CCCCCC"/>
+            </w:tcBorders>
+            <w:shd w:val="clear" w:color="auto" w:fill="1E3A5F"/>
+            <w:tcMar>
+              <w:top w:w="80" w:type="dxa"/>
+              <w:left w:w="120" w:type="dxa"/>
+              <w:bottom w:w="80" w:type="dxa"/>
+              <w:right w:w="120" w:type="dxa"/>
+            </w:tcMar>
+          </w:tcPr>
+          <w:p>
             <w:r>
               <w:rPr>
                 <w:b/>
@@ -16078,13 +14861,13 @@
                 <w:sz w:val="20"/>
                 <w:szCs w:val="20"/>
               </w:rPr>
-              <w:t>aquete</w:t>
-            </w:r>
-          </w:p>
-        </w:tc>
-        <w:tc>
-          <w:tcPr>
-            <w:tcW w:w="2200" w:type="dxa"/>
+              <w:t>Versión</w:t>
+            </w:r>
+          </w:p>
+        </w:tc>
+        <w:tc>
+          <w:tcPr>
+            <w:tcW w:w="4500" w:type="dxa"/>
             <w:tcBorders>
               <w:top w:val="single" w:sz="1" w:space="0" w:color="CCCCCC"/>
               <w:left w:val="single" w:sz="1" w:space="0" w:color="CCCCCC"/>
@@ -16108,13 +14891,352 @@
                 <w:sz w:val="20"/>
                 <w:szCs w:val="20"/>
               </w:rPr>
-              <w:t>Versión</w:t>
+              <w:t>Función en el proyecto</w:t>
+            </w:r>
+          </w:p>
+        </w:tc>
+      </w:tr>
+      <w:tr>
+        <w:tc>
+          <w:tcPr>
+            <w:tcW w:w="2400" w:type="dxa"/>
+            <w:tcBorders>
+              <w:top w:val="single" w:sz="1" w:space="0" w:color="CCCCCC"/>
+              <w:left w:val="single" w:sz="1" w:space="0" w:color="CCCCCC"/>
+              <w:bottom w:val="single" w:sz="1" w:space="0" w:color="CCCCCC"/>
+              <w:right w:val="single" w:sz="1" w:space="0" w:color="CCCCCC"/>
+            </w:tcBorders>
+            <w:shd w:val="clear" w:color="auto" w:fill="F5F5F5"/>
+            <w:tcMar>
+              <w:top w:w="60" w:type="dxa"/>
+              <w:left w:w="120" w:type="dxa"/>
+              <w:bottom w:w="60" w:type="dxa"/>
+              <w:right w:w="120" w:type="dxa"/>
+            </w:tcMar>
+          </w:tcPr>
+          <w:p>
+            <w:r>
+              <w:rPr>
+                <w:rFonts w:ascii="Courier New" w:eastAsia="Courier New" w:hAnsi="Courier New" w:cs="Courier New"/>
+                <w:sz w:val="18"/>
+                <w:szCs w:val="18"/>
+              </w:rPr>
+              <w:t>flightphp/core</w:t>
+            </w:r>
+          </w:p>
+        </w:tc>
+        <w:tc>
+          <w:tcPr>
+            <w:tcW w:w="2200" w:type="dxa"/>
+            <w:tcBorders>
+              <w:top w:val="single" w:sz="1" w:space="0" w:color="CCCCCC"/>
+              <w:left w:val="single" w:sz="1" w:space="0" w:color="CCCCCC"/>
+              <w:bottom w:val="single" w:sz="1" w:space="0" w:color="CCCCCC"/>
+              <w:right w:val="single" w:sz="1" w:space="0" w:color="CCCCCC"/>
+            </w:tcBorders>
+            <w:shd w:val="clear" w:color="auto" w:fill="F5F5F5"/>
+            <w:tcMar>
+              <w:top w:w="60" w:type="dxa"/>
+              <w:left w:w="120" w:type="dxa"/>
+              <w:bottom w:w="60" w:type="dxa"/>
+              <w:right w:w="120" w:type="dxa"/>
+            </w:tcMar>
+          </w:tcPr>
+          <w:p>
+            <w:r>
+              <w:rPr>
+                <w:rFonts w:ascii="Courier New" w:eastAsia="Courier New" w:hAnsi="Courier New" w:cs="Courier New"/>
+                <w:sz w:val="18"/>
+                <w:szCs w:val="18"/>
+              </w:rPr>
+              <w:t>^3.x</w:t>
             </w:r>
           </w:p>
         </w:tc>
         <w:tc>
           <w:tcPr>
             <w:tcW w:w="4500" w:type="dxa"/>
+            <w:tcBorders>
+              <w:top w:val="single" w:sz="1" w:space="0" w:color="CCCCCC"/>
+              <w:left w:val="single" w:sz="1" w:space="0" w:color="CCCCCC"/>
+              <w:bottom w:val="single" w:sz="1" w:space="0" w:color="CCCCCC"/>
+              <w:right w:val="single" w:sz="1" w:space="0" w:color="CCCCCC"/>
+            </w:tcBorders>
+            <w:tcMar>
+              <w:top w:w="60" w:type="dxa"/>
+              <w:left w:w="120" w:type="dxa"/>
+              <w:bottom w:w="60" w:type="dxa"/>
+              <w:right w:w="120" w:type="dxa"/>
+            </w:tcMar>
+          </w:tcPr>
+          <w:p>
+            <w:r>
+              <w:rPr>
+                <w:sz w:val="20"/>
+                <w:szCs w:val="20"/>
+              </w:rPr>
+              <w:t>Micro-framework de rutas HTTP. Maneja el dispatch, grupos de rutas y middleware.</w:t>
+            </w:r>
+          </w:p>
+        </w:tc>
+      </w:tr>
+      <w:tr>
+        <w:tc>
+          <w:tcPr>
+            <w:tcW w:w="2400" w:type="dxa"/>
+            <w:tcBorders>
+              <w:top w:val="single" w:sz="1" w:space="0" w:color="CCCCCC"/>
+              <w:left w:val="single" w:sz="1" w:space="0" w:color="CCCCCC"/>
+              <w:bottom w:val="single" w:sz="1" w:space="0" w:color="CCCCCC"/>
+              <w:right w:val="single" w:sz="1" w:space="0" w:color="CCCCCC"/>
+            </w:tcBorders>
+            <w:shd w:val="clear" w:color="auto" w:fill="FFFFFF"/>
+            <w:tcMar>
+              <w:top w:w="60" w:type="dxa"/>
+              <w:left w:w="120" w:type="dxa"/>
+              <w:bottom w:w="60" w:type="dxa"/>
+              <w:right w:w="120" w:type="dxa"/>
+            </w:tcMar>
+          </w:tcPr>
+          <w:p>
+            <w:r>
+              <w:rPr>
+                <w:rFonts w:ascii="Courier New" w:eastAsia="Courier New" w:hAnsi="Courier New" w:cs="Courier New"/>
+                <w:sz w:val="18"/>
+                <w:szCs w:val="18"/>
+              </w:rPr>
+              <w:t>firebase/php-jwt</w:t>
+            </w:r>
+          </w:p>
+        </w:tc>
+        <w:tc>
+          <w:tcPr>
+            <w:tcW w:w="2200" w:type="dxa"/>
+            <w:tcBorders>
+              <w:top w:val="single" w:sz="1" w:space="0" w:color="CCCCCC"/>
+              <w:left w:val="single" w:sz="1" w:space="0" w:color="CCCCCC"/>
+              <w:bottom w:val="single" w:sz="1" w:space="0" w:color="CCCCCC"/>
+              <w:right w:val="single" w:sz="1" w:space="0" w:color="CCCCCC"/>
+            </w:tcBorders>
+            <w:shd w:val="clear" w:color="auto" w:fill="FFFFFF"/>
+            <w:tcMar>
+              <w:top w:w="60" w:type="dxa"/>
+              <w:left w:w="120" w:type="dxa"/>
+              <w:bottom w:w="60" w:type="dxa"/>
+              <w:right w:w="120" w:type="dxa"/>
+            </w:tcMar>
+          </w:tcPr>
+          <w:p>
+            <w:r>
+              <w:rPr>
+                <w:rFonts w:ascii="Courier New" w:eastAsia="Courier New" w:hAnsi="Courier New" w:cs="Courier New"/>
+                <w:sz w:val="18"/>
+                <w:szCs w:val="18"/>
+              </w:rPr>
+              <w:t>^6.x</w:t>
+            </w:r>
+          </w:p>
+        </w:tc>
+        <w:tc>
+          <w:tcPr>
+            <w:tcW w:w="4500" w:type="dxa"/>
+            <w:tcBorders>
+              <w:top w:val="single" w:sz="1" w:space="0" w:color="CCCCCC"/>
+              <w:left w:val="single" w:sz="1" w:space="0" w:color="CCCCCC"/>
+              <w:bottom w:val="single" w:sz="1" w:space="0" w:color="CCCCCC"/>
+              <w:right w:val="single" w:sz="1" w:space="0" w:color="CCCCCC"/>
+            </w:tcBorders>
+            <w:tcMar>
+              <w:top w:w="60" w:type="dxa"/>
+              <w:left w:w="120" w:type="dxa"/>
+              <w:bottom w:w="60" w:type="dxa"/>
+              <w:right w:w="120" w:type="dxa"/>
+            </w:tcMar>
+          </w:tcPr>
+          <w:p>
+            <w:r>
+              <w:rPr>
+                <w:sz w:val="20"/>
+                <w:szCs w:val="20"/>
+              </w:rPr>
+              <w:t>Generación y decodificación de JSON Web Tokens firmados con HS256.</w:t>
+            </w:r>
+          </w:p>
+        </w:tc>
+      </w:tr>
+      <w:tr>
+        <w:tc>
+          <w:tcPr>
+            <w:tcW w:w="2400" w:type="dxa"/>
+            <w:tcBorders>
+              <w:top w:val="single" w:sz="1" w:space="0" w:color="CCCCCC"/>
+              <w:left w:val="single" w:sz="1" w:space="0" w:color="CCCCCC"/>
+              <w:bottom w:val="single" w:sz="1" w:space="0" w:color="CCCCCC"/>
+              <w:right w:val="single" w:sz="1" w:space="0" w:color="CCCCCC"/>
+            </w:tcBorders>
+            <w:shd w:val="clear" w:color="auto" w:fill="F5F5F5"/>
+            <w:tcMar>
+              <w:top w:w="60" w:type="dxa"/>
+              <w:left w:w="120" w:type="dxa"/>
+              <w:bottom w:w="60" w:type="dxa"/>
+              <w:right w:w="120" w:type="dxa"/>
+            </w:tcMar>
+          </w:tcPr>
+          <w:p>
+            <w:r>
+              <w:rPr>
+                <w:rFonts w:ascii="Courier New" w:eastAsia="Courier New" w:hAnsi="Courier New" w:cs="Courier New"/>
+                <w:sz w:val="18"/>
+                <w:szCs w:val="18"/>
+              </w:rPr>
+              <w:t>vlucas/phpdotenv</w:t>
+            </w:r>
+          </w:p>
+        </w:tc>
+        <w:tc>
+          <w:tcPr>
+            <w:tcW w:w="2200" w:type="dxa"/>
+            <w:tcBorders>
+              <w:top w:val="single" w:sz="1" w:space="0" w:color="CCCCCC"/>
+              <w:left w:val="single" w:sz="1" w:space="0" w:color="CCCCCC"/>
+              <w:bottom w:val="single" w:sz="1" w:space="0" w:color="CCCCCC"/>
+              <w:right w:val="single" w:sz="1" w:space="0" w:color="CCCCCC"/>
+            </w:tcBorders>
+            <w:shd w:val="clear" w:color="auto" w:fill="F5F5F5"/>
+            <w:tcMar>
+              <w:top w:w="60" w:type="dxa"/>
+              <w:left w:w="120" w:type="dxa"/>
+              <w:bottom w:w="60" w:type="dxa"/>
+              <w:right w:w="120" w:type="dxa"/>
+            </w:tcMar>
+          </w:tcPr>
+          <w:p>
+            <w:r>
+              <w:rPr>
+                <w:rFonts w:ascii="Courier New" w:eastAsia="Courier New" w:hAnsi="Courier New" w:cs="Courier New"/>
+                <w:sz w:val="18"/>
+                <w:szCs w:val="18"/>
+              </w:rPr>
+              <w:t>^5.x</w:t>
+            </w:r>
+          </w:p>
+        </w:tc>
+        <w:tc>
+          <w:tcPr>
+            <w:tcW w:w="4500" w:type="dxa"/>
+            <w:tcBorders>
+              <w:top w:val="single" w:sz="1" w:space="0" w:color="CCCCCC"/>
+              <w:left w:val="single" w:sz="1" w:space="0" w:color="CCCCCC"/>
+              <w:bottom w:val="single" w:sz="1" w:space="0" w:color="CCCCCC"/>
+              <w:right w:val="single" w:sz="1" w:space="0" w:color="CCCCCC"/>
+            </w:tcBorders>
+            <w:tcMar>
+              <w:top w:w="60" w:type="dxa"/>
+              <w:left w:w="120" w:type="dxa"/>
+              <w:bottom w:w="60" w:type="dxa"/>
+              <w:right w:w="120" w:type="dxa"/>
+            </w:tcMar>
+          </w:tcPr>
+          <w:p>
+            <w:r>
+              <w:rPr>
+                <w:sz w:val="20"/>
+                <w:szCs w:val="20"/>
+              </w:rPr>
+              <w:t>Carga el archivo .env como variables de entorno disponibles en $_ENV.</w:t>
+            </w:r>
+          </w:p>
+        </w:tc>
+      </w:tr>
+    </w:tbl>
+    <w:p>
+      <w:pPr>
+        <w:spacing w:before="200" w:after="100"/>
+      </w:pPr>
+    </w:p>
+    <w:p>
+      <w:pPr>
+        <w:spacing w:before="160" w:after="100"/>
+      </w:pPr>
+    </w:p>
+    <w:p>
+      <w:pPr>
+        <w:pStyle w:val="Ttulo1"/>
+        <w:pBdr>
+          <w:bottom w:val="single" w:sz="6" w:space="4" w:color="1E3A5F"/>
+        </w:pBdr>
+      </w:pPr>
+      <w:r>
+        <w:lastRenderedPageBreak/>
+        <w:t>11. Colección de Postman</w:t>
+      </w:r>
+    </w:p>
+    <w:p>
+      <w:pPr>
+        <w:spacing w:before="120" w:after="120"/>
+      </w:pPr>
+      <w:r>
+        <w:t>Se incluye en el repositorio el archivo guia-api-rest_postman_collection.json con la colección completa de Postman lista para importar. Contiene todas las peticiones de la API organizadas por módulo, con los headers, métodos y cuerpos de ejemplo ya configurados. Es el punto de partida recomendado para explorar y probar los endpoints sin necesidad de configurar nada desde cero.</w:t>
+      </w:r>
+    </w:p>
+    <w:p>
+      <w:pPr>
+        <w:pStyle w:val="Ttulo2"/>
+      </w:pPr>
+      <w:r>
+        <w:t>11.1 Cómo importar la colección</w:t>
+      </w:r>
+    </w:p>
+    <w:p>
+      <w:pPr>
+        <w:spacing w:before="80" w:after="80"/>
+      </w:pPr>
+      <w:r>
+        <w:t>Abre Postman, haz clic en Import (esquina superior izquierda), selecciona el archivo .json y confirma. La colección aparecerá en el panel izquierdo bajo el nombre guia-api-rest lista para usarse.</w:t>
+      </w:r>
+    </w:p>
+    <w:p>
+      <w:pPr>
+        <w:pStyle w:val="Ttulo2"/>
+      </w:pPr>
+      <w:r>
+        <w:t>11.2 Endpoints incluidos en la colección</w:t>
+      </w:r>
+    </w:p>
+    <w:p>
+      <w:pPr>
+        <w:spacing w:before="80" w:after="80"/>
+      </w:pPr>
+      <w:r>
+        <w:t>La colección está organizada en dos carpetas que reflejan la estructura de módulos de la API:</w:t>
+      </w:r>
+    </w:p>
+    <w:tbl>
+      <w:tblPr>
+        <w:tblW w:w="9100" w:type="dxa"/>
+        <w:tblBorders>
+          <w:top w:val="single" w:sz="4" w:space="0" w:color="auto"/>
+          <w:left w:val="single" w:sz="4" w:space="0" w:color="auto"/>
+          <w:bottom w:val="single" w:sz="4" w:space="0" w:color="auto"/>
+          <w:right w:val="single" w:sz="4" w:space="0" w:color="auto"/>
+          <w:insideH w:val="single" w:sz="4" w:space="0" w:color="auto"/>
+          <w:insideV w:val="single" w:sz="4" w:space="0" w:color="auto"/>
+        </w:tblBorders>
+        <w:tblCellMar>
+          <w:left w:w="10" w:type="dxa"/>
+          <w:right w:w="10" w:type="dxa"/>
+        </w:tblCellMar>
+        <w:tblLook w:val="04A0" w:firstRow="1" w:lastRow="0" w:firstColumn="1" w:lastColumn="0" w:noHBand="0" w:noVBand="1"/>
+      </w:tblPr>
+      <w:tblGrid>
+        <w:gridCol w:w="1500"/>
+        <w:gridCol w:w="3000"/>
+        <w:gridCol w:w="4600"/>
+      </w:tblGrid>
+      <w:tr>
+        <w:tc>
+          <w:tcPr>
+            <w:tcW w:w="1500" w:type="dxa"/>
             <w:tcBorders>
               <w:top w:val="single" w:sz="1" w:space="0" w:color="CCCCCC"/>
               <w:left w:val="single" w:sz="1" w:space="0" w:color="CCCCCC"/>
@@ -16138,303 +15260,912 @@
                 <w:sz w:val="20"/>
                 <w:szCs w:val="20"/>
               </w:rPr>
-              <w:t>Función en el proyecto</w:t>
-            </w:r>
-          </w:p>
-        </w:tc>
-      </w:tr>
-      <w:tr>
-        <w:tblPrEx>
-          <w:tblCellMar>
-            <w:top w:w="0" w:type="dxa"/>
-            <w:bottom w:w="0" w:type="dxa"/>
-          </w:tblCellMar>
-        </w:tblPrEx>
-        <w:tc>
-          <w:tcPr>
-            <w:tcW w:w="2400" w:type="dxa"/>
-            <w:tcBorders>
-              <w:top w:val="single" w:sz="1" w:space="0" w:color="CCCCCC"/>
-              <w:left w:val="single" w:sz="1" w:space="0" w:color="CCCCCC"/>
-              <w:bottom w:val="single" w:sz="1" w:space="0" w:color="CCCCCC"/>
-              <w:right w:val="single" w:sz="1" w:space="0" w:color="CCCCCC"/>
-            </w:tcBorders>
-            <w:shd w:val="clear" w:color="auto" w:fill="F5F5F5"/>
-            <w:tcMar>
-              <w:top w:w="60" w:type="dxa"/>
-              <w:left w:w="120" w:type="dxa"/>
-              <w:bottom w:w="60" w:type="dxa"/>
-              <w:right w:w="120" w:type="dxa"/>
-            </w:tcMar>
-          </w:tcPr>
-          <w:p>
-            <w:r>
-              <w:rPr>
-                <w:rFonts w:ascii="Courier New" w:eastAsia="Courier New" w:hAnsi="Courier New" w:cs="Courier New"/>
-                <w:sz w:val="18"/>
-                <w:szCs w:val="18"/>
-              </w:rPr>
-              <w:t>flightphp/core</w:t>
-            </w:r>
-          </w:p>
-        </w:tc>
-        <w:tc>
-          <w:tcPr>
-            <w:tcW w:w="2200" w:type="dxa"/>
-            <w:tcBorders>
-              <w:top w:val="single" w:sz="1" w:space="0" w:color="CCCCCC"/>
-              <w:left w:val="single" w:sz="1" w:space="0" w:color="CCCCCC"/>
-              <w:bottom w:val="single" w:sz="1" w:space="0" w:color="CCCCCC"/>
-              <w:right w:val="single" w:sz="1" w:space="0" w:color="CCCCCC"/>
-            </w:tcBorders>
-            <w:shd w:val="clear" w:color="auto" w:fill="F5F5F5"/>
-            <w:tcMar>
-              <w:top w:w="60" w:type="dxa"/>
-              <w:left w:w="120" w:type="dxa"/>
-              <w:bottom w:w="60" w:type="dxa"/>
-              <w:right w:w="120" w:type="dxa"/>
-            </w:tcMar>
-          </w:tcPr>
-          <w:p>
-            <w:r>
-              <w:rPr>
-                <w:rFonts w:ascii="Courier New" w:eastAsia="Courier New" w:hAnsi="Courier New" w:cs="Courier New"/>
-                <w:sz w:val="18"/>
-                <w:szCs w:val="18"/>
-              </w:rPr>
-              <w:t>^3.x</w:t>
-            </w:r>
-          </w:p>
-        </w:tc>
-        <w:tc>
-          <w:tcPr>
-            <w:tcW w:w="4500" w:type="dxa"/>
-            <w:tcBorders>
-              <w:top w:val="single" w:sz="1" w:space="0" w:color="CCCCCC"/>
-              <w:left w:val="single" w:sz="1" w:space="0" w:color="CCCCCC"/>
-              <w:bottom w:val="single" w:sz="1" w:space="0" w:color="CCCCCC"/>
-              <w:right w:val="single" w:sz="1" w:space="0" w:color="CCCCCC"/>
-            </w:tcBorders>
-            <w:tcMar>
-              <w:top w:w="60" w:type="dxa"/>
-              <w:left w:w="120" w:type="dxa"/>
-              <w:bottom w:w="60" w:type="dxa"/>
-              <w:right w:w="120" w:type="dxa"/>
-            </w:tcMar>
-          </w:tcPr>
-          <w:p>
-            <w:r>
-              <w:rPr>
+              <w:t>Carpeta</w:t>
+            </w:r>
+          </w:p>
+        </w:tc>
+        <w:tc>
+          <w:tcPr>
+            <w:tcW w:w="3000" w:type="dxa"/>
+            <w:tcBorders>
+              <w:top w:val="single" w:sz="1" w:space="0" w:color="CCCCCC"/>
+              <w:left w:val="single" w:sz="1" w:space="0" w:color="CCCCCC"/>
+              <w:bottom w:val="single" w:sz="1" w:space="0" w:color="CCCCCC"/>
+              <w:right w:val="single" w:sz="1" w:space="0" w:color="CCCCCC"/>
+            </w:tcBorders>
+            <w:shd w:val="clear" w:color="auto" w:fill="1E3A5F"/>
+            <w:tcMar>
+              <w:top w:w="80" w:type="dxa"/>
+              <w:left w:w="120" w:type="dxa"/>
+              <w:bottom w:w="80" w:type="dxa"/>
+              <w:right w:w="120" w:type="dxa"/>
+            </w:tcMar>
+          </w:tcPr>
+          <w:p>
+            <w:r>
+              <w:rPr>
+                <w:b/>
+                <w:bCs/>
+                <w:color w:val="FFFFFF"/>
                 <w:sz w:val="20"/>
                 <w:szCs w:val="20"/>
               </w:rPr>
-              <w:t>Micro-framework de rutas HTTP. Maneja el dispatch, grupos de rutas y middleware.</w:t>
-            </w:r>
-          </w:p>
-        </w:tc>
-      </w:tr>
-      <w:tr>
-        <w:tblPrEx>
-          <w:tblCellMar>
-            <w:top w:w="0" w:type="dxa"/>
-            <w:bottom w:w="0" w:type="dxa"/>
-          </w:tblCellMar>
-        </w:tblPrEx>
-        <w:tc>
-          <w:tcPr>
-            <w:tcW w:w="2400" w:type="dxa"/>
-            <w:tcBorders>
-              <w:top w:val="single" w:sz="1" w:space="0" w:color="CCCCCC"/>
-              <w:left w:val="single" w:sz="1" w:space="0" w:color="CCCCCC"/>
-              <w:bottom w:val="single" w:sz="1" w:space="0" w:color="CCCCCC"/>
-              <w:right w:val="single" w:sz="1" w:space="0" w:color="CCCCCC"/>
-            </w:tcBorders>
-            <w:shd w:val="clear" w:color="auto" w:fill="FFFFFF"/>
-            <w:tcMar>
-              <w:top w:w="60" w:type="dxa"/>
-              <w:left w:w="120" w:type="dxa"/>
-              <w:bottom w:w="60" w:type="dxa"/>
-              <w:right w:w="120" w:type="dxa"/>
-            </w:tcMar>
-          </w:tcPr>
-          <w:p>
-            <w:r>
-              <w:rPr>
-                <w:rFonts w:ascii="Courier New" w:eastAsia="Courier New" w:hAnsi="Courier New" w:cs="Courier New"/>
-                <w:sz w:val="18"/>
-                <w:szCs w:val="18"/>
-              </w:rPr>
-              <w:t>firebase/php-jwt</w:t>
-            </w:r>
-          </w:p>
-        </w:tc>
-        <w:tc>
-          <w:tcPr>
-            <w:tcW w:w="2200" w:type="dxa"/>
-            <w:tcBorders>
-              <w:top w:val="single" w:sz="1" w:space="0" w:color="CCCCCC"/>
-              <w:left w:val="single" w:sz="1" w:space="0" w:color="CCCCCC"/>
-              <w:bottom w:val="single" w:sz="1" w:space="0" w:color="CCCCCC"/>
-              <w:right w:val="single" w:sz="1" w:space="0" w:color="CCCCCC"/>
-            </w:tcBorders>
-            <w:shd w:val="clear" w:color="auto" w:fill="FFFFFF"/>
-            <w:tcMar>
-              <w:top w:w="60" w:type="dxa"/>
-              <w:left w:w="120" w:type="dxa"/>
-              <w:bottom w:w="60" w:type="dxa"/>
-              <w:right w:w="120" w:type="dxa"/>
-            </w:tcMar>
-          </w:tcPr>
-          <w:p>
-            <w:r>
-              <w:rPr>
-                <w:rFonts w:ascii="Courier New" w:eastAsia="Courier New" w:hAnsi="Courier New" w:cs="Courier New"/>
-                <w:sz w:val="18"/>
-                <w:szCs w:val="18"/>
-              </w:rPr>
-              <w:t>^6.x</w:t>
-            </w:r>
-          </w:p>
-        </w:tc>
-        <w:tc>
-          <w:tcPr>
-            <w:tcW w:w="4500" w:type="dxa"/>
-            <w:tcBorders>
-              <w:top w:val="single" w:sz="1" w:space="0" w:color="CCCCCC"/>
-              <w:left w:val="single" w:sz="1" w:space="0" w:color="CCCCCC"/>
-              <w:bottom w:val="single" w:sz="1" w:space="0" w:color="CCCCCC"/>
-              <w:right w:val="single" w:sz="1" w:space="0" w:color="CCCCCC"/>
-            </w:tcBorders>
-            <w:tcMar>
-              <w:top w:w="60" w:type="dxa"/>
-              <w:left w:w="120" w:type="dxa"/>
-              <w:bottom w:w="60" w:type="dxa"/>
-              <w:right w:w="120" w:type="dxa"/>
-            </w:tcMar>
-          </w:tcPr>
-          <w:p>
-            <w:r>
-              <w:rPr>
+              <w:t>Petición</w:t>
+            </w:r>
+          </w:p>
+        </w:tc>
+        <w:tc>
+          <w:tcPr>
+            <w:tcW w:w="4600" w:type="dxa"/>
+            <w:tcBorders>
+              <w:top w:val="single" w:sz="1" w:space="0" w:color="CCCCCC"/>
+              <w:left w:val="single" w:sz="1" w:space="0" w:color="CCCCCC"/>
+              <w:bottom w:val="single" w:sz="1" w:space="0" w:color="CCCCCC"/>
+              <w:right w:val="single" w:sz="1" w:space="0" w:color="CCCCCC"/>
+            </w:tcBorders>
+            <w:shd w:val="clear" w:color="auto" w:fill="1E3A5F"/>
+            <w:tcMar>
+              <w:top w:w="80" w:type="dxa"/>
+              <w:left w:w="120" w:type="dxa"/>
+              <w:bottom w:w="80" w:type="dxa"/>
+              <w:right w:w="120" w:type="dxa"/>
+            </w:tcMar>
+          </w:tcPr>
+          <w:p>
+            <w:r>
+              <w:rPr>
+                <w:b/>
+                <w:bCs/>
+                <w:color w:val="FFFFFF"/>
                 <w:sz w:val="20"/>
                 <w:szCs w:val="20"/>
               </w:rPr>
-              <w:t>Generación y decodificación de JSON Web Tokens firmados con HS256.</w:t>
-            </w:r>
-          </w:p>
-        </w:tc>
-      </w:tr>
-      <w:tr>
-        <w:tblPrEx>
-          <w:tblCellMar>
-            <w:top w:w="0" w:type="dxa"/>
-            <w:bottom w:w="0" w:type="dxa"/>
-          </w:tblCellMar>
-        </w:tblPrEx>
-        <w:tc>
-          <w:tcPr>
-            <w:tcW w:w="2400" w:type="dxa"/>
-            <w:tcBorders>
-              <w:top w:val="single" w:sz="1" w:space="0" w:color="CCCCCC"/>
-              <w:left w:val="single" w:sz="1" w:space="0" w:color="CCCCCC"/>
-              <w:bottom w:val="single" w:sz="1" w:space="0" w:color="CCCCCC"/>
-              <w:right w:val="single" w:sz="1" w:space="0" w:color="CCCCCC"/>
-            </w:tcBorders>
-            <w:shd w:val="clear" w:color="auto" w:fill="F5F5F5"/>
-            <w:tcMar>
-              <w:top w:w="60" w:type="dxa"/>
-              <w:left w:w="120" w:type="dxa"/>
-              <w:bottom w:w="60" w:type="dxa"/>
-              <w:right w:w="120" w:type="dxa"/>
-            </w:tcMar>
-          </w:tcPr>
-          <w:p>
-            <w:r>
-              <w:rPr>
-                <w:rFonts w:ascii="Courier New" w:eastAsia="Courier New" w:hAnsi="Courier New" w:cs="Courier New"/>
-                <w:sz w:val="18"/>
-                <w:szCs w:val="18"/>
-              </w:rPr>
-              <w:t>vlucas/phpdotenv</w:t>
-            </w:r>
-          </w:p>
-        </w:tc>
-        <w:tc>
-          <w:tcPr>
-            <w:tcW w:w="2200" w:type="dxa"/>
-            <w:tcBorders>
-              <w:top w:val="single" w:sz="1" w:space="0" w:color="CCCCCC"/>
-              <w:left w:val="single" w:sz="1" w:space="0" w:color="CCCCCC"/>
-              <w:bottom w:val="single" w:sz="1" w:space="0" w:color="CCCCCC"/>
-              <w:right w:val="single" w:sz="1" w:space="0" w:color="CCCCCC"/>
-            </w:tcBorders>
-            <w:shd w:val="clear" w:color="auto" w:fill="F5F5F5"/>
-            <w:tcMar>
-              <w:top w:w="60" w:type="dxa"/>
-              <w:left w:w="120" w:type="dxa"/>
-              <w:bottom w:w="60" w:type="dxa"/>
-              <w:right w:w="120" w:type="dxa"/>
-            </w:tcMar>
-          </w:tcPr>
-          <w:p>
-            <w:r>
-              <w:rPr>
-                <w:rFonts w:ascii="Courier New" w:eastAsia="Courier New" w:hAnsi="Courier New" w:cs="Courier New"/>
-                <w:sz w:val="18"/>
-                <w:szCs w:val="18"/>
-              </w:rPr>
-              <w:t>^5.x</w:t>
-            </w:r>
-          </w:p>
-        </w:tc>
-        <w:tc>
-          <w:tcPr>
-            <w:tcW w:w="4500" w:type="dxa"/>
-            <w:tcBorders>
-              <w:top w:val="single" w:sz="1" w:space="0" w:color="CCCCCC"/>
-              <w:left w:val="single" w:sz="1" w:space="0" w:color="CCCCCC"/>
-              <w:bottom w:val="single" w:sz="1" w:space="0" w:color="CCCCCC"/>
-              <w:right w:val="single" w:sz="1" w:space="0" w:color="CCCCCC"/>
-            </w:tcBorders>
-            <w:tcMar>
-              <w:top w:w="60" w:type="dxa"/>
-              <w:left w:w="120" w:type="dxa"/>
-              <w:bottom w:w="60" w:type="dxa"/>
-              <w:right w:w="120" w:type="dxa"/>
-            </w:tcMar>
-          </w:tcPr>
-          <w:p>
-            <w:r>
-              <w:rPr>
+              <w:t>Descripción</w:t>
+            </w:r>
+          </w:p>
+        </w:tc>
+      </w:tr>
+      <w:tr>
+        <w:tc>
+          <w:tcPr>
+            <w:tcW w:w="1500" w:type="dxa"/>
+            <w:tcBorders>
+              <w:top w:val="single" w:sz="1" w:space="0" w:color="CCCCCC"/>
+              <w:left w:val="single" w:sz="1" w:space="0" w:color="CCCCCC"/>
+              <w:bottom w:val="single" w:sz="1" w:space="0" w:color="CCCCCC"/>
+              <w:right w:val="single" w:sz="1" w:space="0" w:color="CCCCCC"/>
+            </w:tcBorders>
+            <w:shd w:val="clear" w:color="auto" w:fill="EBF0F7"/>
+            <w:tcMar>
+              <w:top w:w="80" w:type="dxa"/>
+              <w:left w:w="120" w:type="dxa"/>
+              <w:bottom w:w="80" w:type="dxa"/>
+              <w:right w:w="120" w:type="dxa"/>
+            </w:tcMar>
+          </w:tcPr>
+          <w:p>
+            <w:r>
+              <w:rPr>
+                <w:b/>
+                <w:bCs/>
                 <w:sz w:val="20"/>
                 <w:szCs w:val="20"/>
               </w:rPr>
-              <w:t>Carga el archivo .env como variables de entorno disponibles en $_ENV.</w:t>
+              <w:t>Auth</w:t>
+            </w:r>
+          </w:p>
+        </w:tc>
+        <w:tc>
+          <w:tcPr>
+            <w:tcW w:w="3000" w:type="dxa"/>
+            <w:tcBorders>
+              <w:top w:val="single" w:sz="1" w:space="0" w:color="CCCCCC"/>
+              <w:left w:val="single" w:sz="1" w:space="0" w:color="CCCCCC"/>
+              <w:bottom w:val="single" w:sz="1" w:space="0" w:color="CCCCCC"/>
+              <w:right w:val="single" w:sz="1" w:space="0" w:color="CCCCCC"/>
+            </w:tcBorders>
+            <w:tcMar>
+              <w:top w:w="80" w:type="dxa"/>
+              <w:left w:w="120" w:type="dxa"/>
+              <w:bottom w:w="80" w:type="dxa"/>
+              <w:right w:w="120" w:type="dxa"/>
+            </w:tcMar>
+          </w:tcPr>
+          <w:p>
+            <w:r>
+              <w:rPr>
+                <w:sz w:val="20"/>
+                <w:szCs w:val="20"/>
+              </w:rPr>
+              <w:t>Login</w:t>
+            </w:r>
+          </w:p>
+        </w:tc>
+        <w:tc>
+          <w:tcPr>
+            <w:tcW w:w="4600" w:type="dxa"/>
+            <w:tcBorders>
+              <w:top w:val="single" w:sz="1" w:space="0" w:color="CCCCCC"/>
+              <w:left w:val="single" w:sz="1" w:space="0" w:color="CCCCCC"/>
+              <w:bottom w:val="single" w:sz="1" w:space="0" w:color="CCCCCC"/>
+              <w:right w:val="single" w:sz="1" w:space="0" w:color="CCCCCC"/>
+            </w:tcBorders>
+            <w:tcMar>
+              <w:top w:w="80" w:type="dxa"/>
+              <w:left w:w="120" w:type="dxa"/>
+              <w:bottom w:w="80" w:type="dxa"/>
+              <w:right w:w="120" w:type="dxa"/>
+            </w:tcMar>
+          </w:tcPr>
+          <w:p>
+            <w:r>
+              <w:rPr>
+                <w:sz w:val="20"/>
+                <w:szCs w:val="20"/>
+              </w:rPr>
+              <w:t>POST /api/v1/auth/login — Inicia sesión y devuelve access_token y refresh_token.</w:t>
+            </w:r>
+          </w:p>
+        </w:tc>
+      </w:tr>
+      <w:tr>
+        <w:tc>
+          <w:tcPr>
+            <w:tcW w:w="1500" w:type="dxa"/>
+            <w:tcBorders>
+              <w:top w:val="single" w:sz="1" w:space="0" w:color="CCCCCC"/>
+              <w:left w:val="single" w:sz="1" w:space="0" w:color="CCCCCC"/>
+              <w:bottom w:val="single" w:sz="1" w:space="0" w:color="CCCCCC"/>
+              <w:right w:val="single" w:sz="1" w:space="0" w:color="CCCCCC"/>
+            </w:tcBorders>
+            <w:shd w:val="clear" w:color="auto" w:fill="EBF0F7"/>
+            <w:tcMar>
+              <w:top w:w="80" w:type="dxa"/>
+              <w:left w:w="120" w:type="dxa"/>
+              <w:bottom w:w="80" w:type="dxa"/>
+              <w:right w:w="120" w:type="dxa"/>
+            </w:tcMar>
+          </w:tcPr>
+          <w:p/>
+        </w:tc>
+        <w:tc>
+          <w:tcPr>
+            <w:tcW w:w="3000" w:type="dxa"/>
+            <w:tcBorders>
+              <w:top w:val="single" w:sz="1" w:space="0" w:color="CCCCCC"/>
+              <w:left w:val="single" w:sz="1" w:space="0" w:color="CCCCCC"/>
+              <w:bottom w:val="single" w:sz="1" w:space="0" w:color="CCCCCC"/>
+              <w:right w:val="single" w:sz="1" w:space="0" w:color="CCCCCC"/>
+            </w:tcBorders>
+            <w:tcMar>
+              <w:top w:w="80" w:type="dxa"/>
+              <w:left w:w="120" w:type="dxa"/>
+              <w:bottom w:w="80" w:type="dxa"/>
+              <w:right w:w="120" w:type="dxa"/>
+            </w:tcMar>
+          </w:tcPr>
+          <w:p>
+            <w:r>
+              <w:rPr>
+                <w:sz w:val="20"/>
+                <w:szCs w:val="20"/>
+              </w:rPr>
+              <w:t>Validar token</w:t>
+            </w:r>
+          </w:p>
+        </w:tc>
+        <w:tc>
+          <w:tcPr>
+            <w:tcW w:w="4600" w:type="dxa"/>
+            <w:tcBorders>
+              <w:top w:val="single" w:sz="1" w:space="0" w:color="CCCCCC"/>
+              <w:left w:val="single" w:sz="1" w:space="0" w:color="CCCCCC"/>
+              <w:bottom w:val="single" w:sz="1" w:space="0" w:color="CCCCCC"/>
+              <w:right w:val="single" w:sz="1" w:space="0" w:color="CCCCCC"/>
+            </w:tcBorders>
+            <w:tcMar>
+              <w:top w:w="80" w:type="dxa"/>
+              <w:left w:w="120" w:type="dxa"/>
+              <w:bottom w:w="80" w:type="dxa"/>
+              <w:right w:w="120" w:type="dxa"/>
+            </w:tcMar>
+          </w:tcPr>
+          <w:p>
+            <w:r>
+              <w:rPr>
+                <w:sz w:val="20"/>
+                <w:szCs w:val="20"/>
+              </w:rPr>
+              <w:t>GET /api/v1/validate — Verifica el access token y muestra el tiempo restante.</w:t>
+            </w:r>
+          </w:p>
+        </w:tc>
+      </w:tr>
+      <w:tr>
+        <w:tc>
+          <w:tcPr>
+            <w:tcW w:w="1500" w:type="dxa"/>
+            <w:tcBorders>
+              <w:top w:val="single" w:sz="1" w:space="0" w:color="CCCCCC"/>
+              <w:left w:val="single" w:sz="1" w:space="0" w:color="CCCCCC"/>
+              <w:bottom w:val="single" w:sz="1" w:space="0" w:color="CCCCCC"/>
+              <w:right w:val="single" w:sz="1" w:space="0" w:color="CCCCCC"/>
+            </w:tcBorders>
+            <w:shd w:val="clear" w:color="auto" w:fill="EBF0F7"/>
+            <w:tcMar>
+              <w:top w:w="80" w:type="dxa"/>
+              <w:left w:w="120" w:type="dxa"/>
+              <w:bottom w:w="80" w:type="dxa"/>
+              <w:right w:w="120" w:type="dxa"/>
+            </w:tcMar>
+          </w:tcPr>
+          <w:p/>
+        </w:tc>
+        <w:tc>
+          <w:tcPr>
+            <w:tcW w:w="3000" w:type="dxa"/>
+            <w:tcBorders>
+              <w:top w:val="single" w:sz="1" w:space="0" w:color="CCCCCC"/>
+              <w:left w:val="single" w:sz="1" w:space="0" w:color="CCCCCC"/>
+              <w:bottom w:val="single" w:sz="1" w:space="0" w:color="CCCCCC"/>
+              <w:right w:val="single" w:sz="1" w:space="0" w:color="CCCCCC"/>
+            </w:tcBorders>
+            <w:tcMar>
+              <w:top w:w="80" w:type="dxa"/>
+              <w:left w:w="120" w:type="dxa"/>
+              <w:bottom w:w="80" w:type="dxa"/>
+              <w:right w:w="120" w:type="dxa"/>
+            </w:tcMar>
+          </w:tcPr>
+          <w:p>
+            <w:r>
+              <w:rPr>
+                <w:sz w:val="20"/>
+                <w:szCs w:val="20"/>
+              </w:rPr>
+              <w:t>Logout</w:t>
+            </w:r>
+          </w:p>
+        </w:tc>
+        <w:tc>
+          <w:tcPr>
+            <w:tcW w:w="4600" w:type="dxa"/>
+            <w:tcBorders>
+              <w:top w:val="single" w:sz="1" w:space="0" w:color="CCCCCC"/>
+              <w:left w:val="single" w:sz="1" w:space="0" w:color="CCCCCC"/>
+              <w:bottom w:val="single" w:sz="1" w:space="0" w:color="CCCCCC"/>
+              <w:right w:val="single" w:sz="1" w:space="0" w:color="CCCCCC"/>
+            </w:tcBorders>
+            <w:tcMar>
+              <w:top w:w="80" w:type="dxa"/>
+              <w:left w:w="120" w:type="dxa"/>
+              <w:bottom w:w="80" w:type="dxa"/>
+              <w:right w:w="120" w:type="dxa"/>
+            </w:tcMar>
+          </w:tcPr>
+          <w:p>
+            <w:r>
+              <w:rPr>
+                <w:sz w:val="20"/>
+                <w:szCs w:val="20"/>
+              </w:rPr>
+              <w:t>POST /api/v1/auth/logout — Invalida el access token y revoca los refresh tokens.</w:t>
+            </w:r>
+          </w:p>
+        </w:tc>
+      </w:tr>
+      <w:tr>
+        <w:tc>
+          <w:tcPr>
+            <w:tcW w:w="1500" w:type="dxa"/>
+            <w:tcBorders>
+              <w:top w:val="single" w:sz="1" w:space="0" w:color="CCCCCC"/>
+              <w:left w:val="single" w:sz="1" w:space="0" w:color="CCCCCC"/>
+              <w:bottom w:val="single" w:sz="1" w:space="0" w:color="CCCCCC"/>
+              <w:right w:val="single" w:sz="1" w:space="0" w:color="CCCCCC"/>
+            </w:tcBorders>
+            <w:shd w:val="clear" w:color="auto" w:fill="EBF0F7"/>
+            <w:tcMar>
+              <w:top w:w="80" w:type="dxa"/>
+              <w:left w:w="120" w:type="dxa"/>
+              <w:bottom w:w="80" w:type="dxa"/>
+              <w:right w:w="120" w:type="dxa"/>
+            </w:tcMar>
+          </w:tcPr>
+          <w:p/>
+        </w:tc>
+        <w:tc>
+          <w:tcPr>
+            <w:tcW w:w="3000" w:type="dxa"/>
+            <w:tcBorders>
+              <w:top w:val="single" w:sz="1" w:space="0" w:color="CCCCCC"/>
+              <w:left w:val="single" w:sz="1" w:space="0" w:color="CCCCCC"/>
+              <w:bottom w:val="single" w:sz="1" w:space="0" w:color="CCCCCC"/>
+              <w:right w:val="single" w:sz="1" w:space="0" w:color="CCCCCC"/>
+            </w:tcBorders>
+            <w:tcMar>
+              <w:top w:w="80" w:type="dxa"/>
+              <w:left w:w="120" w:type="dxa"/>
+              <w:bottom w:w="80" w:type="dxa"/>
+              <w:right w:w="120" w:type="dxa"/>
+            </w:tcMar>
+          </w:tcPr>
+          <w:p>
+            <w:r>
+              <w:rPr>
+                <w:sz w:val="20"/>
+                <w:szCs w:val="20"/>
+              </w:rPr>
+              <w:t>Refresh token</w:t>
+            </w:r>
+          </w:p>
+        </w:tc>
+        <w:tc>
+          <w:tcPr>
+            <w:tcW w:w="4600" w:type="dxa"/>
+            <w:tcBorders>
+              <w:top w:val="single" w:sz="1" w:space="0" w:color="CCCCCC"/>
+              <w:left w:val="single" w:sz="1" w:space="0" w:color="CCCCCC"/>
+              <w:bottom w:val="single" w:sz="1" w:space="0" w:color="CCCCCC"/>
+              <w:right w:val="single" w:sz="1" w:space="0" w:color="CCCCCC"/>
+            </w:tcBorders>
+            <w:tcMar>
+              <w:top w:w="80" w:type="dxa"/>
+              <w:left w:w="120" w:type="dxa"/>
+              <w:bottom w:w="80" w:type="dxa"/>
+              <w:right w:w="120" w:type="dxa"/>
+            </w:tcMar>
+          </w:tcPr>
+          <w:p>
+            <w:r>
+              <w:rPr>
+                <w:sz w:val="20"/>
+                <w:szCs w:val="20"/>
+              </w:rPr>
+              <w:t>POST /api/v1/auth/refresh — Renueva el par de tokens con rotación.</w:t>
+            </w:r>
+          </w:p>
+        </w:tc>
+      </w:tr>
+      <w:tr>
+        <w:tc>
+          <w:tcPr>
+            <w:tcW w:w="1500" w:type="dxa"/>
+            <w:tcBorders>
+              <w:top w:val="single" w:sz="1" w:space="0" w:color="CCCCCC"/>
+              <w:left w:val="single" w:sz="1" w:space="0" w:color="CCCCCC"/>
+              <w:bottom w:val="single" w:sz="1" w:space="0" w:color="CCCCCC"/>
+              <w:right w:val="single" w:sz="1" w:space="0" w:color="CCCCCC"/>
+            </w:tcBorders>
+            <w:shd w:val="clear" w:color="auto" w:fill="EBF0F7"/>
+            <w:tcMar>
+              <w:top w:w="80" w:type="dxa"/>
+              <w:left w:w="120" w:type="dxa"/>
+              <w:bottom w:w="80" w:type="dxa"/>
+              <w:right w:w="120" w:type="dxa"/>
+            </w:tcMar>
+          </w:tcPr>
+          <w:p>
+            <w:r>
+              <w:rPr>
+                <w:b/>
+                <w:bCs/>
+                <w:sz w:val="20"/>
+                <w:szCs w:val="20"/>
+              </w:rPr>
+              <w:t>Usuarios</w:t>
+            </w:r>
+          </w:p>
+        </w:tc>
+        <w:tc>
+          <w:tcPr>
+            <w:tcW w:w="3000" w:type="dxa"/>
+            <w:tcBorders>
+              <w:top w:val="single" w:sz="1" w:space="0" w:color="CCCCCC"/>
+              <w:left w:val="single" w:sz="1" w:space="0" w:color="CCCCCC"/>
+              <w:bottom w:val="single" w:sz="1" w:space="0" w:color="CCCCCC"/>
+              <w:right w:val="single" w:sz="1" w:space="0" w:color="CCCCCC"/>
+            </w:tcBorders>
+            <w:tcMar>
+              <w:top w:w="80" w:type="dxa"/>
+              <w:left w:w="120" w:type="dxa"/>
+              <w:bottom w:w="80" w:type="dxa"/>
+              <w:right w:w="120" w:type="dxa"/>
+            </w:tcMar>
+          </w:tcPr>
+          <w:p>
+            <w:r>
+              <w:rPr>
+                <w:sz w:val="20"/>
+                <w:szCs w:val="20"/>
+              </w:rPr>
+              <w:t>Obtener usuarios</w:t>
+            </w:r>
+          </w:p>
+        </w:tc>
+        <w:tc>
+          <w:tcPr>
+            <w:tcW w:w="4600" w:type="dxa"/>
+            <w:tcBorders>
+              <w:top w:val="single" w:sz="1" w:space="0" w:color="CCCCCC"/>
+              <w:left w:val="single" w:sz="1" w:space="0" w:color="CCCCCC"/>
+              <w:bottom w:val="single" w:sz="1" w:space="0" w:color="CCCCCC"/>
+              <w:right w:val="single" w:sz="1" w:space="0" w:color="CCCCCC"/>
+            </w:tcBorders>
+            <w:tcMar>
+              <w:top w:w="80" w:type="dxa"/>
+              <w:left w:w="120" w:type="dxa"/>
+              <w:bottom w:w="80" w:type="dxa"/>
+              <w:right w:w="120" w:type="dxa"/>
+            </w:tcMar>
+          </w:tcPr>
+          <w:p>
+            <w:r>
+              <w:rPr>
+                <w:sz w:val="20"/>
+                <w:szCs w:val="20"/>
+              </w:rPr>
+              <w:t>GET /api/v1/users — Lista todos los usuarios activos.</w:t>
+            </w:r>
+          </w:p>
+        </w:tc>
+      </w:tr>
+      <w:tr>
+        <w:tc>
+          <w:tcPr>
+            <w:tcW w:w="1500" w:type="dxa"/>
+            <w:tcBorders>
+              <w:top w:val="single" w:sz="1" w:space="0" w:color="CCCCCC"/>
+              <w:left w:val="single" w:sz="1" w:space="0" w:color="CCCCCC"/>
+              <w:bottom w:val="single" w:sz="1" w:space="0" w:color="CCCCCC"/>
+              <w:right w:val="single" w:sz="1" w:space="0" w:color="CCCCCC"/>
+            </w:tcBorders>
+            <w:shd w:val="clear" w:color="auto" w:fill="EBF0F7"/>
+            <w:tcMar>
+              <w:top w:w="80" w:type="dxa"/>
+              <w:left w:w="120" w:type="dxa"/>
+              <w:bottom w:w="80" w:type="dxa"/>
+              <w:right w:w="120" w:type="dxa"/>
+            </w:tcMar>
+          </w:tcPr>
+          <w:p/>
+        </w:tc>
+        <w:tc>
+          <w:tcPr>
+            <w:tcW w:w="3000" w:type="dxa"/>
+            <w:tcBorders>
+              <w:top w:val="single" w:sz="1" w:space="0" w:color="CCCCCC"/>
+              <w:left w:val="single" w:sz="1" w:space="0" w:color="CCCCCC"/>
+              <w:bottom w:val="single" w:sz="1" w:space="0" w:color="CCCCCC"/>
+              <w:right w:val="single" w:sz="1" w:space="0" w:color="CCCCCC"/>
+            </w:tcBorders>
+            <w:tcMar>
+              <w:top w:w="80" w:type="dxa"/>
+              <w:left w:w="120" w:type="dxa"/>
+              <w:bottom w:w="80" w:type="dxa"/>
+              <w:right w:w="120" w:type="dxa"/>
+            </w:tcMar>
+          </w:tcPr>
+          <w:p>
+            <w:r>
+              <w:rPr>
+                <w:sz w:val="20"/>
+                <w:szCs w:val="20"/>
+              </w:rPr>
+              <w:t>Crear usuarios</w:t>
+            </w:r>
+          </w:p>
+        </w:tc>
+        <w:tc>
+          <w:tcPr>
+            <w:tcW w:w="4600" w:type="dxa"/>
+            <w:tcBorders>
+              <w:top w:val="single" w:sz="1" w:space="0" w:color="CCCCCC"/>
+              <w:left w:val="single" w:sz="1" w:space="0" w:color="CCCCCC"/>
+              <w:bottom w:val="single" w:sz="1" w:space="0" w:color="CCCCCC"/>
+              <w:right w:val="single" w:sz="1" w:space="0" w:color="CCCCCC"/>
+            </w:tcBorders>
+            <w:tcMar>
+              <w:top w:w="80" w:type="dxa"/>
+              <w:left w:w="120" w:type="dxa"/>
+              <w:bottom w:w="80" w:type="dxa"/>
+              <w:right w:w="120" w:type="dxa"/>
+            </w:tcMar>
+          </w:tcPr>
+          <w:p>
+            <w:r>
+              <w:rPr>
+                <w:sz w:val="20"/>
+                <w:szCs w:val="20"/>
+              </w:rPr>
+              <w:t>POST /api/v1/users — Crea un usuario nuevo (solo admin).</w:t>
+            </w:r>
+          </w:p>
+        </w:tc>
+      </w:tr>
+      <w:tr>
+        <w:tc>
+          <w:tcPr>
+            <w:tcW w:w="1500" w:type="dxa"/>
+            <w:tcBorders>
+              <w:top w:val="single" w:sz="1" w:space="0" w:color="CCCCCC"/>
+              <w:left w:val="single" w:sz="1" w:space="0" w:color="CCCCCC"/>
+              <w:bottom w:val="single" w:sz="1" w:space="0" w:color="CCCCCC"/>
+              <w:right w:val="single" w:sz="1" w:space="0" w:color="CCCCCC"/>
+            </w:tcBorders>
+            <w:shd w:val="clear" w:color="auto" w:fill="EBF0F7"/>
+            <w:tcMar>
+              <w:top w:w="80" w:type="dxa"/>
+              <w:left w:w="120" w:type="dxa"/>
+              <w:bottom w:w="80" w:type="dxa"/>
+              <w:right w:w="120" w:type="dxa"/>
+            </w:tcMar>
+          </w:tcPr>
+          <w:p/>
+        </w:tc>
+        <w:tc>
+          <w:tcPr>
+            <w:tcW w:w="3000" w:type="dxa"/>
+            <w:tcBorders>
+              <w:top w:val="single" w:sz="1" w:space="0" w:color="CCCCCC"/>
+              <w:left w:val="single" w:sz="1" w:space="0" w:color="CCCCCC"/>
+              <w:bottom w:val="single" w:sz="1" w:space="0" w:color="CCCCCC"/>
+              <w:right w:val="single" w:sz="1" w:space="0" w:color="CCCCCC"/>
+            </w:tcBorders>
+            <w:tcMar>
+              <w:top w:w="80" w:type="dxa"/>
+              <w:left w:w="120" w:type="dxa"/>
+              <w:bottom w:w="80" w:type="dxa"/>
+              <w:right w:w="120" w:type="dxa"/>
+            </w:tcMar>
+          </w:tcPr>
+          <w:p>
+            <w:r>
+              <w:rPr>
+                <w:sz w:val="20"/>
+                <w:szCs w:val="20"/>
+              </w:rPr>
+              <w:t>Editar usuarios</w:t>
+            </w:r>
+          </w:p>
+        </w:tc>
+        <w:tc>
+          <w:tcPr>
+            <w:tcW w:w="4600" w:type="dxa"/>
+            <w:tcBorders>
+              <w:top w:val="single" w:sz="1" w:space="0" w:color="CCCCCC"/>
+              <w:left w:val="single" w:sz="1" w:space="0" w:color="CCCCCC"/>
+              <w:bottom w:val="single" w:sz="1" w:space="0" w:color="CCCCCC"/>
+              <w:right w:val="single" w:sz="1" w:space="0" w:color="CCCCCC"/>
+            </w:tcBorders>
+            <w:tcMar>
+              <w:top w:w="80" w:type="dxa"/>
+              <w:left w:w="120" w:type="dxa"/>
+              <w:bottom w:w="80" w:type="dxa"/>
+              <w:right w:w="120" w:type="dxa"/>
+            </w:tcMar>
+          </w:tcPr>
+          <w:p>
+            <w:r>
+              <w:rPr>
+                <w:sz w:val="20"/>
+                <w:szCs w:val="20"/>
+              </w:rPr>
+              <w:t>PUT /api/v1/users/{id} — Reemplaza todos los datos de un usuario.</w:t>
+            </w:r>
+          </w:p>
+        </w:tc>
+      </w:tr>
+      <w:tr>
+        <w:tc>
+          <w:tcPr>
+            <w:tcW w:w="1500" w:type="dxa"/>
+            <w:tcBorders>
+              <w:top w:val="single" w:sz="1" w:space="0" w:color="CCCCCC"/>
+              <w:left w:val="single" w:sz="1" w:space="0" w:color="CCCCCC"/>
+              <w:bottom w:val="single" w:sz="1" w:space="0" w:color="CCCCCC"/>
+              <w:right w:val="single" w:sz="1" w:space="0" w:color="CCCCCC"/>
+            </w:tcBorders>
+            <w:shd w:val="clear" w:color="auto" w:fill="EBF0F7"/>
+            <w:tcMar>
+              <w:top w:w="80" w:type="dxa"/>
+              <w:left w:w="120" w:type="dxa"/>
+              <w:bottom w:w="80" w:type="dxa"/>
+              <w:right w:w="120" w:type="dxa"/>
+            </w:tcMar>
+          </w:tcPr>
+          <w:p/>
+        </w:tc>
+        <w:tc>
+          <w:tcPr>
+            <w:tcW w:w="3000" w:type="dxa"/>
+            <w:tcBorders>
+              <w:top w:val="single" w:sz="1" w:space="0" w:color="CCCCCC"/>
+              <w:left w:val="single" w:sz="1" w:space="0" w:color="CCCCCC"/>
+              <w:bottom w:val="single" w:sz="1" w:space="0" w:color="CCCCCC"/>
+              <w:right w:val="single" w:sz="1" w:space="0" w:color="CCCCCC"/>
+            </w:tcBorders>
+            <w:tcMar>
+              <w:top w:w="80" w:type="dxa"/>
+              <w:left w:w="120" w:type="dxa"/>
+              <w:bottom w:w="80" w:type="dxa"/>
+              <w:right w:w="120" w:type="dxa"/>
+            </w:tcMar>
+          </w:tcPr>
+          <w:p>
+            <w:r>
+              <w:rPr>
+                <w:sz w:val="20"/>
+                <w:szCs w:val="20"/>
+              </w:rPr>
+              <w:t>Editar usuarios parcialmente</w:t>
+            </w:r>
+          </w:p>
+        </w:tc>
+        <w:tc>
+          <w:tcPr>
+            <w:tcW w:w="4600" w:type="dxa"/>
+            <w:tcBorders>
+              <w:top w:val="single" w:sz="1" w:space="0" w:color="CCCCCC"/>
+              <w:left w:val="single" w:sz="1" w:space="0" w:color="CCCCCC"/>
+              <w:bottom w:val="single" w:sz="1" w:space="0" w:color="CCCCCC"/>
+              <w:right w:val="single" w:sz="1" w:space="0" w:color="CCCCCC"/>
+            </w:tcBorders>
+            <w:tcMar>
+              <w:top w:w="80" w:type="dxa"/>
+              <w:left w:w="120" w:type="dxa"/>
+              <w:bottom w:w="80" w:type="dxa"/>
+              <w:right w:w="120" w:type="dxa"/>
+            </w:tcMar>
+          </w:tcPr>
+          <w:p>
+            <w:r>
+              <w:rPr>
+                <w:sz w:val="20"/>
+                <w:szCs w:val="20"/>
+              </w:rPr>
+              <w:t>PATCH /api/v1/users/{id} — Actualiza campos específicos de un usuario.</w:t>
+            </w:r>
+          </w:p>
+        </w:tc>
+      </w:tr>
+      <w:tr>
+        <w:tc>
+          <w:tcPr>
+            <w:tcW w:w="1500" w:type="dxa"/>
+            <w:tcBorders>
+              <w:top w:val="single" w:sz="1" w:space="0" w:color="CCCCCC"/>
+              <w:left w:val="single" w:sz="1" w:space="0" w:color="CCCCCC"/>
+              <w:bottom w:val="single" w:sz="1" w:space="0" w:color="CCCCCC"/>
+              <w:right w:val="single" w:sz="1" w:space="0" w:color="CCCCCC"/>
+            </w:tcBorders>
+            <w:shd w:val="clear" w:color="auto" w:fill="EBF0F7"/>
+            <w:tcMar>
+              <w:top w:w="80" w:type="dxa"/>
+              <w:left w:w="120" w:type="dxa"/>
+              <w:bottom w:w="80" w:type="dxa"/>
+              <w:right w:w="120" w:type="dxa"/>
+            </w:tcMar>
+          </w:tcPr>
+          <w:p/>
+        </w:tc>
+        <w:tc>
+          <w:tcPr>
+            <w:tcW w:w="3000" w:type="dxa"/>
+            <w:tcBorders>
+              <w:top w:val="single" w:sz="1" w:space="0" w:color="CCCCCC"/>
+              <w:left w:val="single" w:sz="1" w:space="0" w:color="CCCCCC"/>
+              <w:bottom w:val="single" w:sz="1" w:space="0" w:color="CCCCCC"/>
+              <w:right w:val="single" w:sz="1" w:space="0" w:color="CCCCCC"/>
+            </w:tcBorders>
+            <w:tcMar>
+              <w:top w:w="80" w:type="dxa"/>
+              <w:left w:w="120" w:type="dxa"/>
+              <w:bottom w:w="80" w:type="dxa"/>
+              <w:right w:w="120" w:type="dxa"/>
+            </w:tcMar>
+          </w:tcPr>
+          <w:p>
+            <w:r>
+              <w:rPr>
+                <w:sz w:val="20"/>
+                <w:szCs w:val="20"/>
+              </w:rPr>
+              <w:t>Reactivar usuarios</w:t>
+            </w:r>
+          </w:p>
+        </w:tc>
+        <w:tc>
+          <w:tcPr>
+            <w:tcW w:w="4600" w:type="dxa"/>
+            <w:tcBorders>
+              <w:top w:val="single" w:sz="1" w:space="0" w:color="CCCCCC"/>
+              <w:left w:val="single" w:sz="1" w:space="0" w:color="CCCCCC"/>
+              <w:bottom w:val="single" w:sz="1" w:space="0" w:color="CCCCCC"/>
+              <w:right w:val="single" w:sz="1" w:space="0" w:color="CCCCCC"/>
+            </w:tcBorders>
+            <w:tcMar>
+              <w:top w:w="80" w:type="dxa"/>
+              <w:left w:w="120" w:type="dxa"/>
+              <w:bottom w:w="80" w:type="dxa"/>
+              <w:right w:w="120" w:type="dxa"/>
+            </w:tcMar>
+          </w:tcPr>
+          <w:p>
+            <w:r>
+              <w:rPr>
+                <w:sz w:val="20"/>
+                <w:szCs w:val="20"/>
+              </w:rPr>
+              <w:t>PATCH /api/v1/users/{id}/status — Activa o desactiva un usuario (Soft Delete).</w:t>
+            </w:r>
+          </w:p>
+        </w:tc>
+      </w:tr>
+      <w:tr>
+        <w:tc>
+          <w:tcPr>
+            <w:tcW w:w="1500" w:type="dxa"/>
+            <w:tcBorders>
+              <w:top w:val="single" w:sz="1" w:space="0" w:color="CCCCCC"/>
+              <w:left w:val="single" w:sz="1" w:space="0" w:color="CCCCCC"/>
+              <w:bottom w:val="single" w:sz="1" w:space="0" w:color="CCCCCC"/>
+              <w:right w:val="single" w:sz="1" w:space="0" w:color="CCCCCC"/>
+            </w:tcBorders>
+            <w:shd w:val="clear" w:color="auto" w:fill="EBF0F7"/>
+            <w:tcMar>
+              <w:top w:w="80" w:type="dxa"/>
+              <w:left w:w="120" w:type="dxa"/>
+              <w:bottom w:w="80" w:type="dxa"/>
+              <w:right w:w="120" w:type="dxa"/>
+            </w:tcMar>
+          </w:tcPr>
+          <w:p/>
+        </w:tc>
+        <w:tc>
+          <w:tcPr>
+            <w:tcW w:w="3000" w:type="dxa"/>
+            <w:tcBorders>
+              <w:top w:val="single" w:sz="1" w:space="0" w:color="CCCCCC"/>
+              <w:left w:val="single" w:sz="1" w:space="0" w:color="CCCCCC"/>
+              <w:bottom w:val="single" w:sz="1" w:space="0" w:color="CCCCCC"/>
+              <w:right w:val="single" w:sz="1" w:space="0" w:color="CCCCCC"/>
+            </w:tcBorders>
+            <w:tcMar>
+              <w:top w:w="80" w:type="dxa"/>
+              <w:left w:w="120" w:type="dxa"/>
+              <w:bottom w:w="80" w:type="dxa"/>
+              <w:right w:w="120" w:type="dxa"/>
+            </w:tcMar>
+          </w:tcPr>
+          <w:p>
+            <w:r>
+              <w:rPr>
+                <w:sz w:val="20"/>
+                <w:szCs w:val="20"/>
+              </w:rPr>
+              <w:t>Eliminar usuarios (soft)</w:t>
+            </w:r>
+          </w:p>
+        </w:tc>
+        <w:tc>
+          <w:tcPr>
+            <w:tcW w:w="4600" w:type="dxa"/>
+            <w:tcBorders>
+              <w:top w:val="single" w:sz="1" w:space="0" w:color="CCCCCC"/>
+              <w:left w:val="single" w:sz="1" w:space="0" w:color="CCCCCC"/>
+              <w:bottom w:val="single" w:sz="1" w:space="0" w:color="CCCCCC"/>
+              <w:right w:val="single" w:sz="1" w:space="0" w:color="CCCCCC"/>
+            </w:tcBorders>
+            <w:tcMar>
+              <w:top w:w="80" w:type="dxa"/>
+              <w:left w:w="120" w:type="dxa"/>
+              <w:bottom w:w="80" w:type="dxa"/>
+              <w:right w:w="120" w:type="dxa"/>
+            </w:tcMar>
+          </w:tcPr>
+          <w:p>
+            <w:r>
+              <w:rPr>
+                <w:sz w:val="20"/>
+                <w:szCs w:val="20"/>
+              </w:rPr>
+              <w:t>DELETE /api/v1/users/{id} — Eliminación física del usuario (solo admin).</w:t>
+            </w:r>
+          </w:p>
+        </w:tc>
+      </w:tr>
+      <w:tr>
+        <w:tc>
+          <w:tcPr>
+            <w:tcW w:w="1500" w:type="dxa"/>
+            <w:tcBorders>
+              <w:top w:val="single" w:sz="1" w:space="0" w:color="CCCCCC"/>
+              <w:left w:val="single" w:sz="1" w:space="0" w:color="CCCCCC"/>
+              <w:bottom w:val="single" w:sz="1" w:space="0" w:color="CCCCCC"/>
+              <w:right w:val="single" w:sz="1" w:space="0" w:color="CCCCCC"/>
+            </w:tcBorders>
+            <w:shd w:val="clear" w:color="auto" w:fill="EBF0F7"/>
+            <w:tcMar>
+              <w:top w:w="80" w:type="dxa"/>
+              <w:left w:w="120" w:type="dxa"/>
+              <w:bottom w:w="80" w:type="dxa"/>
+              <w:right w:w="120" w:type="dxa"/>
+            </w:tcMar>
+          </w:tcPr>
+          <w:p>
+            <w:r>
+              <w:rPr>
+                <w:b/>
+                <w:bCs/>
+                <w:sz w:val="20"/>
+                <w:szCs w:val="20"/>
+              </w:rPr>
+              <w:t>Extra</w:t>
+            </w:r>
+          </w:p>
+        </w:tc>
+        <w:tc>
+          <w:tcPr>
+            <w:tcW w:w="3000" w:type="dxa"/>
+            <w:tcBorders>
+              <w:top w:val="single" w:sz="1" w:space="0" w:color="CCCCCC"/>
+              <w:left w:val="single" w:sz="1" w:space="0" w:color="CCCCCC"/>
+              <w:bottom w:val="single" w:sz="1" w:space="0" w:color="CCCCCC"/>
+              <w:right w:val="single" w:sz="1" w:space="0" w:color="CCCCCC"/>
+            </w:tcBorders>
+            <w:tcMar>
+              <w:top w:w="80" w:type="dxa"/>
+              <w:left w:w="120" w:type="dxa"/>
+              <w:bottom w:w="80" w:type="dxa"/>
+              <w:right w:w="120" w:type="dxa"/>
+            </w:tcMar>
+          </w:tcPr>
+          <w:p>
+            <w:r>
+              <w:rPr>
+                <w:sz w:val="20"/>
+                <w:szCs w:val="20"/>
+              </w:rPr>
+              <w:t>Ejemplo interceptor</w:t>
+            </w:r>
+          </w:p>
+        </w:tc>
+        <w:tc>
+          <w:tcPr>
+            <w:tcW w:w="4600" w:type="dxa"/>
+            <w:tcBorders>
+              <w:top w:val="single" w:sz="1" w:space="0" w:color="CCCCCC"/>
+              <w:left w:val="single" w:sz="1" w:space="0" w:color="CCCCCC"/>
+              <w:bottom w:val="single" w:sz="1" w:space="0" w:color="CCCCCC"/>
+              <w:right w:val="single" w:sz="1" w:space="0" w:color="CCCCCC"/>
+            </w:tcBorders>
+            <w:tcMar>
+              <w:top w:w="80" w:type="dxa"/>
+              <w:left w:w="120" w:type="dxa"/>
+              <w:bottom w:w="80" w:type="dxa"/>
+              <w:right w:w="120" w:type="dxa"/>
+            </w:tcMar>
+          </w:tcPr>
+          <w:p>
+            <w:r>
+              <w:rPr>
+                <w:sz w:val="20"/>
+                <w:szCs w:val="20"/>
+              </w:rPr>
+              <w:t>GET /api/v1/auth/forzar-error — Fuerza un error para probar el interceptor global.</w:t>
             </w:r>
           </w:p>
         </w:tc>
       </w:tr>
     </w:tbl>
-    <w:p>
-      <w:pPr>
-        <w:spacing w:before="200" w:after="100"/>
-      </w:pPr>
-    </w:p>
     <w:p>
       <w:pPr>
         <w:pBdr>
           <w:top w:val="single" w:sz="4" w:space="0" w:color="CCCCCC"/>
         </w:pBdr>
         <w:spacing w:before="400" w:after="100"/>
-        <w:jc w:val="center"/>
-      </w:pPr>
-      <w:r>
-        <w:rPr>
-          <w:color w:val="616161"/>
-          <w:sz w:val="18"/>
-          <w:szCs w:val="18"/>
-        </w:rPr>
-        <w:t>Adrián Gallardo Buenrostro (CHIMIgb) — adriangallardobuenrostro@gmail.com — 2026</w:t>
-      </w:r>
+      </w:pPr>
     </w:p>
     <w:sectPr>
       <w:headerReference w:type="default" r:id="rId7"/>
@@ -16570,211 +16301,211 @@
 <file path=word/numbering.xml><?xml version="1.0" encoding="utf-8"?>
 <w:numbering xmlns:wpc="http://schemas.microsoft.com/office/word/2010/wordprocessingCanvas" xmlns:cx="http://schemas.microsoft.com/office/drawing/2014/chartex" xmlns:cx1="http://schemas.microsoft.com/office/drawing/2015/9/8/chartex" xmlns:cx2="http://schemas.microsoft.com/office/drawing/2015/10/21/chartex" xmlns:cx3="http://schemas.microsoft.com/office/drawing/2016/5/9/chartex" xmlns:cx4="http://schemas.microsoft.com/office/drawing/2016/5/10/chartex" xmlns:cx5="http://schemas.microsoft.com/office/drawing/2016/5/11/chartex" xmlns:cx6="http://schemas.microsoft.com/office/drawing/2016/5/12/chartex" xmlns:cx7="http://schemas.microsoft.com/office/drawing/2016/5/13/chartex" xmlns:cx8="http://schemas.microsoft.com/office/drawing/2016/5/14/chartex" xmlns:mc="http://schemas.openxmlformats.org/markup-compatibility/2006" xmlns:aink="http://schemas.microsoft.com/office/drawing/2016/ink" xmlns:am3d="http://schemas.microsoft.com/office/drawing/2017/model3d" xmlns:o="urn:schemas-microsoft-com:office:office" xmlns:r="http://schemas.openxmlformats.org/officeDocument/2006/relationships" xmlns:m="http://schemas.openxmlformats.org/officeDocument/2006/math" xmlns:v="urn:schemas-microsoft-com:vml" xmlns:wp14="http://schemas.microsoft.com/office/word/2010/wordprocessingDrawing" xmlns:wp="http://schemas.openxmlformats.org/drawingml/2006/wordprocessingDrawing" xmlns:w10="urn:schemas-microsoft-com:office:word" xmlns:w="http://schemas.openxmlformats.org/wordprocessingml/2006/main" xmlns:w14="http://schemas.microsoft.com/office/word/2010/wordml" xmlns:w15="http://schemas.microsoft.com/office/word/2012/wordml" xmlns:w16cex="http://schemas.microsoft.com/office/word/2018/wordml/cex" xmlns:w16cid="http://schemas.microsoft.com/office/word/2016/wordml/cid" xmlns:w16="http://schemas.microsoft.com/office/word/2018/wordml" xmlns:w16sdtdh="http://schemas.microsoft.com/office/word/2020/wordml/sdtdatahash" xmlns:w16se="http://schemas.microsoft.com/office/word/2015/wordml/symex" xmlns:wpg="http://schemas.microsoft.com/office/word/2010/wordprocessingGroup" xmlns:wpi="http://schemas.microsoft.com/office/word/2010/wordprocessingInk" xmlns:wne="http://schemas.microsoft.com/office/word/2006/wordml" xmlns:wps="http://schemas.microsoft.com/office/word/2010/wordprocessingShape" mc:Ignorable="w14 w15 w16se w16cid w16 w16cex w16sdtdh wp14">
   <w:abstractNum w:abstractNumId="0" w15:restartNumberingAfterBreak="0">
-    <w:nsid w:val="0A371CE8"/>
+    <w:nsid w:val="5A121B5F"/>
     <w:multiLevelType w:val="hybridMultilevel"/>
-    <w:tmpl w:val="6836419A"/>
-    <w:lvl w:ilvl="0" w:tplc="088AE4AE">
+    <w:tmpl w:val="7C1469DC"/>
+    <w:lvl w:ilvl="0" w:tplc="BA3402D8">
       <w:start w:val="1"/>
-      <w:numFmt w:val="bullet"/>
-      <w:lvlText w:val="●"/>
+      <w:numFmt w:val="decimal"/>
+      <w:lvlText w:val="%1."/>
       <w:lvlJc w:val="left"/>
       <w:pPr>
         <w:ind w:left="720" w:hanging="360"/>
       </w:pPr>
     </w:lvl>
-    <w:lvl w:ilvl="1" w:tplc="7AFA4AFA">
-      <w:start w:val="1"/>
-      <w:numFmt w:val="bullet"/>
-      <w:lvlText w:val="○"/>
-      <w:lvlJc w:val="left"/>
-      <w:pPr>
-        <w:ind w:left="1440" w:hanging="360"/>
-      </w:pPr>
-    </w:lvl>
-    <w:lvl w:ilvl="2" w:tplc="EA8A6B84">
-      <w:start w:val="1"/>
-      <w:numFmt w:val="bullet"/>
-      <w:lvlText w:val="■"/>
-      <w:lvlJc w:val="left"/>
-      <w:pPr>
-        <w:ind w:left="2160" w:hanging="360"/>
-      </w:pPr>
-    </w:lvl>
-    <w:lvl w:ilvl="3" w:tplc="3C608A78">
-      <w:start w:val="1"/>
-      <w:numFmt w:val="bullet"/>
-      <w:lvlText w:val="●"/>
-      <w:lvlJc w:val="left"/>
-      <w:pPr>
-        <w:ind w:left="2880" w:hanging="360"/>
-      </w:pPr>
-    </w:lvl>
-    <w:lvl w:ilvl="4" w:tplc="98C89740">
-      <w:start w:val="1"/>
-      <w:numFmt w:val="bullet"/>
-      <w:lvlText w:val="○"/>
-      <w:lvlJc w:val="left"/>
-      <w:pPr>
-        <w:ind w:left="3600" w:hanging="360"/>
-      </w:pPr>
-    </w:lvl>
-    <w:lvl w:ilvl="5" w:tplc="0BBA3AFC">
-      <w:start w:val="1"/>
-      <w:numFmt w:val="bullet"/>
-      <w:lvlText w:val="■"/>
-      <w:lvlJc w:val="left"/>
-      <w:pPr>
-        <w:ind w:left="4320" w:hanging="360"/>
-      </w:pPr>
-    </w:lvl>
-    <w:lvl w:ilvl="6" w:tplc="38F44050">
-      <w:start w:val="1"/>
-      <w:numFmt w:val="bullet"/>
-      <w:lvlText w:val="●"/>
-      <w:lvlJc w:val="left"/>
-      <w:pPr>
-        <w:ind w:left="5040" w:hanging="360"/>
-      </w:pPr>
-    </w:lvl>
-    <w:lvl w:ilvl="7" w:tplc="C48A6932">
-      <w:start w:val="1"/>
-      <w:numFmt w:val="bullet"/>
-      <w:lvlText w:val="●"/>
-      <w:lvlJc w:val="left"/>
-      <w:pPr>
-        <w:ind w:left="5760" w:hanging="360"/>
-      </w:pPr>
-    </w:lvl>
-    <w:lvl w:ilvl="8" w:tplc="18828250">
-      <w:start w:val="1"/>
-      <w:numFmt w:val="bullet"/>
-      <w:lvlText w:val="●"/>
-      <w:lvlJc w:val="left"/>
-      <w:pPr>
-        <w:ind w:left="6480" w:hanging="360"/>
-      </w:pPr>
-    </w:lvl>
-  </w:abstractNum>
-  <w:abstractNum w:abstractNumId="1" w15:restartNumberingAfterBreak="0">
-    <w:nsid w:val="57E770F4"/>
-    <w:multiLevelType w:val="hybridMultilevel"/>
-    <w:tmpl w:val="095EDE98"/>
-    <w:lvl w:ilvl="0" w:tplc="1892EBA4">
-      <w:start w:val="1"/>
-      <w:numFmt w:val="bullet"/>
-      <w:lvlText w:val="•"/>
-      <w:lvlJc w:val="left"/>
-      <w:pPr>
-        <w:ind w:left="720" w:hanging="360"/>
-      </w:pPr>
-    </w:lvl>
-    <w:lvl w:ilvl="1" w:tplc="A41C41B8">
-      <w:start w:val="1"/>
-      <w:numFmt w:val="bullet"/>
-      <w:lvlText w:val="◦"/>
-      <w:lvlJc w:val="left"/>
-      <w:pPr>
-        <w:ind w:left="1080" w:hanging="360"/>
-      </w:pPr>
-    </w:lvl>
-    <w:lvl w:ilvl="2" w:tplc="C02CEAF6">
+    <w:lvl w:ilvl="1" w:tplc="750AA3DC">
       <w:numFmt w:val="decimal"/>
       <w:lvlText w:val=""/>
       <w:lvlJc w:val="left"/>
     </w:lvl>
-    <w:lvl w:ilvl="3" w:tplc="92681C76">
+    <w:lvl w:ilvl="2" w:tplc="9D2E7F3C">
       <w:numFmt w:val="decimal"/>
       <w:lvlText w:val=""/>
       <w:lvlJc w:val="left"/>
     </w:lvl>
-    <w:lvl w:ilvl="4" w:tplc="26AE62B4">
+    <w:lvl w:ilvl="3" w:tplc="AB6E09C2">
       <w:numFmt w:val="decimal"/>
       <w:lvlText w:val=""/>
       <w:lvlJc w:val="left"/>
     </w:lvl>
-    <w:lvl w:ilvl="5" w:tplc="EFEA71D8">
+    <w:lvl w:ilvl="4" w:tplc="CC568434">
       <w:numFmt w:val="decimal"/>
       <w:lvlText w:val=""/>
       <w:lvlJc w:val="left"/>
     </w:lvl>
-    <w:lvl w:ilvl="6" w:tplc="F39684CC">
+    <w:lvl w:ilvl="5" w:tplc="61CEA5CE">
       <w:numFmt w:val="decimal"/>
       <w:lvlText w:val=""/>
       <w:lvlJc w:val="left"/>
     </w:lvl>
-    <w:lvl w:ilvl="7" w:tplc="2A7E894C">
+    <w:lvl w:ilvl="6" w:tplc="6AB29782">
       <w:numFmt w:val="decimal"/>
       <w:lvlText w:val=""/>
       <w:lvlJc w:val="left"/>
     </w:lvl>
-    <w:lvl w:ilvl="8" w:tplc="C9D0B636">
+    <w:lvl w:ilvl="7" w:tplc="F0CC75E0">
+      <w:numFmt w:val="decimal"/>
+      <w:lvlText w:val=""/>
+      <w:lvlJc w:val="left"/>
+    </w:lvl>
+    <w:lvl w:ilvl="8" w:tplc="A74EEF04">
       <w:numFmt w:val="decimal"/>
       <w:lvlText w:val=""/>
       <w:lvlJc w:val="left"/>
     </w:lvl>
   </w:abstractNum>
+  <w:abstractNum w:abstractNumId="1" w15:restartNumberingAfterBreak="0">
+    <w:nsid w:val="62B877E7"/>
+    <w:multiLevelType w:val="hybridMultilevel"/>
+    <w:tmpl w:val="5C06A680"/>
+    <w:lvl w:ilvl="0" w:tplc="1B9EE090">
+      <w:start w:val="1"/>
+      <w:numFmt w:val="bullet"/>
+      <w:lvlText w:val="●"/>
+      <w:lvlJc w:val="left"/>
+      <w:pPr>
+        <w:ind w:left="720" w:hanging="360"/>
+      </w:pPr>
+    </w:lvl>
+    <w:lvl w:ilvl="1" w:tplc="BA108722">
+      <w:start w:val="1"/>
+      <w:numFmt w:val="bullet"/>
+      <w:lvlText w:val="○"/>
+      <w:lvlJc w:val="left"/>
+      <w:pPr>
+        <w:ind w:left="1440" w:hanging="360"/>
+      </w:pPr>
+    </w:lvl>
+    <w:lvl w:ilvl="2" w:tplc="87DC6EE8">
+      <w:start w:val="1"/>
+      <w:numFmt w:val="bullet"/>
+      <w:lvlText w:val="■"/>
+      <w:lvlJc w:val="left"/>
+      <w:pPr>
+        <w:ind w:left="2160" w:hanging="360"/>
+      </w:pPr>
+    </w:lvl>
+    <w:lvl w:ilvl="3" w:tplc="1F72E400">
+      <w:start w:val="1"/>
+      <w:numFmt w:val="bullet"/>
+      <w:lvlText w:val="●"/>
+      <w:lvlJc w:val="left"/>
+      <w:pPr>
+        <w:ind w:left="2880" w:hanging="360"/>
+      </w:pPr>
+    </w:lvl>
+    <w:lvl w:ilvl="4" w:tplc="8A22DB3A">
+      <w:start w:val="1"/>
+      <w:numFmt w:val="bullet"/>
+      <w:lvlText w:val="○"/>
+      <w:lvlJc w:val="left"/>
+      <w:pPr>
+        <w:ind w:left="3600" w:hanging="360"/>
+      </w:pPr>
+    </w:lvl>
+    <w:lvl w:ilvl="5" w:tplc="FA843FE2">
+      <w:start w:val="1"/>
+      <w:numFmt w:val="bullet"/>
+      <w:lvlText w:val="■"/>
+      <w:lvlJc w:val="left"/>
+      <w:pPr>
+        <w:ind w:left="4320" w:hanging="360"/>
+      </w:pPr>
+    </w:lvl>
+    <w:lvl w:ilvl="6" w:tplc="12FCB100">
+      <w:start w:val="1"/>
+      <w:numFmt w:val="bullet"/>
+      <w:lvlText w:val="●"/>
+      <w:lvlJc w:val="left"/>
+      <w:pPr>
+        <w:ind w:left="5040" w:hanging="360"/>
+      </w:pPr>
+    </w:lvl>
+    <w:lvl w:ilvl="7" w:tplc="CC3A5E76">
+      <w:start w:val="1"/>
+      <w:numFmt w:val="bullet"/>
+      <w:lvlText w:val="●"/>
+      <w:lvlJc w:val="left"/>
+      <w:pPr>
+        <w:ind w:left="5760" w:hanging="360"/>
+      </w:pPr>
+    </w:lvl>
+    <w:lvl w:ilvl="8" w:tplc="5726D110">
+      <w:start w:val="1"/>
+      <w:numFmt w:val="bullet"/>
+      <w:lvlText w:val="●"/>
+      <w:lvlJc w:val="left"/>
+      <w:pPr>
+        <w:ind w:left="6480" w:hanging="360"/>
+      </w:pPr>
+    </w:lvl>
+  </w:abstractNum>
   <w:abstractNum w:abstractNumId="2" w15:restartNumberingAfterBreak="0">
-    <w:nsid w:val="58840E91"/>
+    <w:nsid w:val="717F7750"/>
     <w:multiLevelType w:val="hybridMultilevel"/>
-    <w:tmpl w:val="11F40982"/>
-    <w:lvl w:ilvl="0" w:tplc="FF8C531C">
+    <w:tmpl w:val="EE188D92"/>
+    <w:lvl w:ilvl="0" w:tplc="C6B6B532">
       <w:start w:val="1"/>
-      <w:numFmt w:val="decimal"/>
-      <w:lvlText w:val="%1."/>
+      <w:numFmt w:val="bullet"/>
+      <w:lvlText w:val="•"/>
       <w:lvlJc w:val="left"/>
       <w:pPr>
         <w:ind w:left="720" w:hanging="360"/>
       </w:pPr>
     </w:lvl>
-    <w:lvl w:ilvl="1" w:tplc="E1F8A79C">
+    <w:lvl w:ilvl="1" w:tplc="E7F8AD6C">
+      <w:start w:val="1"/>
+      <w:numFmt w:val="bullet"/>
+      <w:lvlText w:val="◦"/>
+      <w:lvlJc w:val="left"/>
+      <w:pPr>
+        <w:ind w:left="1080" w:hanging="360"/>
+      </w:pPr>
+    </w:lvl>
+    <w:lvl w:ilvl="2" w:tplc="91F2809A">
       <w:numFmt w:val="decimal"/>
       <w:lvlText w:val=""/>
       <w:lvlJc w:val="left"/>
     </w:lvl>
-    <w:lvl w:ilvl="2" w:tplc="A878840C">
+    <w:lvl w:ilvl="3" w:tplc="3CC85466">
       <w:numFmt w:val="decimal"/>
       <w:lvlText w:val=""/>
       <w:lvlJc w:val="left"/>
     </w:lvl>
-    <w:lvl w:ilvl="3" w:tplc="2E9A3404">
+    <w:lvl w:ilvl="4" w:tplc="4698B066">
       <w:numFmt w:val="decimal"/>
       <w:lvlText w:val=""/>
       <w:lvlJc w:val="left"/>
     </w:lvl>
-    <w:lvl w:ilvl="4" w:tplc="0EF40B9C">
+    <w:lvl w:ilvl="5" w:tplc="D05E665E">
       <w:numFmt w:val="decimal"/>
       <w:lvlText w:val=""/>
       <w:lvlJc w:val="left"/>
     </w:lvl>
-    <w:lvl w:ilvl="5" w:tplc="C6D0BA32">
+    <w:lvl w:ilvl="6" w:tplc="8FA64FA2">
       <w:numFmt w:val="decimal"/>
       <w:lvlText w:val=""/>
       <w:lvlJc w:val="left"/>
     </w:lvl>
-    <w:lvl w:ilvl="6" w:tplc="B12ED406">
+    <w:lvl w:ilvl="7" w:tplc="4B30FF02">
       <w:numFmt w:val="decimal"/>
       <w:lvlText w:val=""/>
       <w:lvlJc w:val="left"/>
     </w:lvl>
-    <w:lvl w:ilvl="7" w:tplc="67D4A8A4">
-      <w:numFmt w:val="decimal"/>
-      <w:lvlText w:val=""/>
-      <w:lvlJc w:val="left"/>
-    </w:lvl>
-    <w:lvl w:ilvl="8" w:tplc="2DD4A5CC">
+    <w:lvl w:ilvl="8" w:tplc="769C9B1A">
       <w:numFmt w:val="decimal"/>
       <w:lvlText w:val=""/>
       <w:lvlJc w:val="left"/>
     </w:lvl>
   </w:abstractNum>
   <w:num w:numId="1">
-    <w:abstractNumId w:val="0"/>
+    <w:abstractNumId w:val="1"/>
     <w:lvlOverride w:ilvl="0">
       <w:startOverride w:val="1"/>
     </w:lvlOverride>
   </w:num>
   <w:num w:numId="2">
-    <w:abstractNumId w:val="2"/>
+    <w:abstractNumId w:val="0"/>
     <w:lvlOverride w:ilvl="0">
       <w:startOverride w:val="1"/>
     </w:lvlOverride>
@@ -17392,7 +17123,7 @@
     <w:link w:val="EncabezadoCar"/>
     <w:uiPriority w:val="99"/>
     <w:unhideWhenUsed/>
-    <w:rsid w:val="0060447F"/>
+    <w:rsid w:val="00D44E7F"/>
     <w:pPr>
       <w:tabs>
         <w:tab w:val="center" w:pos="4419"/>
@@ -17405,7 +17136,7 @@
     <w:basedOn w:val="Fuentedeprrafopredeter"/>
     <w:link w:val="Encabezado"/>
     <w:uiPriority w:val="99"/>
-    <w:rsid w:val="0060447F"/>
+    <w:rsid w:val="00D44E7F"/>
   </w:style>
   <w:style w:type="paragraph" w:styleId="Piedepgina">
     <w:name w:val="footer"/>
@@ -17413,7 +17144,7 @@
     <w:link w:val="PiedepginaCar"/>
     <w:uiPriority w:val="99"/>
     <w:unhideWhenUsed/>
-    <w:rsid w:val="0060447F"/>
+    <w:rsid w:val="00D44E7F"/>
     <w:pPr>
       <w:tabs>
         <w:tab w:val="center" w:pos="4419"/>
@@ -17426,7 +17157,7 @@
     <w:basedOn w:val="Fuentedeprrafopredeter"/>
     <w:link w:val="Piedepgina"/>
     <w:uiPriority w:val="99"/>
-    <w:rsid w:val="0060447F"/>
+    <w:rsid w:val="00D44E7F"/>
   </w:style>
 </w:styles>
 </file>
